--- a/manual_assets/PASADA_Software_Manual_Guide.docx
+++ b/manual_assets/PASADA_Software_Manual_Guide.docx
@@ -55,46 +55,6 @@
         <w:t>The complete guide to the franchise registry system for municipal tricycle operators</w:t>
       </w:r>
     </w:p>
-    <w:p>
-      <w:pPr>
-        <w:jc w:val="center"/>
-      </w:pPr>
-      <w:r>
-        <w:drawing>
-          <wp:inline xmlns:a="http://schemas.openxmlformats.org/drawingml/2006/main" xmlns:pic="http://schemas.openxmlformats.org/drawingml/2006/picture">
-            <wp:extent cx="1224000" cy="1224000"/>
-            <wp:docPr id="1" name="Picture 1"/>
-            <wp:cNvGraphicFramePr>
-              <a:graphicFrameLocks noChangeAspect="1"/>
-            </wp:cNvGraphicFramePr>
-            <a:graphic>
-              <a:graphicData uri="http://schemas.openxmlformats.org/drawingml/2006/picture">
-                <pic:pic>
-                  <pic:nvPicPr>
-                    <pic:cNvPr id="0" name="TFRU.png"/>
-                    <pic:cNvPicPr/>
-                  </pic:nvPicPr>
-                  <pic:blipFill>
-                    <a:blip r:embed="rId9"/>
-                    <a:stretch>
-                      <a:fillRect/>
-                    </a:stretch>
-                  </pic:blipFill>
-                  <pic:spPr>
-                    <a:xfrm>
-                      <a:off x="0" y="0"/>
-                      <a:ext cx="1224000" cy="1224000"/>
-                    </a:xfrm>
-                    <a:prstGeom prst="rect"/>
-                  </pic:spPr>
-                </pic:pic>
-              </a:graphicData>
-            </a:graphic>
-          </wp:inline>
-        </w:drawing>
-      </w:r>
-    </w:p>
-    <w:p/>
     <w:p/>
     <w:p/>
     <w:p/>
@@ -1631,70 +1591,6 @@
     </w:p>
     <w:p>
       <w:pPr>
-        <w:spacing w:before="120" w:after="40"/>
-        <w:jc w:val="center"/>
-      </w:pPr>
-      <w:r>
-        <w:drawing>
-          <wp:inline xmlns:a="http://schemas.openxmlformats.org/drawingml/2006/main" xmlns:pic="http://schemas.openxmlformats.org/drawingml/2006/picture">
-            <wp:extent cx="5580000" cy="3487500"/>
-            <wp:docPr id="2" name="Picture 2"/>
-            <wp:cNvGraphicFramePr>
-              <a:graphicFrameLocks noChangeAspect="1"/>
-            </wp:cNvGraphicFramePr>
-            <a:graphic>
-              <a:graphicData uri="http://schemas.openxmlformats.org/drawingml/2006/picture">
-                <pic:pic>
-                  <pic:nvPicPr>
-                    <pic:cNvPr id="0" name="01_login.png"/>
-                    <pic:cNvPicPr/>
-                  </pic:nvPicPr>
-                  <pic:blipFill>
-                    <a:blip r:embed="rId10"/>
-                    <a:stretch>
-                      <a:fillRect/>
-                    </a:stretch>
-                  </pic:blipFill>
-                  <pic:spPr>
-                    <a:xfrm>
-                      <a:off x="0" y="0"/>
-                      <a:ext cx="5580000" cy="3487500"/>
-                    </a:xfrm>
-                    <a:prstGeom prst="rect"/>
-                  </pic:spPr>
-                </pic:pic>
-              </a:graphicData>
-            </a:graphic>
-          </wp:inline>
-        </w:drawing>
-      </w:r>
-    </w:p>
-    <w:p>
-      <w:pPr>
-        <w:spacing w:after="200"/>
-        <w:jc w:val="center"/>
-      </w:pPr>
-      <w:r>
-        <w:rPr>
-          <w:rFonts w:ascii="Arial" w:hAnsi="Arial" w:cs="Arial" w:eastAsia="Arial"/>
-          <w:b/>
-          <w:color w:val="1F3A5F"/>
-          <w:sz w:val="18"/>
-        </w:rPr>
-        <w:t xml:space="preserve">Figure 1. </w:t>
-      </w:r>
-      <w:r>
-        <w:rPr>
-          <w:rFonts w:ascii="Arial" w:hAnsi="Arial" w:cs="Arial" w:eastAsia="Arial"/>
-          <w:i/>
-          <w:color w:val="000000"/>
-          <w:sz w:val="18"/>
-        </w:rPr>
-        <w:t>The log-in screen. Everything starts here.</w:t>
-      </w:r>
-    </w:p>
-    <w:p>
-      <w:pPr>
         <w:spacing w:after="80" w:before="200"/>
       </w:pPr>
       <w:r>
@@ -1984,70 +1880,6 @@
     </w:p>
     <w:p>
       <w:pPr>
-        <w:spacing w:before="120" w:after="40"/>
-        <w:jc w:val="center"/>
-      </w:pPr>
-      <w:r>
-        <w:drawing>
-          <wp:inline xmlns:a="http://schemas.openxmlformats.org/drawingml/2006/main" xmlns:pic="http://schemas.openxmlformats.org/drawingml/2006/picture">
-            <wp:extent cx="5580000" cy="3487500"/>
-            <wp:docPr id="3" name="Picture 3"/>
-            <wp:cNvGraphicFramePr>
-              <a:graphicFrameLocks noChangeAspect="1"/>
-            </wp:cNvGraphicFramePr>
-            <a:graphic>
-              <a:graphicData uri="http://schemas.openxmlformats.org/drawingml/2006/picture">
-                <pic:pic>
-                  <pic:nvPicPr>
-                    <pic:cNvPr id="0" name="02_register.png"/>
-                    <pic:cNvPicPr/>
-                  </pic:nvPicPr>
-                  <pic:blipFill>
-                    <a:blip r:embed="rId11"/>
-                    <a:stretch>
-                      <a:fillRect/>
-                    </a:stretch>
-                  </pic:blipFill>
-                  <pic:spPr>
-                    <a:xfrm>
-                      <a:off x="0" y="0"/>
-                      <a:ext cx="5580000" cy="3487500"/>
-                    </a:xfrm>
-                    <a:prstGeom prst="rect"/>
-                  </pic:spPr>
-                </pic:pic>
-              </a:graphicData>
-            </a:graphic>
-          </wp:inline>
-        </w:drawing>
-      </w:r>
-    </w:p>
-    <w:p>
-      <w:pPr>
-        <w:spacing w:after="200"/>
-        <w:jc w:val="center"/>
-      </w:pPr>
-      <w:r>
-        <w:rPr>
-          <w:rFonts w:ascii="Arial" w:hAnsi="Arial" w:cs="Arial" w:eastAsia="Arial"/>
-          <w:b/>
-          <w:color w:val="1F3A5F"/>
-          <w:sz w:val="18"/>
-        </w:rPr>
-        <w:t xml:space="preserve">Figure 2. </w:t>
-      </w:r>
-      <w:r>
-        <w:rPr>
-          <w:rFonts w:ascii="Arial" w:hAnsi="Arial" w:cs="Arial" w:eastAsia="Arial"/>
-          <w:i/>
-          <w:color w:val="000000"/>
-          <w:sz w:val="18"/>
-        </w:rPr>
-        <w:t>First-run registration. This door closes once an account exists.</w:t>
-      </w:r>
-    </w:p>
-    <w:p>
-      <w:pPr>
         <w:spacing w:after="80" w:before="200"/>
       </w:pPr>
       <w:r>
@@ -2373,6 +2205,78 @@
         </w:tc>
       </w:tr>
     </w:tbl>
+    <w:p>
+      <w:pPr>
+        <w:spacing w:after="80" w:before="200"/>
+      </w:pPr>
+      <w:r>
+        <w:rPr>
+          <w:rFonts w:ascii="Arial" w:hAnsi="Arial" w:cs="Arial" w:eastAsia="Arial"/>
+          <w:b/>
+          <w:color w:val="1F3A5F"/>
+          <w:sz w:val="26"/>
+        </w:rPr>
+        <w:t>When the office has no admin at all</w:t>
+      </w:r>
+    </w:p>
+    <w:p>
+      <w:pPr>
+        <w:spacing w:after="120" w:before="0"/>
+      </w:pPr>
+      <w:r>
+        <w:rPr>
+          <w:rFonts w:ascii="Arial" w:hAnsi="Arial" w:cs="Arial" w:eastAsia="Arial"/>
+          <w:b w:val="0"/>
+          <w:i w:val="0"/>
+          <w:color w:val="000000"/>
+          <w:sz w:val="21"/>
+        </w:rPr>
+        <w:t>Some offices end up with working accounts but no admin: the one admin left, or the office's accounts arrived from another computer. PASADA has two self-service doors for this, and both close forever the moment an admin exists.</w:t>
+      </w:r>
+    </w:p>
+    <w:p>
+      <w:pPr>
+        <w:pStyle w:val="ListBullet"/>
+        <w:spacing w:after="60"/>
+      </w:pPr>
+      <w:r>
+        <w:rPr>
+          <w:rFonts w:ascii="Arial" w:hAnsi="Arial" w:cs="Arial" w:eastAsia="Arial"/>
+          <w:color w:val="000000"/>
+          <w:sz w:val="21"/>
+        </w:rPr>
+        <w:t>The one-time setup: while no admin exists, every signed-in account sees the Admin Console link in the sidebar. Opening it shows a panel that turns this account into the admin after you confirm your own password.</w:t>
+      </w:r>
+    </w:p>
+    <w:p>
+      <w:pPr>
+        <w:pStyle w:val="ListBullet"/>
+        <w:spacing w:after="60"/>
+      </w:pPr>
+      <w:r>
+        <w:rPr>
+          <w:rFonts w:ascii="Arial" w:hAnsi="Arial" w:cs="Arial" w:eastAsia="Arial"/>
+          <w:color w:val="000000"/>
+          <w:sz w:val="21"/>
+        </w:rPr>
+        <w:t>The recovery door: if nobody can sign in to reach that panel, a clerk who set security questions earlier can answer them at Forgot Password?. While no admin exists anywhere, a correct set of answers also makes that account the admin, not just reset the password.</w:t>
+      </w:r>
+    </w:p>
+    <w:p>
+      <w:pPr>
+        <w:spacing w:after="120" w:before="0"/>
+      </w:pPr>
+      <w:r>
+        <w:rPr>
+          <w:rFonts w:ascii="Arial" w:hAnsi="Arial" w:cs="Arial" w:eastAsia="Arial"/>
+          <w:b w:val="0"/>
+          <w:i w:val="0"/>
+          <w:color w:val="000000"/>
+          <w:sz w:val="21"/>
+        </w:rPr>
+        <w:t>Every promotion is written to the Activity History, and both doors shut permanently once an admin is in place. They cannot be used to mint a second admin behind the real one's back.</w:t>
+      </w:r>
+    </w:p>
     <w:p>
       <w:pPr>
         <w:spacing w:after="80" w:before="200"/>
@@ -2673,7 +2577,7 @@
                 <w:color w:val="000000"/>
                 <w:sz w:val="20"/>
               </w:rPr>
-              <w:t>Directly</w:t>
+              <w:t>Ticket; another admin approves, or direct with a typed reason if alone</w:t>
             </w:r>
           </w:p>
         </w:tc>
@@ -2720,7 +2624,7 @@
                 <w:color w:val="000000"/>
                 <w:sz w:val="20"/>
               </w:rPr>
-              <w:t>Approve or do directly</w:t>
+              <w:t>Ticket; another admin approves, or direct with a typed reason if alone</w:t>
             </w:r>
           </w:p>
         </w:tc>
@@ -2768,6 +2672,53 @@
                 <w:sz w:val="20"/>
               </w:rPr>
               <w:t>Yes</w:t>
+            </w:r>
+          </w:p>
+        </w:tc>
+      </w:tr>
+      <w:tr>
+        <w:tc>
+          <w:tcPr>
+            <w:tcW w:type="dxa" w:w="3118"/>
+          </w:tcPr>
+          <w:p>
+            <w:r>
+              <w:rPr>
+                <w:rFonts w:ascii="Arial" w:hAnsi="Arial" w:cs="Arial" w:eastAsia="Arial"/>
+                <w:color w:val="000000"/>
+                <w:sz w:val="20"/>
+              </w:rPr>
+              <w:t>Deactivate or reactivate an account</w:t>
+            </w:r>
+          </w:p>
+        </w:tc>
+        <w:tc>
+          <w:tcPr>
+            <w:tcW w:type="dxa" w:w="3118"/>
+          </w:tcPr>
+          <w:p>
+            <w:r>
+              <w:rPr>
+                <w:rFonts w:ascii="Arial" w:hAnsi="Arial" w:cs="Arial" w:eastAsia="Arial"/>
+                <w:color w:val="000000"/>
+                <w:sz w:val="20"/>
+              </w:rPr>
+              <w:t>No</w:t>
+            </w:r>
+          </w:p>
+        </w:tc>
+        <w:tc>
+          <w:tcPr>
+            <w:tcW w:type="dxa" w:w="3118"/>
+          </w:tcPr>
+          <w:p>
+            <w:r>
+              <w:rPr>
+                <w:rFonts w:ascii="Arial" w:hAnsi="Arial" w:cs="Arial" w:eastAsia="Arial"/>
+                <w:color w:val="000000"/>
+                <w:sz w:val="20"/>
+              </w:rPr>
+              <w:t>Ticket; another admin approves, or direct with a typed reason if alone</w:t>
             </w:r>
           </w:p>
         </w:tc>
@@ -2954,70 +2905,6 @@
           <w:sz w:val="21"/>
         </w:rPr>
         <w:t>The dashboard is the office at a glance. Open it any time from the sidebar. Everything updates on its own every few seconds.</w:t>
-      </w:r>
-    </w:p>
-    <w:p>
-      <w:pPr>
-        <w:spacing w:before="120" w:after="40"/>
-        <w:jc w:val="center"/>
-      </w:pPr>
-      <w:r>
-        <w:drawing>
-          <wp:inline xmlns:a="http://schemas.openxmlformats.org/drawingml/2006/main" xmlns:pic="http://schemas.openxmlformats.org/drawingml/2006/picture">
-            <wp:extent cx="5580000" cy="3487500"/>
-            <wp:docPr id="4" name="Picture 4"/>
-            <wp:cNvGraphicFramePr>
-              <a:graphicFrameLocks noChangeAspect="1"/>
-            </wp:cNvGraphicFramePr>
-            <a:graphic>
-              <a:graphicData uri="http://schemas.openxmlformats.org/drawingml/2006/picture">
-                <pic:pic>
-                  <pic:nvPicPr>
-                    <pic:cNvPr id="0" name="03_dashboard.png"/>
-                    <pic:cNvPicPr/>
-                  </pic:nvPicPr>
-                  <pic:blipFill>
-                    <a:blip r:embed="rId12"/>
-                    <a:stretch>
-                      <a:fillRect/>
-                    </a:stretch>
-                  </pic:blipFill>
-                  <pic:spPr>
-                    <a:xfrm>
-                      <a:off x="0" y="0"/>
-                      <a:ext cx="5580000" cy="3487500"/>
-                    </a:xfrm>
-                    <a:prstGeom prst="rect"/>
-                  </pic:spPr>
-                </pic:pic>
-              </a:graphicData>
-            </a:graphic>
-          </wp:inline>
-        </w:drawing>
-      </w:r>
-    </w:p>
-    <w:p>
-      <w:pPr>
-        <w:spacing w:after="200"/>
-        <w:jc w:val="center"/>
-      </w:pPr>
-      <w:r>
-        <w:rPr>
-          <w:rFonts w:ascii="Arial" w:hAnsi="Arial" w:cs="Arial" w:eastAsia="Arial"/>
-          <w:b/>
-          <w:color w:val="1F3A5F"/>
-          <w:sz w:val="18"/>
-        </w:rPr>
-        <w:t xml:space="preserve">Figure 3. </w:t>
-      </w:r>
-      <w:r>
-        <w:rPr>
-          <w:rFonts w:ascii="Arial" w:hAnsi="Arial" w:cs="Arial" w:eastAsia="Arial"/>
-          <w:i/>
-          <w:color w:val="000000"/>
-          <w:sz w:val="18"/>
-        </w:rPr>
-        <w:t>The dashboard: totals, volume charts, compliance ring, and route distribution.</w:t>
       </w:r>
     </w:p>
     <w:p>
@@ -3457,70 +3344,6 @@
           <w:sz w:val="21"/>
         </w:rPr>
         <w:t>Click the pin button beside a line to keep it at the top of your list.</w:t>
-      </w:r>
-    </w:p>
-    <w:p>
-      <w:pPr>
-        <w:spacing w:before="120" w:after="40"/>
-        <w:jc w:val="center"/>
-      </w:pPr>
-      <w:r>
-        <w:drawing>
-          <wp:inline xmlns:a="http://schemas.openxmlformats.org/drawingml/2006/main" xmlns:pic="http://schemas.openxmlformats.org/drawingml/2006/picture">
-            <wp:extent cx="5580000" cy="3487500"/>
-            <wp:docPr id="5" name="Picture 5"/>
-            <wp:cNvGraphicFramePr>
-              <a:graphicFrameLocks noChangeAspect="1"/>
-            </wp:cNvGraphicFramePr>
-            <a:graphic>
-              <a:graphicData uri="http://schemas.openxmlformats.org/drawingml/2006/picture">
-                <pic:pic>
-                  <pic:nvPicPr>
-                    <pic:cNvPr id="0" name="04_route_list.png"/>
-                    <pic:cNvPicPr/>
-                  </pic:nvPicPr>
-                  <pic:blipFill>
-                    <a:blip r:embed="rId13"/>
-                    <a:stretch>
-                      <a:fillRect/>
-                    </a:stretch>
-                  </pic:blipFill>
-                  <pic:spPr>
-                    <a:xfrm>
-                      <a:off x="0" y="0"/>
-                      <a:ext cx="5580000" cy="3487500"/>
-                    </a:xfrm>
-                    <a:prstGeom prst="rect"/>
-                  </pic:spPr>
-                </pic:pic>
-              </a:graphicData>
-            </a:graphic>
-          </wp:inline>
-        </w:drawing>
-      </w:r>
-    </w:p>
-    <w:p>
-      <w:pPr>
-        <w:spacing w:after="200"/>
-        <w:jc w:val="center"/>
-      </w:pPr>
-      <w:r>
-        <w:rPr>
-          <w:rFonts w:ascii="Arial" w:hAnsi="Arial" w:cs="Arial" w:eastAsia="Arial"/>
-          <w:b/>
-          <w:color w:val="1F3A5F"/>
-          <w:sz w:val="18"/>
-        </w:rPr>
-        <w:t xml:space="preserve">Figure 4. </w:t>
-      </w:r>
-      <w:r>
-        <w:rPr>
-          <w:rFonts w:ascii="Arial" w:hAnsi="Arial" w:cs="Arial" w:eastAsia="Arial"/>
-          <w:i/>
-          <w:color w:val="000000"/>
-          <w:sz w:val="18"/>
-        </w:rPr>
-        <w:t>A TODA line: search, sort, export, batch print, and Add Operator.</w:t>
       </w:r>
     </w:p>
     <w:p>
@@ -4415,70 +4238,6 @@
     </w:p>
     <w:p>
       <w:pPr>
-        <w:spacing w:before="120" w:after="40"/>
-        <w:jc w:val="center"/>
-      </w:pPr>
-      <w:r>
-        <w:drawing>
-          <wp:inline xmlns:a="http://schemas.openxmlformats.org/drawingml/2006/main" xmlns:pic="http://schemas.openxmlformats.org/drawingml/2006/picture">
-            <wp:extent cx="5580000" cy="3487500"/>
-            <wp:docPr id="6" name="Picture 6"/>
-            <wp:cNvGraphicFramePr>
-              <a:graphicFrameLocks noChangeAspect="1"/>
-            </wp:cNvGraphicFramePr>
-            <a:graphic>
-              <a:graphicData uri="http://schemas.openxmlformats.org/drawingml/2006/picture">
-                <pic:pic>
-                  <pic:nvPicPr>
-                    <pic:cNvPr id="0" name="05_search.png"/>
-                    <pic:cNvPicPr/>
-                  </pic:nvPicPr>
-                  <pic:blipFill>
-                    <a:blip r:embed="rId14"/>
-                    <a:stretch>
-                      <a:fillRect/>
-                    </a:stretch>
-                  </pic:blipFill>
-                  <pic:spPr>
-                    <a:xfrm>
-                      <a:off x="0" y="0"/>
-                      <a:ext cx="5580000" cy="3487500"/>
-                    </a:xfrm>
-                    <a:prstGeom prst="rect"/>
-                  </pic:spPr>
-                </pic:pic>
-              </a:graphicData>
-            </a:graphic>
-          </wp:inline>
-        </w:drawing>
-      </w:r>
-    </w:p>
-    <w:p>
-      <w:pPr>
-        <w:spacing w:after="200"/>
-        <w:jc w:val="center"/>
-      </w:pPr>
-      <w:r>
-        <w:rPr>
-          <w:rFonts w:ascii="Arial" w:hAnsi="Arial" w:cs="Arial" w:eastAsia="Arial"/>
-          <w:b/>
-          <w:color w:val="1F3A5F"/>
-          <w:sz w:val="18"/>
-        </w:rPr>
-        <w:t xml:space="preserve">Figure 5. </w:t>
-      </w:r>
-      <w:r>
-        <w:rPr>
-          <w:rFonts w:ascii="Arial" w:hAnsi="Arial" w:cs="Arial" w:eastAsia="Arial"/>
-          <w:i/>
-          <w:color w:val="000000"/>
-          <w:sz w:val="18"/>
-        </w:rPr>
-        <w:t>Search across every line at once. Press / on any page to jump here.</w:t>
-      </w:r>
-    </w:p>
-    <w:p>
-      <w:pPr>
         <w:spacing w:after="80" w:before="200"/>
       </w:pPr>
       <w:r>
@@ -4643,70 +4402,6 @@
           <w:sz w:val="21"/>
         </w:rPr>
         <w:t>The Activity History page lists every change made in PASADA: log-ins, edits, renewals, deletions, restorations, exports, prints, account changes, ticket approvals. Each line shows when it happened, who did it, the action, the record it touched, and the details including old and new values.</w:t>
-      </w:r>
-    </w:p>
-    <w:p>
-      <w:pPr>
-        <w:spacing w:before="120" w:after="40"/>
-        <w:jc w:val="center"/>
-      </w:pPr>
-      <w:r>
-        <w:drawing>
-          <wp:inline xmlns:a="http://schemas.openxmlformats.org/drawingml/2006/main" xmlns:pic="http://schemas.openxmlformats.org/drawingml/2006/picture">
-            <wp:extent cx="5580000" cy="3487500"/>
-            <wp:docPr id="7" name="Picture 7"/>
-            <wp:cNvGraphicFramePr>
-              <a:graphicFrameLocks noChangeAspect="1"/>
-            </wp:cNvGraphicFramePr>
-            <a:graphic>
-              <a:graphicData uri="http://schemas.openxmlformats.org/drawingml/2006/picture">
-                <pic:pic>
-                  <pic:nvPicPr>
-                    <pic:cNvPr id="0" name="06_activity.png"/>
-                    <pic:cNvPicPr/>
-                  </pic:nvPicPr>
-                  <pic:blipFill>
-                    <a:blip r:embed="rId15"/>
-                    <a:stretch>
-                      <a:fillRect/>
-                    </a:stretch>
-                  </pic:blipFill>
-                  <pic:spPr>
-                    <a:xfrm>
-                      <a:off x="0" y="0"/>
-                      <a:ext cx="5580000" cy="3487500"/>
-                    </a:xfrm>
-                    <a:prstGeom prst="rect"/>
-                  </pic:spPr>
-                </pic:pic>
-              </a:graphicData>
-            </a:graphic>
-          </wp:inline>
-        </w:drawing>
-      </w:r>
-    </w:p>
-    <w:p>
-      <w:pPr>
-        <w:spacing w:after="200"/>
-        <w:jc w:val="center"/>
-      </w:pPr>
-      <w:r>
-        <w:rPr>
-          <w:rFonts w:ascii="Arial" w:hAnsi="Arial" w:cs="Arial" w:eastAsia="Arial"/>
-          <w:b/>
-          <w:color w:val="1F3A5F"/>
-          <w:sz w:val="18"/>
-        </w:rPr>
-        <w:t xml:space="preserve">Figure 6. </w:t>
-      </w:r>
-      <w:r>
-        <w:rPr>
-          <w:rFonts w:ascii="Arial" w:hAnsi="Arial" w:cs="Arial" w:eastAsia="Arial"/>
-          <w:i/>
-          <w:color w:val="000000"/>
-          <w:sz w:val="18"/>
-        </w:rPr>
-        <w:t>Activity History: the office's complete record of changes.</w:t>
       </w:r>
     </w:p>
     <w:p>
@@ -5012,70 +4707,6 @@
     </w:p>
     <w:p>
       <w:pPr>
-        <w:spacing w:before="120" w:after="40"/>
-        <w:jc w:val="center"/>
-      </w:pPr>
-      <w:r>
-        <w:drawing>
-          <wp:inline xmlns:a="http://schemas.openxmlformats.org/drawingml/2006/main" xmlns:pic="http://schemas.openxmlformats.org/drawingml/2006/picture">
-            <wp:extent cx="5580000" cy="3487500"/>
-            <wp:docPr id="8" name="Picture 8"/>
-            <wp:cNvGraphicFramePr>
-              <a:graphicFrameLocks noChangeAspect="1"/>
-            </wp:cNvGraphicFramePr>
-            <a:graphic>
-              <a:graphicData uri="http://schemas.openxmlformats.org/drawingml/2006/picture">
-                <pic:pic>
-                  <pic:nvPicPr>
-                    <pic:cNvPr id="0" name="07_inactive.png"/>
-                    <pic:cNvPicPr/>
-                  </pic:nvPicPr>
-                  <pic:blipFill>
-                    <a:blip r:embed="rId16"/>
-                    <a:stretch>
-                      <a:fillRect/>
-                    </a:stretch>
-                  </pic:blipFill>
-                  <pic:spPr>
-                    <a:xfrm>
-                      <a:off x="0" y="0"/>
-                      <a:ext cx="5580000" cy="3487500"/>
-                    </a:xfrm>
-                    <a:prstGeom prst="rect"/>
-                  </pic:spPr>
-                </pic:pic>
-              </a:graphicData>
-            </a:graphic>
-          </wp:inline>
-        </w:drawing>
-      </w:r>
-    </w:p>
-    <w:p>
-      <w:pPr>
-        <w:spacing w:after="200"/>
-        <w:jc w:val="center"/>
-      </w:pPr>
-      <w:r>
-        <w:rPr>
-          <w:rFonts w:ascii="Arial" w:hAnsi="Arial" w:cs="Arial" w:eastAsia="Arial"/>
-          <w:b/>
-          <w:color w:val="1F3A5F"/>
-          <w:sz w:val="18"/>
-        </w:rPr>
-        <w:t xml:space="preserve">Figure 7. </w:t>
-      </w:r>
-      <w:r>
-        <w:rPr>
-          <w:rFonts w:ascii="Arial" w:hAnsi="Arial" w:cs="Arial" w:eastAsia="Arial"/>
-          <w:i/>
-          <w:color w:val="000000"/>
-          <w:sz w:val="18"/>
-        </w:rPr>
-        <w:t>Inactive operators: candidates for reassignment.</w:t>
-      </w:r>
-    </w:p>
-    <w:p>
-      <w:pPr>
         <w:spacing w:after="80" w:before="200"/>
       </w:pPr>
       <w:r>
@@ -5201,70 +4832,6 @@
           <w:sz w:val="21"/>
         </w:rPr>
         <w:t>Click Import. A summary reports rows added, updated, or skipped, and any row-level errors.</w:t>
-      </w:r>
-    </w:p>
-    <w:p>
-      <w:pPr>
-        <w:spacing w:before="120" w:after="40"/>
-        <w:jc w:val="center"/>
-      </w:pPr>
-      <w:r>
-        <w:drawing>
-          <wp:inline xmlns:a="http://schemas.openxmlformats.org/drawingml/2006/main" xmlns:pic="http://schemas.openxmlformats.org/drawingml/2006/picture">
-            <wp:extent cx="5580000" cy="3487500"/>
-            <wp:docPr id="9" name="Picture 9"/>
-            <wp:cNvGraphicFramePr>
-              <a:graphicFrameLocks noChangeAspect="1"/>
-            </wp:cNvGraphicFramePr>
-            <a:graphic>
-              <a:graphicData uri="http://schemas.openxmlformats.org/drawingml/2006/picture">
-                <pic:pic>
-                  <pic:nvPicPr>
-                    <pic:cNvPr id="0" name="08_import.png"/>
-                    <pic:cNvPicPr/>
-                  </pic:nvPicPr>
-                  <pic:blipFill>
-                    <a:blip r:embed="rId17"/>
-                    <a:stretch>
-                      <a:fillRect/>
-                    </a:stretch>
-                  </pic:blipFill>
-                  <pic:spPr>
-                    <a:xfrm>
-                      <a:off x="0" y="0"/>
-                      <a:ext cx="5580000" cy="3487500"/>
-                    </a:xfrm>
-                    <a:prstGeom prst="rect"/>
-                  </pic:spPr>
-                </pic:pic>
-              </a:graphicData>
-            </a:graphic>
-          </wp:inline>
-        </w:drawing>
-      </w:r>
-    </w:p>
-    <w:p>
-      <w:pPr>
-        <w:spacing w:after="200"/>
-        <w:jc w:val="center"/>
-      </w:pPr>
-      <w:r>
-        <w:rPr>
-          <w:rFonts w:ascii="Arial" w:hAnsi="Arial" w:cs="Arial" w:eastAsia="Arial"/>
-          <w:b/>
-          <w:color w:val="1F3A5F"/>
-          <w:sz w:val="18"/>
-        </w:rPr>
-        <w:t xml:space="preserve">Figure 8. </w:t>
-      </w:r>
-      <w:r>
-        <w:rPr>
-          <w:rFonts w:ascii="Arial" w:hAnsi="Arial" w:cs="Arial" w:eastAsia="Arial"/>
-          <w:i/>
-          <w:color w:val="000000"/>
-          <w:sz w:val="18"/>
-        </w:rPr>
-        <w:t>Import Records: pick the file, check the preview, confirm.</w:t>
       </w:r>
     </w:p>
     <w:p>
@@ -5391,70 +4958,6 @@
           <w:bottom w:val="single" w:sz="12" w:space="1" w:color="1F3A5F"/>
         </w:pBdr>
       </w:pPr>
-    </w:p>
-    <w:p>
-      <w:pPr>
-        <w:spacing w:before="120" w:after="40"/>
-        <w:jc w:val="center"/>
-      </w:pPr>
-      <w:r>
-        <w:drawing>
-          <wp:inline xmlns:a="http://schemas.openxmlformats.org/drawingml/2006/main" xmlns:pic="http://schemas.openxmlformats.org/drawingml/2006/picture">
-            <wp:extent cx="5580000" cy="3487500"/>
-            <wp:docPr id="10" name="Picture 10"/>
-            <wp:cNvGraphicFramePr>
-              <a:graphicFrameLocks noChangeAspect="1"/>
-            </wp:cNvGraphicFramePr>
-            <a:graphic>
-              <a:graphicData uri="http://schemas.openxmlformats.org/drawingml/2006/picture">
-                <pic:pic>
-                  <pic:nvPicPr>
-                    <pic:cNvPr id="0" name="09_settings.png"/>
-                    <pic:cNvPicPr/>
-                  </pic:nvPicPr>
-                  <pic:blipFill>
-                    <a:blip r:embed="rId18"/>
-                    <a:stretch>
-                      <a:fillRect/>
-                    </a:stretch>
-                  </pic:blipFill>
-                  <pic:spPr>
-                    <a:xfrm>
-                      <a:off x="0" y="0"/>
-                      <a:ext cx="5580000" cy="3487500"/>
-                    </a:xfrm>
-                    <a:prstGeom prst="rect"/>
-                  </pic:spPr>
-                </pic:pic>
-              </a:graphicData>
-            </a:graphic>
-          </wp:inline>
-        </w:drawing>
-      </w:r>
-    </w:p>
-    <w:p>
-      <w:pPr>
-        <w:spacing w:after="200"/>
-        <w:jc w:val="center"/>
-      </w:pPr>
-      <w:r>
-        <w:rPr>
-          <w:rFonts w:ascii="Arial" w:hAnsi="Arial" w:cs="Arial" w:eastAsia="Arial"/>
-          <w:b/>
-          <w:color w:val="1F3A5F"/>
-          <w:sz w:val="18"/>
-        </w:rPr>
-        <w:t xml:space="preserve">Figure 9. </w:t>
-      </w:r>
-      <w:r>
-        <w:rPr>
-          <w:rFonts w:ascii="Arial" w:hAnsi="Arial" w:cs="Arial" w:eastAsia="Arial"/>
-          <w:i/>
-          <w:color w:val="000000"/>
-          <w:sz w:val="18"/>
-        </w:rPr>
-        <w:t>Settings: office details, preferences, security, backups, updates.</w:t>
-      </w:r>
     </w:p>
     <w:p>
       <w:pPr>
@@ -5703,7 +5206,7 @@
           <w:color w:val="1F3A5F"/>
           <w:sz w:val="26"/>
         </w:rPr>
-        <w:t>Recovery questions</w:t>
+        <w:t>Deactivating an account (admin)</w:t>
       </w:r>
     </w:p>
     <w:p>
@@ -5718,7 +5221,169 @@
           <w:color w:val="000000"/>
           <w:sz w:val="21"/>
         </w:rPr>
-        <w:t>Set or change your three security questions here. Answer honestly; these are your spare key. Answers are stored in secret form and never leave this computer.</w:t>
+        <w:t>When a clerk leaves the office, deactivate the account instead of deleting it. The account table in Security (and in the Admin Console's Administrative tab) shows every account with a Status column and a Deactivate button. Click it, confirm, and the account can no longer sign in on any office computer, even with the right password. Everything the person did stays: records, certificates, and their Activity History entries keep their name.</w:t>
+      </w:r>
+    </w:p>
+    <w:p>
+      <w:pPr>
+        <w:spacing w:after="80"/>
+        <w:ind w:left="340"/>
+      </w:pPr>
+      <w:r>
+        <w:rPr>
+          <w:rFonts w:ascii="Arial" w:hAnsi="Arial" w:cs="Arial" w:eastAsia="Arial"/>
+          <w:b/>
+          <w:color w:val="1F3A5F"/>
+          <w:sz w:val="21"/>
+        </w:rPr>
+        <w:t xml:space="preserve">1.  </w:t>
+      </w:r>
+      <w:r>
+        <w:rPr>
+          <w:rFonts w:ascii="Arial" w:hAnsi="Arial" w:cs="Arial" w:eastAsia="Arial"/>
+          <w:color w:val="000000"/>
+          <w:sz w:val="21"/>
+        </w:rPr>
+        <w:t>Open Settings &gt; Security (or Admin Console &gt; Administrative).</w:t>
+      </w:r>
+    </w:p>
+    <w:p>
+      <w:pPr>
+        <w:spacing w:after="80"/>
+        <w:ind w:left="340"/>
+      </w:pPr>
+      <w:r>
+        <w:rPr>
+          <w:rFonts w:ascii="Arial" w:hAnsi="Arial" w:cs="Arial" w:eastAsia="Arial"/>
+          <w:b/>
+          <w:color w:val="1F3A5F"/>
+          <w:sz w:val="21"/>
+        </w:rPr>
+        <w:t xml:space="preserve">2.  </w:t>
+      </w:r>
+      <w:r>
+        <w:rPr>
+          <w:rFonts w:ascii="Arial" w:hAnsi="Arial" w:cs="Arial" w:eastAsia="Arial"/>
+          <w:color w:val="000000"/>
+          <w:sz w:val="21"/>
+        </w:rPr>
+        <w:t>Find the person in the account table. Their row shows Active.</w:t>
+      </w:r>
+    </w:p>
+    <w:p>
+      <w:pPr>
+        <w:spacing w:after="80"/>
+        <w:ind w:left="340"/>
+      </w:pPr>
+      <w:r>
+        <w:rPr>
+          <w:rFonts w:ascii="Arial" w:hAnsi="Arial" w:cs="Arial" w:eastAsia="Arial"/>
+          <w:b/>
+          <w:color w:val="1F3A5F"/>
+          <w:sz w:val="21"/>
+        </w:rPr>
+        <w:t xml:space="preserve">3.  </w:t>
+      </w:r>
+      <w:r>
+        <w:rPr>
+          <w:rFonts w:ascii="Arial" w:hAnsi="Arial" w:cs="Arial" w:eastAsia="Arial"/>
+          <w:color w:val="000000"/>
+          <w:sz w:val="21"/>
+        </w:rPr>
+        <w:t>Click Deactivate and read the confirmation window. Click OK.</w:t>
+      </w:r>
+    </w:p>
+    <w:p>
+      <w:pPr>
+        <w:spacing w:after="80"/>
+        <w:ind w:left="340"/>
+      </w:pPr>
+      <w:r>
+        <w:rPr>
+          <w:rFonts w:ascii="Arial" w:hAnsi="Arial" w:cs="Arial" w:eastAsia="Arial"/>
+          <w:b/>
+          <w:color w:val="1F3A5F"/>
+          <w:sz w:val="21"/>
+        </w:rPr>
+        <w:t xml:space="preserve">4.  </w:t>
+      </w:r>
+      <w:r>
+        <w:rPr>
+          <w:rFonts w:ascii="Arial" w:hAnsi="Arial" w:cs="Arial" w:eastAsia="Arial"/>
+          <w:color w:val="000000"/>
+          <w:sz w:val="21"/>
+        </w:rPr>
+        <w:t>The row turns to Deactivated and the button becomes Reactivate.</w:t>
+      </w:r>
+    </w:p>
+    <w:p>
+      <w:pPr>
+        <w:pStyle w:val="ListBullet"/>
+        <w:spacing w:after="60"/>
+      </w:pPr>
+      <w:r>
+        <w:rPr>
+          <w:rFonts w:ascii="Arial" w:hAnsi="Arial" w:cs="Arial" w:eastAsia="Arial"/>
+          <w:color w:val="000000"/>
+          <w:sz w:val="21"/>
+        </w:rPr>
+        <w:t>A deactivated account cannot sign in, and even a computer where they are already signed in loses access on the very next click.</w:t>
+      </w:r>
+    </w:p>
+    <w:p>
+      <w:pPr>
+        <w:pStyle w:val="ListBullet"/>
+        <w:spacing w:after="60"/>
+      </w:pPr>
+      <w:r>
+        <w:rPr>
+          <w:rFonts w:ascii="Arial" w:hAnsi="Arial" w:cs="Arial" w:eastAsia="Arial"/>
+          <w:color w:val="000000"/>
+          <w:sz w:val="21"/>
+        </w:rPr>
+        <w:t>Deactivation spreads to every office computer automatically through sync.</w:t>
+      </w:r>
+    </w:p>
+    <w:p>
+      <w:pPr>
+        <w:pStyle w:val="ListBullet"/>
+        <w:spacing w:after="60"/>
+      </w:pPr>
+      <w:r>
+        <w:rPr>
+          <w:rFonts w:ascii="Arial" w:hAnsi="Arial" w:cs="Arial" w:eastAsia="Arial"/>
+          <w:color w:val="000000"/>
+          <w:sz w:val="21"/>
+        </w:rPr>
+        <w:t>Changed your mind? Click Reactivate. The account signs in as before.</w:t>
+      </w:r>
+    </w:p>
+    <w:p>
+      <w:pPr>
+        <w:pStyle w:val="ListBullet"/>
+        <w:spacing w:after="60"/>
+      </w:pPr>
+      <w:r>
+        <w:rPr>
+          <w:rFonts w:ascii="Arial" w:hAnsi="Arial" w:cs="Arial" w:eastAsia="Arial"/>
+          <w:color w:val="000000"/>
+          <w:sz w:val="21"/>
+        </w:rPr>
+        <w:t>You cannot deactivate the account you are signed in with; PASADA blocks it. This also guarantees the office always keeps at least one working admin.</w:t>
+      </w:r>
+    </w:p>
+    <w:p>
+      <w:pPr>
+        <w:pStyle w:val="ListBullet"/>
+        <w:spacing w:after="60"/>
+      </w:pPr>
+      <w:r>
+        <w:rPr>
+          <w:rFonts w:ascii="Arial" w:hAnsi="Arial" w:cs="Arial" w:eastAsia="Arial"/>
+          <w:color w:val="000000"/>
+          <w:sz w:val="21"/>
+        </w:rPr>
+        <w:t>Every deactivation and reactivation is written to the Activity History.</w:t>
       </w:r>
     </w:p>
     <w:p>
@@ -5732,7 +5397,7 @@
           <w:color w:val="1F3A5F"/>
           <w:sz w:val="26"/>
         </w:rPr>
-        <w:t>Full Database Backup</w:t>
+        <w:t>Recovery questions</w:t>
       </w:r>
     </w:p>
     <w:p>
@@ -5747,7 +5412,7 @@
           <w:color w:val="000000"/>
           <w:sz w:val="21"/>
         </w:rPr>
-        <w:t>Download an exact copy of the whole registry as one .db file. Save one before big cleanups, before imports, and regularly anyway. PASADA also takes its own nightly backup; see Chapter 8.</w:t>
+        <w:t>Set or change your three security questions here. Answer honestly; these are your spare key. Answers are stored in secret form and never leave this computer.</w:t>
       </w:r>
     </w:p>
     <w:p>
@@ -5761,7 +5426,7 @@
           <w:color w:val="1F3A5F"/>
           <w:sz w:val="26"/>
         </w:rPr>
-        <w:t>Updates</w:t>
+        <w:t>Full Database Backup</w:t>
       </w:r>
     </w:p>
     <w:p>
@@ -5776,6 +5441,35 @@
           <w:color w:val="000000"/>
           <w:sz w:val="21"/>
         </w:rPr>
+        <w:t>Download an exact copy of the whole registry as one .db file. Save one before big cleanups, before imports, and regularly anyway. PASADA also takes its own nightly backup; see Chapter 8.</w:t>
+      </w:r>
+    </w:p>
+    <w:p>
+      <w:pPr>
+        <w:spacing w:after="80" w:before="200"/>
+      </w:pPr>
+      <w:r>
+        <w:rPr>
+          <w:rFonts w:ascii="Arial" w:hAnsi="Arial" w:cs="Arial" w:eastAsia="Arial"/>
+          <w:b/>
+          <w:color w:val="1F3A5F"/>
+          <w:sz w:val="26"/>
+        </w:rPr>
+        <w:t>Updates</w:t>
+      </w:r>
+    </w:p>
+    <w:p>
+      <w:pPr>
+        <w:spacing w:after="120" w:before="0"/>
+      </w:pPr>
+      <w:r>
+        <w:rPr>
+          <w:rFonts w:ascii="Arial" w:hAnsi="Arial" w:cs="Arial" w:eastAsia="Arial"/>
+          <w:b w:val="0"/>
+          <w:i w:val="0"/>
+          <w:color w:val="000000"/>
+          <w:sz w:val="21"/>
+        </w:rPr>
         <w:t>PASADA checks for new versions automatically and shows a prompt when one is ready. Click Install. The updater verifies the release signature before installing anything. If the office has no internet, updates wait; the program keeps working fully offline.</w:t>
       </w:r>
     </w:p>
@@ -5823,70 +5517,6 @@
     </w:p>
     <w:p>
       <w:pPr>
-        <w:spacing w:before="120" w:after="40"/>
-        <w:jc w:val="center"/>
-      </w:pPr>
-      <w:r>
-        <w:drawing>
-          <wp:inline xmlns:a="http://schemas.openxmlformats.org/drawingml/2006/main" xmlns:pic="http://schemas.openxmlformats.org/drawingml/2006/picture">
-            <wp:extent cx="5580000" cy="3487500"/>
-            <wp:docPr id="11" name="Picture 11"/>
-            <wp:cNvGraphicFramePr>
-              <a:graphicFrameLocks noChangeAspect="1"/>
-            </wp:cNvGraphicFramePr>
-            <a:graphic>
-              <a:graphicData uri="http://schemas.openxmlformats.org/drawingml/2006/picture">
-                <pic:pic>
-                  <pic:nvPicPr>
-                    <pic:cNvPr id="0" name="10_admin_gate.png"/>
-                    <pic:cNvPicPr/>
-                  </pic:nvPicPr>
-                  <pic:blipFill>
-                    <a:blip r:embed="rId19"/>
-                    <a:stretch>
-                      <a:fillRect/>
-                    </a:stretch>
-                  </pic:blipFill>
-                  <pic:spPr>
-                    <a:xfrm>
-                      <a:off x="0" y="0"/>
-                      <a:ext cx="5580000" cy="3487500"/>
-                    </a:xfrm>
-                    <a:prstGeom prst="rect"/>
-                  </pic:spPr>
-                </pic:pic>
-              </a:graphicData>
-            </a:graphic>
-          </wp:inline>
-        </w:drawing>
-      </w:r>
-    </w:p>
-    <w:p>
-      <w:pPr>
-        <w:spacing w:after="200"/>
-        <w:jc w:val="center"/>
-      </w:pPr>
-      <w:r>
-        <w:rPr>
-          <w:rFonts w:ascii="Arial" w:hAnsi="Arial" w:cs="Arial" w:eastAsia="Arial"/>
-          <w:b/>
-          <w:color w:val="1F3A5F"/>
-          <w:sz w:val="18"/>
-        </w:rPr>
-        <w:t xml:space="preserve">Figure 10. </w:t>
-      </w:r>
-      <w:r>
-        <w:rPr>
-          <w:rFonts w:ascii="Arial" w:hAnsi="Arial" w:cs="Arial" w:eastAsia="Arial"/>
-          <w:i/>
-          <w:color w:val="000000"/>
-          <w:sz w:val="18"/>
-        </w:rPr>
-        <w:t>Non-admins see this refusal screen instead of the console.</w:t>
-      </w:r>
-    </w:p>
-    <w:p>
-      <w:pPr>
         <w:spacing w:after="80" w:before="200"/>
       </w:pPr>
       <w:r>
@@ -5916,70 +5546,6 @@
     </w:p>
     <w:p>
       <w:pPr>
-        <w:spacing w:before="120" w:after="40"/>
-        <w:jc w:val="center"/>
-      </w:pPr>
-      <w:r>
-        <w:drawing>
-          <wp:inline xmlns:a="http://schemas.openxmlformats.org/drawingml/2006/main" xmlns:pic="http://schemas.openxmlformats.org/drawingml/2006/picture">
-            <wp:extent cx="5580000" cy="3487500"/>
-            <wp:docPr id="12" name="Picture 12"/>
-            <wp:cNvGraphicFramePr>
-              <a:graphicFrameLocks noChangeAspect="1"/>
-            </wp:cNvGraphicFramePr>
-            <a:graphic>
-              <a:graphicData uri="http://schemas.openxmlformats.org/drawingml/2006/picture">
-                <pic:pic>
-                  <pic:nvPicPr>
-                    <pic:cNvPr id="0" name="11_admin_console.png"/>
-                    <pic:cNvPicPr/>
-                  </pic:nvPicPr>
-                  <pic:blipFill>
-                    <a:blip r:embed="rId20"/>
-                    <a:stretch>
-                      <a:fillRect/>
-                    </a:stretch>
-                  </pic:blipFill>
-                  <pic:spPr>
-                    <a:xfrm>
-                      <a:off x="0" y="0"/>
-                      <a:ext cx="5580000" cy="3487500"/>
-                    </a:xfrm>
-                    <a:prstGeom prst="rect"/>
-                  </pic:spPr>
-                </pic:pic>
-              </a:graphicData>
-            </a:graphic>
-          </wp:inline>
-        </w:drawing>
-      </w:r>
-    </w:p>
-    <w:p>
-      <w:pPr>
-        <w:spacing w:after="200"/>
-        <w:jc w:val="center"/>
-      </w:pPr>
-      <w:r>
-        <w:rPr>
-          <w:rFonts w:ascii="Arial" w:hAnsi="Arial" w:cs="Arial" w:eastAsia="Arial"/>
-          <w:b/>
-          <w:color w:val="1F3A5F"/>
-          <w:sz w:val="18"/>
-        </w:rPr>
-        <w:t xml:space="preserve">Figure 11. </w:t>
-      </w:r>
-      <w:r>
-        <w:rPr>
-          <w:rFonts w:ascii="Arial" w:hAnsi="Arial" w:cs="Arial" w:eastAsia="Arial"/>
-          <w:i/>
-          <w:color w:val="000000"/>
-          <w:sz w:val="18"/>
-        </w:rPr>
-        <w:t>The Admin Console: four tabs, one place for everything admin.</w:t>
-      </w:r>
-    </w:p>
-    <w:p>
-      <w:pPr>
         <w:spacing w:after="80" w:before="200"/>
       </w:pPr>
       <w:r>
@@ -6038,66 +5604,17 @@
     </w:p>
     <w:p>
       <w:pPr>
-        <w:spacing w:before="120" w:after="40"/>
-        <w:jc w:val="center"/>
-      </w:pPr>
-      <w:r>
-        <w:drawing>
-          <wp:inline xmlns:a="http://schemas.openxmlformats.org/drawingml/2006/main" xmlns:pic="http://schemas.openxmlformats.org/drawingml/2006/picture">
-            <wp:extent cx="5580000" cy="3487500"/>
-            <wp:docPr id="13" name="Picture 13"/>
-            <wp:cNvGraphicFramePr>
-              <a:graphicFrameLocks noChangeAspect="1"/>
-            </wp:cNvGraphicFramePr>
-            <a:graphic>
-              <a:graphicData uri="http://schemas.openxmlformats.org/drawingml/2006/picture">
-                <pic:pic>
-                  <pic:nvPicPr>
-                    <pic:cNvPr id="0" name="11_admin_console.png"/>
-                    <pic:cNvPicPr/>
-                  </pic:nvPicPr>
-                  <pic:blipFill>
-                    <a:blip r:embed="rId20"/>
-                    <a:stretch>
-                      <a:fillRect/>
-                    </a:stretch>
-                  </pic:blipFill>
-                  <pic:spPr>
-                    <a:xfrm>
-                      <a:off x="0" y="0"/>
-                      <a:ext cx="5580000" cy="3487500"/>
-                    </a:xfrm>
-                    <a:prstGeom prst="rect"/>
-                  </pic:spPr>
-                </pic:pic>
-              </a:graphicData>
-            </a:graphic>
-          </wp:inline>
-        </w:drawing>
-      </w:r>
-    </w:p>
-    <w:p>
-      <w:pPr>
-        <w:spacing w:after="200"/>
-        <w:jc w:val="center"/>
-      </w:pPr>
-      <w:r>
-        <w:rPr>
-          <w:rFonts w:ascii="Arial" w:hAnsi="Arial" w:cs="Arial" w:eastAsia="Arial"/>
-          <w:b/>
-          <w:color w:val="1F3A5F"/>
-          <w:sz w:val="18"/>
-        </w:rPr>
-        <w:t xml:space="preserve">Figure 12. </w:t>
-      </w:r>
-      <w:r>
-        <w:rPr>
-          <w:rFonts w:ascii="Arial" w:hAnsi="Arial" w:cs="Arial" w:eastAsia="Arial"/>
-          <w:i/>
+        <w:spacing w:after="120" w:before="0"/>
+      </w:pPr>
+      <w:r>
+        <w:rPr>
+          <w:rFonts w:ascii="Arial" w:hAnsi="Arial" w:cs="Arial" w:eastAsia="Arial"/>
+          <w:b w:val="0"/>
+          <w:i w:val="0"/>
           <w:color w:val="000000"/>
-          <w:sz w:val="18"/>
-        </w:rPr>
-        <w:t>The Approvals tab: nothing big happens without a yes here.</w:t>
+          <w:sz w:val="21"/>
+        </w:rPr>
+        <w:t>The two-key rule covers the Admin too. Deleting a route, renaming a route, restoring deleted records, and deactivating an account always become tickets, even when an Admin clicks them. Nobody can approve their own request. The one exception: an office with a single active Admin executes right away, but must type a reason, and the audit log records it. Every office always keeps at least one working Admin.</w:t>
       </w:r>
     </w:p>
     <w:p>
@@ -6258,70 +5775,6 @@
           <w:sz w:val="26"/>
         </w:rPr>
         <w:t>Technical tab: system health in plain words</w:t>
-      </w:r>
-    </w:p>
-    <w:p>
-      <w:pPr>
-        <w:spacing w:before="120" w:after="40"/>
-        <w:jc w:val="center"/>
-      </w:pPr>
-      <w:r>
-        <w:drawing>
-          <wp:inline xmlns:a="http://schemas.openxmlformats.org/drawingml/2006/main" xmlns:pic="http://schemas.openxmlformats.org/drawingml/2006/picture">
-            <wp:extent cx="5580000" cy="3487500"/>
-            <wp:docPr id="14" name="Picture 14"/>
-            <wp:cNvGraphicFramePr>
-              <a:graphicFrameLocks noChangeAspect="1"/>
-            </wp:cNvGraphicFramePr>
-            <a:graphic>
-              <a:graphicData uri="http://schemas.openxmlformats.org/drawingml/2006/picture">
-                <pic:pic>
-                  <pic:nvPicPr>
-                    <pic:cNvPr id="0" name="11_admin_console.png"/>
-                    <pic:cNvPicPr/>
-                  </pic:nvPicPr>
-                  <pic:blipFill>
-                    <a:blip r:embed="rId20"/>
-                    <a:stretch>
-                      <a:fillRect/>
-                    </a:stretch>
-                  </pic:blipFill>
-                  <pic:spPr>
-                    <a:xfrm>
-                      <a:off x="0" y="0"/>
-                      <a:ext cx="5580000" cy="3487500"/>
-                    </a:xfrm>
-                    <a:prstGeom prst="rect"/>
-                  </pic:spPr>
-                </pic:pic>
-              </a:graphicData>
-            </a:graphic>
-          </wp:inline>
-        </w:drawing>
-      </w:r>
-    </w:p>
-    <w:p>
-      <w:pPr>
-        <w:spacing w:after="200"/>
-        <w:jc w:val="center"/>
-      </w:pPr>
-      <w:r>
-        <w:rPr>
-          <w:rFonts w:ascii="Arial" w:hAnsi="Arial" w:cs="Arial" w:eastAsia="Arial"/>
-          <w:b/>
-          <w:color w:val="1F3A5F"/>
-          <w:sz w:val="18"/>
-        </w:rPr>
-        <w:t xml:space="preserve">Figure 13. </w:t>
-      </w:r>
-      <w:r>
-        <w:rPr>
-          <w:rFonts w:ascii="Arial" w:hAnsi="Arial" w:cs="Arial" w:eastAsia="Arial"/>
-          <w:i/>
-          <w:color w:val="000000"/>
-          <w:sz w:val="18"/>
-        </w:rPr>
-        <w:t>The Technical tab: computer, records, sharing, backup, error notes.</w:t>
       </w:r>
     </w:p>
     <w:p>
@@ -6485,7 +5938,7 @@
                 <w:color w:val="000000"/>
                 <w:sz w:val="20"/>
               </w:rPr>
-              <w:t>This computer's name and address, and which other computers are connected.</w:t>
+              <w:t>This computer's name and address, which other computers are connected, and the time of the last sync check.</w:t>
             </w:r>
           </w:p>
         </w:tc>
@@ -6557,20 +6010,6 @@
     </w:tbl>
     <w:p>
       <w:pPr>
-        <w:spacing w:after="80" w:before="200"/>
-      </w:pPr>
-      <w:r>
-        <w:rPr>
-          <w:rFonts w:ascii="Arial" w:hAnsi="Arial" w:cs="Arial" w:eastAsia="Arial"/>
-          <w:b/>
-          <w:color w:val="1F3A5F"/>
-          <w:sz w:val="26"/>
-        </w:rPr>
-        <w:t>Administrative tab: accounts and templates</w:t>
-      </w:r>
-    </w:p>
-    <w:p>
-      <w:pPr>
         <w:spacing w:after="120" w:before="0"/>
       </w:pPr>
       <w:r>
@@ -6581,7 +6020,51 @@
           <w:color w:val="000000"/>
           <w:sz w:val="21"/>
         </w:rPr>
-        <w:t>Office accounts: create an account by typing a first name, last name, password, and role. Reset a password by choosing the account and typing the new one. Both sync to every computer in the office.</w:t>
+        <w:t>The Sharing between computers card also has a Sync now button. Sharing runs on its own and new or changed accounts arrive within seconds, but if you want to pull records from the other computers right away (for example after reconnecting a network cable), press it once.</w:t>
+      </w:r>
+    </w:p>
+    <w:p>
+      <w:pPr>
+        <w:spacing w:after="80" w:before="200"/>
+      </w:pPr>
+      <w:r>
+        <w:rPr>
+          <w:rFonts w:ascii="Arial" w:hAnsi="Arial" w:cs="Arial" w:eastAsia="Arial"/>
+          <w:b/>
+          <w:color w:val="1F3A5F"/>
+          <w:sz w:val="26"/>
+        </w:rPr>
+        <w:t>Administrative tab: accounts and templates</w:t>
+      </w:r>
+    </w:p>
+    <w:p>
+      <w:pPr>
+        <w:spacing w:after="120" w:before="0"/>
+      </w:pPr>
+      <w:r>
+        <w:rPr>
+          <w:rFonts w:ascii="Arial" w:hAnsi="Arial" w:cs="Arial" w:eastAsia="Arial"/>
+          <w:b w:val="0"/>
+          <w:i w:val="0"/>
+          <w:color w:val="000000"/>
+          <w:sz w:val="21"/>
+        </w:rPr>
+        <w:t>Office accounts: create an account by typing a first name, last name, password, and role. Reset a password by choosing the account and typing the new one. Both reach every computer in the office within seconds.</w:t>
+      </w:r>
+    </w:p>
+    <w:p>
+      <w:pPr>
+        <w:spacing w:after="120" w:before="0"/>
+      </w:pPr>
+      <w:r>
+        <w:rPr>
+          <w:rFonts w:ascii="Arial" w:hAnsi="Arial" w:cs="Arial" w:eastAsia="Arial"/>
+          <w:b w:val="0"/>
+          <w:i w:val="0"/>
+          <w:color w:val="000000"/>
+          <w:sz w:val="21"/>
+        </w:rPr>
+        <w:t>The account table under the forms lists every account with its role and status. Active means the account can sign in. Deactivated means it cannot, until an admin clicks Reactivate. The Deactivate button asks for confirmation first, and the button on your own row is disabled: no admin can switch off the account they are signed in with, which guarantees the office always keeps at least one working admin.</w:t>
       </w:r>
     </w:p>
     <w:p>
@@ -6854,7 +6337,54 @@
                 <w:color w:val="000000"/>
                 <w:sz w:val="20"/>
               </w:rPr>
-              <w:t>Delete a route directly</w:t>
+              <w:t>Deactivate / reactivate accounts</w:t>
+            </w:r>
+          </w:p>
+        </w:tc>
+        <w:tc>
+          <w:tcPr>
+            <w:tcW w:type="dxa" w:w="3118"/>
+          </w:tcPr>
+          <w:p>
+            <w:r>
+              <w:rPr>
+                <w:rFonts w:ascii="Arial" w:hAnsi="Arial" w:cs="Arial" w:eastAsia="Arial"/>
+                <w:color w:val="000000"/>
+                <w:sz w:val="20"/>
+              </w:rPr>
+              <w:t>Administrative tab / Settings</w:t>
+            </w:r>
+          </w:p>
+        </w:tc>
+        <w:tc>
+          <w:tcPr>
+            <w:tcW w:type="dxa" w:w="3118"/>
+          </w:tcPr>
+          <w:p>
+            <w:r>
+              <w:rPr>
+                <w:rFonts w:ascii="Arial" w:hAnsi="Arial" w:cs="Arial" w:eastAsia="Arial"/>
+                <w:color w:val="000000"/>
+                <w:sz w:val="20"/>
+              </w:rPr>
+              <w:t>Blocks sign-in everywhere; keeps records and history.</w:t>
+            </w:r>
+          </w:p>
+        </w:tc>
+      </w:tr>
+      <w:tr>
+        <w:tc>
+          <w:tcPr>
+            <w:tcW w:type="dxa" w:w="3118"/>
+          </w:tcPr>
+          <w:p>
+            <w:r>
+              <w:rPr>
+                <w:rFonts w:ascii="Arial" w:hAnsi="Arial" w:cs="Arial" w:eastAsia="Arial"/>
+                <w:color w:val="000000"/>
+                <w:sz w:val="20"/>
+              </w:rPr>
+              <w:t>Delete a route</w:t>
             </w:r>
           </w:p>
         </w:tc>
@@ -6884,7 +6414,7 @@
                 <w:color w:val="000000"/>
                 <w:sz w:val="20"/>
               </w:rPr>
-              <w:t>Admin click executes; clerk click files a ticket.</w:t>
+              <w:t>Two-key: becomes a ticket, even for an Admin; a different Admin approves.</w:t>
             </w:r>
           </w:p>
         </w:tc>
@@ -6901,7 +6431,7 @@
                 <w:color w:val="000000"/>
                 <w:sz w:val="20"/>
               </w:rPr>
-              <w:t>Rename a route directly</w:t>
+              <w:t>Rename a route</w:t>
             </w:r>
           </w:p>
         </w:tc>
@@ -6931,7 +6461,7 @@
                 <w:color w:val="000000"/>
                 <w:sz w:val="20"/>
               </w:rPr>
-              <w:t>Same rule: admin direct, clerk ticket.</w:t>
+              <w:t>Same two-key rule; a one-admin office runs it with a typed reason.</w:t>
             </w:r>
           </w:p>
         </w:tc>
@@ -8394,7 +7924,7 @@
           <w:color w:val="000000"/>
           <w:sz w:val="21"/>
         </w:rPr>
-        <w:t>The big buttons (Delete Entire Route, Rename) now execute directly instead of filing tickets.</w:t>
+        <w:t>The big buttons (Delete Entire Route, Rename, Deactivate) follow the same two-key rule as everyone: with another active admin they file tickets for that admin to approve; if you are the only active admin they run right away but ask you to type a reason for the audit log.</w:t>
       </w:r>
     </w:p>
     <w:p>
@@ -8539,6 +8069,20 @@
       </w:r>
     </w:p>
     <w:p>
+      <w:pPr>
+        <w:pStyle w:val="ListBullet"/>
+        <w:spacing w:after="60"/>
+      </w:pPr>
+      <w:r>
+        <w:rPr>
+          <w:rFonts w:ascii="Arial" w:hAnsi="Arial" w:cs="Arial" w:eastAsia="Arial"/>
+          <w:color w:val="000000"/>
+          <w:sz w:val="21"/>
+        </w:rPr>
+        <w:t>Deactivate the accounts of staff who leave instead of ignoring them; reactivating takes one click if they return.</w:t>
+      </w:r>
+    </w:p>
+    <w:p>
       <w:r>
         <w:br w:type="page"/>
       </w:r>
@@ -8987,7 +8531,7 @@
           <w:color w:val="000000"/>
           <w:sz w:val="21"/>
         </w:rPr>
-        <w:t>Give it a minute; sync runs in the background and catches up by itself.</w:t>
+        <w:t>Give it a few seconds; a change made on one computer nudges the others to sync right away, and the background cycle keeps catching up after that.</w:t>
       </w:r>
     </w:p>
     <w:p>
@@ -9261,7 +8805,7 @@
           <w:color w:val="000000"/>
           <w:sz w:val="21"/>
         </w:rPr>
-        <w:t>Short differences are normal; each computer catches up within a minute. If they stay different, restart PASADA on both, then check the connected computers list in the Technical tab. If one computer never appears there, treat it as problem 4.</w:t>
+        <w:t>Short differences are normal; each computer catches up within seconds. If they stay different, restart PASADA on both, then check the connected computers list in the Technical tab. If one computer never appears there, treat it as problem 4.</w:t>
       </w:r>
     </w:p>
     <w:p>
@@ -9596,6 +9140,119 @@
           <w:sz w:val="21"/>
         </w:rPr>
         <w:t>Admin: restore an earlier backup file if numbers are wrong; each restore keeps a rollback copy.</w:t>
+      </w:r>
+    </w:p>
+    <w:p>
+      <w:pPr>
+        <w:spacing w:after="80" w:before="200"/>
+      </w:pPr>
+      <w:r>
+        <w:rPr>
+          <w:rFonts w:ascii="Arial" w:hAnsi="Arial" w:cs="Arial" w:eastAsia="Arial"/>
+          <w:b/>
+          <w:color w:val="1F3A5F"/>
+          <w:sz w:val="26"/>
+        </w:rPr>
+        <w:t>15. My account says it has been deactivated</w:t>
+      </w:r>
+    </w:p>
+    <w:p>
+      <w:pPr>
+        <w:spacing w:after="120" w:before="0"/>
+      </w:pPr>
+      <w:r>
+        <w:rPr>
+          <w:rFonts w:ascii="Arial" w:hAnsi="Arial" w:cs="Arial" w:eastAsia="Arial"/>
+          <w:b w:val="0"/>
+          <w:i w:val="0"/>
+          <w:color w:val="000000"/>
+          <w:sz w:val="21"/>
+        </w:rPr>
+        <w:t>The admin switched the account off. Only an admin can switch it back on:</w:t>
+      </w:r>
+    </w:p>
+    <w:p>
+      <w:pPr>
+        <w:spacing w:after="80"/>
+        <w:ind w:left="340"/>
+      </w:pPr>
+      <w:r>
+        <w:rPr>
+          <w:rFonts w:ascii="Arial" w:hAnsi="Arial" w:cs="Arial" w:eastAsia="Arial"/>
+          <w:b/>
+          <w:color w:val="1F3A5F"/>
+          <w:sz w:val="21"/>
+        </w:rPr>
+        <w:t xml:space="preserve">1.  </w:t>
+      </w:r>
+      <w:r>
+        <w:rPr>
+          <w:rFonts w:ascii="Arial" w:hAnsi="Arial" w:cs="Arial" w:eastAsia="Arial"/>
+          <w:color w:val="000000"/>
+          <w:sz w:val="21"/>
+        </w:rPr>
+        <w:t>Ask the admin to sign in on any office computer.</w:t>
+      </w:r>
+    </w:p>
+    <w:p>
+      <w:pPr>
+        <w:spacing w:after="80"/>
+        <w:ind w:left="340"/>
+      </w:pPr>
+      <w:r>
+        <w:rPr>
+          <w:rFonts w:ascii="Arial" w:hAnsi="Arial" w:cs="Arial" w:eastAsia="Arial"/>
+          <w:b/>
+          <w:color w:val="1F3A5F"/>
+          <w:sz w:val="21"/>
+        </w:rPr>
+        <w:t xml:space="preserve">2.  </w:t>
+      </w:r>
+      <w:r>
+        <w:rPr>
+          <w:rFonts w:ascii="Arial" w:hAnsi="Arial" w:cs="Arial" w:eastAsia="Arial"/>
+          <w:color w:val="000000"/>
+          <w:sz w:val="21"/>
+        </w:rPr>
+        <w:t>Admin: open Settings &gt; Security, find the account in the table, and click Reactivate. The Admin Console's account table has the same button.</w:t>
+      </w:r>
+    </w:p>
+    <w:p>
+      <w:pPr>
+        <w:spacing w:after="80"/>
+        <w:ind w:left="340"/>
+      </w:pPr>
+      <w:r>
+        <w:rPr>
+          <w:rFonts w:ascii="Arial" w:hAnsi="Arial" w:cs="Arial" w:eastAsia="Arial"/>
+          <w:b/>
+          <w:color w:val="1F3A5F"/>
+          <w:sz w:val="21"/>
+        </w:rPr>
+        <w:t xml:space="preserve">3.  </w:t>
+      </w:r>
+      <w:r>
+        <w:rPr>
+          <w:rFonts w:ascii="Arial" w:hAnsi="Arial" w:cs="Arial" w:eastAsia="Arial"/>
+          <w:color w:val="000000"/>
+          <w:sz w:val="21"/>
+        </w:rPr>
+        <w:t>Sign in again with the same password as before. Nothing was deleted.</w:t>
+      </w:r>
+    </w:p>
+    <w:p>
+      <w:pPr>
+        <w:spacing w:after="120" w:before="0"/>
+      </w:pPr>
+      <w:r>
+        <w:rPr>
+          <w:rFonts w:ascii="Arial" w:hAnsi="Arial" w:cs="Arial" w:eastAsia="Arial"/>
+          <w:b w:val="0"/>
+          <w:i w:val="0"/>
+          <w:color w:val="000000"/>
+          <w:sz w:val="21"/>
+        </w:rPr>
+        <w:t>A deactivated account keeps every record, certificate, and Activity History entry under its name. Deactivation spreads to every office computer automatically, so the account is blocked everywhere, not just on one machine.</w:t>
       </w:r>
     </w:p>
     <w:p>
@@ -10055,6 +9712,38 @@
                 <w:sz w:val="20"/>
               </w:rPr>
               <w:t>Admin Console &gt; Administrative (admin)</w:t>
+            </w:r>
+          </w:p>
+        </w:tc>
+      </w:tr>
+      <w:tr>
+        <w:tc>
+          <w:tcPr>
+            <w:tcW w:type="dxa" w:w="4677"/>
+          </w:tcPr>
+          <w:p>
+            <w:r>
+              <w:rPr>
+                <w:rFonts w:ascii="Arial" w:hAnsi="Arial" w:cs="Arial" w:eastAsia="Arial"/>
+                <w:color w:val="000000"/>
+                <w:sz w:val="20"/>
+              </w:rPr>
+              <w:t>Switch an account off or on</w:t>
+            </w:r>
+          </w:p>
+        </w:tc>
+        <w:tc>
+          <w:tcPr>
+            <w:tcW w:type="dxa" w:w="4677"/>
+          </w:tcPr>
+          <w:p>
+            <w:r>
+              <w:rPr>
+                <w:rFonts w:ascii="Arial" w:hAnsi="Arial" w:cs="Arial" w:eastAsia="Arial"/>
+                <w:color w:val="000000"/>
+                <w:sz w:val="20"/>
+              </w:rPr>
+              <w:t>Admin Console &gt; Administrative: Deactivate / Reactivate</w:t>
             </w:r>
           </w:p>
         </w:tc>
@@ -10696,7 +10385,7 @@
                 <w:color w:val="000000"/>
                 <w:sz w:val="20"/>
               </w:rPr>
-              <w:t>Automatic record sharing between office computers on the same network.</w:t>
+              <w:t>Automatic record sharing between office computers on the same network, usually within seconds of a change.</w:t>
             </w:r>
           </w:p>
         </w:tc>
@@ -10793,6 +10482,70 @@
                 <w:sz w:val="20"/>
               </w:rPr>
               <w:t>A delete that keeps the record recoverable in the deleted list.</w:t>
+            </w:r>
+          </w:p>
+        </w:tc>
+      </w:tr>
+      <w:tr>
+        <w:tc>
+          <w:tcPr>
+            <w:tcW w:type="dxa" w:w="4677"/>
+          </w:tcPr>
+          <w:p>
+            <w:r>
+              <w:rPr>
+                <w:rFonts w:ascii="Arial" w:hAnsi="Arial" w:cs="Arial" w:eastAsia="Arial"/>
+                <w:color w:val="000000"/>
+                <w:sz w:val="20"/>
+              </w:rPr>
+              <w:t>Deactivated account</w:t>
+            </w:r>
+          </w:p>
+        </w:tc>
+        <w:tc>
+          <w:tcPr>
+            <w:tcW w:type="dxa" w:w="4677"/>
+          </w:tcPr>
+          <w:p>
+            <w:r>
+              <w:rPr>
+                <w:rFonts w:ascii="Arial" w:hAnsi="Arial" w:cs="Arial" w:eastAsia="Arial"/>
+                <w:color w:val="000000"/>
+                <w:sz w:val="20"/>
+              </w:rPr>
+              <w:t>An account switched off by the admin. It cannot sign in anywhere, but its records and history are kept. Reactivating restores sign-in.</w:t>
+            </w:r>
+          </w:p>
+        </w:tc>
+      </w:tr>
+      <w:tr>
+        <w:tc>
+          <w:tcPr>
+            <w:tcW w:type="dxa" w:w="4677"/>
+          </w:tcPr>
+          <w:p>
+            <w:r>
+              <w:rPr>
+                <w:rFonts w:ascii="Arial" w:hAnsi="Arial" w:cs="Arial" w:eastAsia="Arial"/>
+                <w:color w:val="000000"/>
+                <w:sz w:val="20"/>
+              </w:rPr>
+              <w:t>One-time admin setup</w:t>
+            </w:r>
+          </w:p>
+        </w:tc>
+        <w:tc>
+          <w:tcPr>
+            <w:tcW w:type="dxa" w:w="4677"/>
+          </w:tcPr>
+          <w:p>
+            <w:r>
+              <w:rPr>
+                <w:rFonts w:ascii="Arial" w:hAnsi="Arial" w:cs="Arial" w:eastAsia="Arial"/>
+                <w:color w:val="000000"/>
+                <w:sz w:val="20"/>
+              </w:rPr>
+              <w:t>The panel that makes the first admin when an office has none. It closes forever once an admin exists.</w:t>
             </w:r>
           </w:p>
         </w:tc>

--- a/manual_assets/PASADA_Software_Manual_Guide.docx
+++ b/manual_assets/PASADA_Software_Manual_Guide.docx
@@ -74,7 +74,7 @@
           <w:color w:val="000000"/>
           <w:sz w:val="32"/>
         </w:rPr>
-        <w:t>BEN JAMES J. DUAG</w:t>
+        <w:t>LGU Office Edition</w:t>
       </w:r>
     </w:p>
     <w:p>
@@ -1374,7 +1374,7 @@
                 <w:color w:val="000000"/>
                 <w:sz w:val="20"/>
               </w:rPr>
-              <w:t>14 common problems, each with exact fix steps</w:t>
+              <w:t>17 common problems, each with exact fix steps</w:t>
             </w:r>
           </w:p>
         </w:tc>
@@ -1426,6 +1426,53 @@
           </w:p>
         </w:tc>
       </w:tr>
+      <w:tr>
+        <w:tc>
+          <w:tcPr>
+            <w:tcW w:type="dxa" w:w="3118"/>
+          </w:tcPr>
+          <w:p>
+            <w:r>
+              <w:rPr>
+                <w:rFonts w:ascii="Arial" w:hAnsi="Arial" w:cs="Arial" w:eastAsia="Arial"/>
+                <w:color w:val="000000"/>
+                <w:sz w:val="20"/>
+              </w:rPr>
+              <w:t>14</w:t>
+            </w:r>
+          </w:p>
+        </w:tc>
+        <w:tc>
+          <w:tcPr>
+            <w:tcW w:type="dxa" w:w="3118"/>
+          </w:tcPr>
+          <w:p>
+            <w:r>
+              <w:rPr>
+                <w:rFonts w:ascii="Arial" w:hAnsi="Arial" w:cs="Arial" w:eastAsia="Arial"/>
+                <w:color w:val="000000"/>
+                <w:sz w:val="20"/>
+              </w:rPr>
+              <w:t>Setting Up the Second Office Computer</w:t>
+            </w:r>
+          </w:p>
+        </w:tc>
+        <w:tc>
+          <w:tcPr>
+            <w:tcW w:type="dxa" w:w="3118"/>
+          </w:tcPr>
+          <w:p>
+            <w:r>
+              <w:rPr>
+                <w:rFonts w:ascii="Arial" w:hAnsi="Arial" w:cs="Arial" w:eastAsia="Arial"/>
+                <w:color w:val="000000"/>
+                <w:sz w:val="20"/>
+              </w:rPr>
+              <w:t>Install on PC 2, sign in as Viewer, connect, verify sync end to end</w:t>
+            </w:r>
+          </w:p>
+        </w:tc>
+      </w:tr>
     </w:tbl>
     <w:p>
       <w:r>
@@ -2288,7 +2335,7 @@
           <w:color w:val="1F3A5F"/>
           <w:sz w:val="26"/>
         </w:rPr>
-        <w:t>The two roles: Clerk and Admin</w:t>
+        <w:t>The three roles: Viewer, Clerk, and Admin</w:t>
       </w:r>
     </w:p>
     <w:p>
@@ -2303,7 +2350,7 @@
           <w:color w:val="000000"/>
           <w:sz w:val="21"/>
         </w:rPr>
-        <w:t>Every account is a Clerk or an Admin. The difference is a short, clear list of extra powers, explained fully in Chapter 8:</w:t>
+        <w:t>Every account is a Viewer, a Clerk, or an Admin. The difference is a short, clear list of extra powers, explained fully in Chapter 8:</w:t>
       </w:r>
     </w:p>
     <w:p>
@@ -2337,14 +2384,15 @@
         <w:tblLook w:firstColumn="1" w:firstRow="1" w:lastColumn="0" w:lastRow="0" w:noHBand="0" w:noVBand="1" w:val="04A0"/>
       </w:tblPr>
       <w:tblGrid>
-        <w:gridCol w:w="3118"/>
-        <w:gridCol w:w="3118"/>
-        <w:gridCol w:w="3118"/>
+        <w:gridCol w:w="2339"/>
+        <w:gridCol w:w="2339"/>
+        <w:gridCol w:w="2339"/>
+        <w:gridCol w:w="2339"/>
       </w:tblGrid>
       <w:tr>
         <w:tc>
           <w:tcPr>
-            <w:tcW w:type="dxa" w:w="3118"/>
+            <w:tcW w:type="dxa" w:w="2339"/>
             <w:shd w:val="clear" w:fill="1F3A5F"/>
           </w:tcPr>
           <w:p>
@@ -2361,7 +2409,24 @@
         </w:tc>
         <w:tc>
           <w:tcPr>
-            <w:tcW w:type="dxa" w:w="3118"/>
+            <w:tcW w:type="dxa" w:w="2339"/>
+            <w:shd w:val="clear" w:fill="1F3A5F"/>
+          </w:tcPr>
+          <w:p>
+            <w:r>
+              <w:rPr>
+                <w:rFonts w:ascii="Arial" w:hAnsi="Arial" w:cs="Arial" w:eastAsia="Arial"/>
+                <w:b/>
+                <w:color w:val="FFFFFF"/>
+                <w:sz w:val="20"/>
+              </w:rPr>
+              <w:t>Viewer</w:t>
+            </w:r>
+          </w:p>
+        </w:tc>
+        <w:tc>
+          <w:tcPr>
+            <w:tcW w:type="dxa" w:w="2339"/>
             <w:shd w:val="clear" w:fill="1F3A5F"/>
           </w:tcPr>
           <w:p>
@@ -2378,7 +2443,7 @@
         </w:tc>
         <w:tc>
           <w:tcPr>
-            <w:tcW w:type="dxa" w:w="3118"/>
+            <w:tcW w:type="dxa" w:w="2339"/>
             <w:shd w:val="clear" w:fill="1F3A5F"/>
           </w:tcPr>
           <w:p>
@@ -2397,7 +2462,7 @@
       <w:tr>
         <w:tc>
           <w:tcPr>
-            <w:tcW w:type="dxa" w:w="3118"/>
+            <w:tcW w:type="dxa" w:w="2339"/>
           </w:tcPr>
           <w:p>
             <w:r>
@@ -2412,7 +2477,22 @@
         </w:tc>
         <w:tc>
           <w:tcPr>
-            <w:tcW w:type="dxa" w:w="3118"/>
+            <w:tcW w:type="dxa" w:w="2339"/>
+          </w:tcPr>
+          <w:p>
+            <w:r>
+              <w:rPr>
+                <w:rFonts w:ascii="Arial" w:hAnsi="Arial" w:cs="Arial" w:eastAsia="Arial"/>
+                <w:color w:val="000000"/>
+                <w:sz w:val="20"/>
+              </w:rPr>
+              <w:t>No</w:t>
+            </w:r>
+          </w:p>
+        </w:tc>
+        <w:tc>
+          <w:tcPr>
+            <w:tcW w:type="dxa" w:w="2339"/>
           </w:tcPr>
           <w:p>
             <w:r>
@@ -2427,7 +2507,7 @@
         </w:tc>
         <w:tc>
           <w:tcPr>
-            <w:tcW w:type="dxa" w:w="3118"/>
+            <w:tcW w:type="dxa" w:w="2339"/>
           </w:tcPr>
           <w:p>
             <w:r>
@@ -2444,7 +2524,7 @@
       <w:tr>
         <w:tc>
           <w:tcPr>
-            <w:tcW w:type="dxa" w:w="3118"/>
+            <w:tcW w:type="dxa" w:w="2339"/>
           </w:tcPr>
           <w:p>
             <w:r>
@@ -2453,13 +2533,13 @@
                 <w:color w:val="000000"/>
                 <w:sz w:val="20"/>
               </w:rPr>
-              <w:t>Search, print, export</w:t>
+              <w:t>Search, print, view certificates</w:t>
             </w:r>
           </w:p>
         </w:tc>
         <w:tc>
           <w:tcPr>
-            <w:tcW w:type="dxa" w:w="3118"/>
+            <w:tcW w:type="dxa" w:w="2339"/>
           </w:tcPr>
           <w:p>
             <w:r>
@@ -2474,7 +2554,22 @@
         </w:tc>
         <w:tc>
           <w:tcPr>
-            <w:tcW w:type="dxa" w:w="3118"/>
+            <w:tcW w:type="dxa" w:w="2339"/>
+          </w:tcPr>
+          <w:p>
+            <w:r>
+              <w:rPr>
+                <w:rFonts w:ascii="Arial" w:hAnsi="Arial" w:cs="Arial" w:eastAsia="Arial"/>
+                <w:color w:val="000000"/>
+                <w:sz w:val="20"/>
+              </w:rPr>
+              <w:t>Yes</w:t>
+            </w:r>
+          </w:p>
+        </w:tc>
+        <w:tc>
+          <w:tcPr>
+            <w:tcW w:type="dxa" w:w="2339"/>
           </w:tcPr>
           <w:p>
             <w:r>
@@ -2491,7 +2586,7 @@
       <w:tr>
         <w:tc>
           <w:tcPr>
-            <w:tcW w:type="dxa" w:w="3118"/>
+            <w:tcW w:type="dxa" w:w="2339"/>
           </w:tcPr>
           <w:p>
             <w:r>
@@ -2500,13 +2595,13 @@
                 <w:color w:val="000000"/>
                 <w:sz w:val="20"/>
               </w:rPr>
-              <w:t>Import Excel files</w:t>
+              <w:t>Export Excel and PDF</w:t>
             </w:r>
           </w:p>
         </w:tc>
         <w:tc>
           <w:tcPr>
-            <w:tcW w:type="dxa" w:w="3118"/>
+            <w:tcW w:type="dxa" w:w="2339"/>
           </w:tcPr>
           <w:p>
             <w:r>
@@ -2521,7 +2616,22 @@
         </w:tc>
         <w:tc>
           <w:tcPr>
-            <w:tcW w:type="dxa" w:w="3118"/>
+            <w:tcW w:type="dxa" w:w="2339"/>
+          </w:tcPr>
+          <w:p>
+            <w:r>
+              <w:rPr>
+                <w:rFonts w:ascii="Arial" w:hAnsi="Arial" w:cs="Arial" w:eastAsia="Arial"/>
+                <w:color w:val="000000"/>
+                <w:sz w:val="20"/>
+              </w:rPr>
+              <w:t>Yes</w:t>
+            </w:r>
+          </w:p>
+        </w:tc>
+        <w:tc>
+          <w:tcPr>
+            <w:tcW w:type="dxa" w:w="2339"/>
           </w:tcPr>
           <w:p>
             <w:r>
@@ -2538,7 +2648,69 @@
       <w:tr>
         <w:tc>
           <w:tcPr>
-            <w:tcW w:type="dxa" w:w="3118"/>
+            <w:tcW w:type="dxa" w:w="2339"/>
+          </w:tcPr>
+          <w:p>
+            <w:r>
+              <w:rPr>
+                <w:rFonts w:ascii="Arial" w:hAnsi="Arial" w:cs="Arial" w:eastAsia="Arial"/>
+                <w:color w:val="000000"/>
+                <w:sz w:val="20"/>
+              </w:rPr>
+              <w:t>Import Excel files</w:t>
+            </w:r>
+          </w:p>
+        </w:tc>
+        <w:tc>
+          <w:tcPr>
+            <w:tcW w:type="dxa" w:w="2339"/>
+          </w:tcPr>
+          <w:p>
+            <w:r>
+              <w:rPr>
+                <w:rFonts w:ascii="Arial" w:hAnsi="Arial" w:cs="Arial" w:eastAsia="Arial"/>
+                <w:color w:val="000000"/>
+                <w:sz w:val="20"/>
+              </w:rPr>
+              <w:t>No</w:t>
+            </w:r>
+          </w:p>
+        </w:tc>
+        <w:tc>
+          <w:tcPr>
+            <w:tcW w:type="dxa" w:w="2339"/>
+          </w:tcPr>
+          <w:p>
+            <w:r>
+              <w:rPr>
+                <w:rFonts w:ascii="Arial" w:hAnsi="Arial" w:cs="Arial" w:eastAsia="Arial"/>
+                <w:color w:val="000000"/>
+                <w:sz w:val="20"/>
+              </w:rPr>
+              <w:t>Yes</w:t>
+            </w:r>
+          </w:p>
+        </w:tc>
+        <w:tc>
+          <w:tcPr>
+            <w:tcW w:type="dxa" w:w="2339"/>
+          </w:tcPr>
+          <w:p>
+            <w:r>
+              <w:rPr>
+                <w:rFonts w:ascii="Arial" w:hAnsi="Arial" w:cs="Arial" w:eastAsia="Arial"/>
+                <w:color w:val="000000"/>
+                <w:sz w:val="20"/>
+              </w:rPr>
+              <w:t>Yes</w:t>
+            </w:r>
+          </w:p>
+        </w:tc>
+      </w:tr>
+      <w:tr>
+        <w:tc>
+          <w:tcPr>
+            <w:tcW w:type="dxa" w:w="2339"/>
           </w:tcPr>
           <w:p>
             <w:r>
@@ -2553,7 +2725,22 @@
         </w:tc>
         <w:tc>
           <w:tcPr>
-            <w:tcW w:type="dxa" w:w="3118"/>
+            <w:tcW w:type="dxa" w:w="2339"/>
+          </w:tcPr>
+          <w:p>
+            <w:r>
+              <w:rPr>
+                <w:rFonts w:ascii="Arial" w:hAnsi="Arial" w:cs="Arial" w:eastAsia="Arial"/>
+                <w:color w:val="000000"/>
+                <w:sz w:val="20"/>
+              </w:rPr>
+              <w:t>No</w:t>
+            </w:r>
+          </w:p>
+        </w:tc>
+        <w:tc>
+          <w:tcPr>
+            <w:tcW w:type="dxa" w:w="2339"/>
           </w:tcPr>
           <w:p>
             <w:r>
@@ -2568,7 +2755,7 @@
         </w:tc>
         <w:tc>
           <w:tcPr>
-            <w:tcW w:type="dxa" w:w="3118"/>
+            <w:tcW w:type="dxa" w:w="2339"/>
           </w:tcPr>
           <w:p>
             <w:r>
@@ -2585,7 +2772,7 @@
       <w:tr>
         <w:tc>
           <w:tcPr>
-            <w:tcW w:type="dxa" w:w="3118"/>
+            <w:tcW w:type="dxa" w:w="2339"/>
           </w:tcPr>
           <w:p>
             <w:r>
@@ -2600,7 +2787,22 @@
         </w:tc>
         <w:tc>
           <w:tcPr>
-            <w:tcW w:type="dxa" w:w="3118"/>
+            <w:tcW w:type="dxa" w:w="2339"/>
+          </w:tcPr>
+          <w:p>
+            <w:r>
+              <w:rPr>
+                <w:rFonts w:ascii="Arial" w:hAnsi="Arial" w:cs="Arial" w:eastAsia="Arial"/>
+                <w:color w:val="000000"/>
+                <w:sz w:val="20"/>
+              </w:rPr>
+              <w:t>No</w:t>
+            </w:r>
+          </w:p>
+        </w:tc>
+        <w:tc>
+          <w:tcPr>
+            <w:tcW w:type="dxa" w:w="2339"/>
           </w:tcPr>
           <w:p>
             <w:r>
@@ -2615,7 +2817,7 @@
         </w:tc>
         <w:tc>
           <w:tcPr>
-            <w:tcW w:type="dxa" w:w="3118"/>
+            <w:tcW w:type="dxa" w:w="2339"/>
           </w:tcPr>
           <w:p>
             <w:r>
@@ -2632,7 +2834,7 @@
       <w:tr>
         <w:tc>
           <w:tcPr>
-            <w:tcW w:type="dxa" w:w="3118"/>
+            <w:tcW w:type="dxa" w:w="2339"/>
           </w:tcPr>
           <w:p>
             <w:r>
@@ -2647,7 +2849,7 @@
         </w:tc>
         <w:tc>
           <w:tcPr>
-            <w:tcW w:type="dxa" w:w="3118"/>
+            <w:tcW w:type="dxa" w:w="2339"/>
           </w:tcPr>
           <w:p>
             <w:r>
@@ -2662,7 +2864,22 @@
         </w:tc>
         <w:tc>
           <w:tcPr>
-            <w:tcW w:type="dxa" w:w="3118"/>
+            <w:tcW w:type="dxa" w:w="2339"/>
+          </w:tcPr>
+          <w:p>
+            <w:r>
+              <w:rPr>
+                <w:rFonts w:ascii="Arial" w:hAnsi="Arial" w:cs="Arial" w:eastAsia="Arial"/>
+                <w:color w:val="000000"/>
+                <w:sz w:val="20"/>
+              </w:rPr>
+              <w:t>No</w:t>
+            </w:r>
+          </w:p>
+        </w:tc>
+        <w:tc>
+          <w:tcPr>
+            <w:tcW w:type="dxa" w:w="2339"/>
           </w:tcPr>
           <w:p>
             <w:r>
@@ -2679,7 +2896,7 @@
       <w:tr>
         <w:tc>
           <w:tcPr>
-            <w:tcW w:type="dxa" w:w="3118"/>
+            <w:tcW w:type="dxa" w:w="2339"/>
           </w:tcPr>
           <w:p>
             <w:r>
@@ -2694,7 +2911,7 @@
         </w:tc>
         <w:tc>
           <w:tcPr>
-            <w:tcW w:type="dxa" w:w="3118"/>
+            <w:tcW w:type="dxa" w:w="2339"/>
           </w:tcPr>
           <w:p>
             <w:r>
@@ -2709,7 +2926,22 @@
         </w:tc>
         <w:tc>
           <w:tcPr>
-            <w:tcW w:type="dxa" w:w="3118"/>
+            <w:tcW w:type="dxa" w:w="2339"/>
+          </w:tcPr>
+          <w:p>
+            <w:r>
+              <w:rPr>
+                <w:rFonts w:ascii="Arial" w:hAnsi="Arial" w:cs="Arial" w:eastAsia="Arial"/>
+                <w:color w:val="000000"/>
+                <w:sz w:val="20"/>
+              </w:rPr>
+              <w:t>No</w:t>
+            </w:r>
+          </w:p>
+        </w:tc>
+        <w:tc>
+          <w:tcPr>
+            <w:tcW w:type="dxa" w:w="2339"/>
           </w:tcPr>
           <w:p>
             <w:r>
@@ -2726,7 +2958,7 @@
       <w:tr>
         <w:tc>
           <w:tcPr>
-            <w:tcW w:type="dxa" w:w="3118"/>
+            <w:tcW w:type="dxa" w:w="2339"/>
           </w:tcPr>
           <w:p>
             <w:r>
@@ -2741,7 +2973,7 @@
         </w:tc>
         <w:tc>
           <w:tcPr>
-            <w:tcW w:type="dxa" w:w="3118"/>
+            <w:tcW w:type="dxa" w:w="2339"/>
           </w:tcPr>
           <w:p>
             <w:r>
@@ -2756,7 +2988,22 @@
         </w:tc>
         <w:tc>
           <w:tcPr>
-            <w:tcW w:type="dxa" w:w="3118"/>
+            <w:tcW w:type="dxa" w:w="2339"/>
+          </w:tcPr>
+          <w:p>
+            <w:r>
+              <w:rPr>
+                <w:rFonts w:ascii="Arial" w:hAnsi="Arial" w:cs="Arial" w:eastAsia="Arial"/>
+                <w:color w:val="000000"/>
+                <w:sz w:val="20"/>
+              </w:rPr>
+              <w:t>No</w:t>
+            </w:r>
+          </w:p>
+        </w:tc>
+        <w:tc>
+          <w:tcPr>
+            <w:tcW w:type="dxa" w:w="2339"/>
           </w:tcPr>
           <w:p>
             <w:r>
@@ -2773,7 +3020,7 @@
       <w:tr>
         <w:tc>
           <w:tcPr>
-            <w:tcW w:type="dxa" w:w="3118"/>
+            <w:tcW w:type="dxa" w:w="2339"/>
           </w:tcPr>
           <w:p>
             <w:r>
@@ -2788,7 +3035,7 @@
         </w:tc>
         <w:tc>
           <w:tcPr>
-            <w:tcW w:type="dxa" w:w="3118"/>
+            <w:tcW w:type="dxa" w:w="2339"/>
           </w:tcPr>
           <w:p>
             <w:r>
@@ -2803,7 +3050,22 @@
         </w:tc>
         <w:tc>
           <w:tcPr>
-            <w:tcW w:type="dxa" w:w="3118"/>
+            <w:tcW w:type="dxa" w:w="2339"/>
+          </w:tcPr>
+          <w:p>
+            <w:r>
+              <w:rPr>
+                <w:rFonts w:ascii="Arial" w:hAnsi="Arial" w:cs="Arial" w:eastAsia="Arial"/>
+                <w:color w:val="000000"/>
+                <w:sz w:val="20"/>
+              </w:rPr>
+              <w:t>No</w:t>
+            </w:r>
+          </w:p>
+        </w:tc>
+        <w:tc>
+          <w:tcPr>
+            <w:tcW w:type="dxa" w:w="2339"/>
           </w:tcPr>
           <w:p>
             <w:r>
@@ -2820,7 +3082,7 @@
       <w:tr>
         <w:tc>
           <w:tcPr>
-            <w:tcW w:type="dxa" w:w="3118"/>
+            <w:tcW w:type="dxa" w:w="2339"/>
           </w:tcPr>
           <w:p>
             <w:r>
@@ -2835,7 +3097,7 @@
         </w:tc>
         <w:tc>
           <w:tcPr>
-            <w:tcW w:type="dxa" w:w="3118"/>
+            <w:tcW w:type="dxa" w:w="2339"/>
           </w:tcPr>
           <w:p>
             <w:r>
@@ -2850,7 +3112,22 @@
         </w:tc>
         <w:tc>
           <w:tcPr>
-            <w:tcW w:type="dxa" w:w="3118"/>
+            <w:tcW w:type="dxa" w:w="2339"/>
+          </w:tcPr>
+          <w:p>
+            <w:r>
+              <w:rPr>
+                <w:rFonts w:ascii="Arial" w:hAnsi="Arial" w:cs="Arial" w:eastAsia="Arial"/>
+                <w:color w:val="000000"/>
+                <w:sz w:val="20"/>
+              </w:rPr>
+              <w:t>No</w:t>
+            </w:r>
+          </w:p>
+        </w:tc>
+        <w:tc>
+          <w:tcPr>
+            <w:tcW w:type="dxa" w:w="2339"/>
           </w:tcPr>
           <w:p>
             <w:r>
@@ -2865,6 +3142,35 @@
         </w:tc>
       </w:tr>
     </w:tbl>
+    <w:p>
+      <w:pPr>
+        <w:spacing w:after="80" w:before="200"/>
+      </w:pPr>
+      <w:r>
+        <w:rPr>
+          <w:rFonts w:ascii="Arial" w:hAnsi="Arial" w:cs="Arial" w:eastAsia="Arial"/>
+          <w:b/>
+          <w:color w:val="1F3A5F"/>
+          <w:sz w:val="26"/>
+        </w:rPr>
+        <w:t>The Viewer role: a second computer that only looks</w:t>
+      </w:r>
+    </w:p>
+    <w:p>
+      <w:pPr>
+        <w:spacing w:after="120" w:before="0"/>
+      </w:pPr>
+      <w:r>
+        <w:rPr>
+          <w:rFonts w:ascii="Arial" w:hAnsi="Arial" w:cs="Arial" w:eastAsia="Arial"/>
+          <w:b w:val="0"/>
+          <w:i w:val="0"/>
+          <w:color w:val="000000"/>
+          <w:sz w:val="21"/>
+        </w:rPr>
+        <w:t>A Viewer account is made for the second office computer. It can open every page, search everything, read every record, and print — but the edit, delete, and import buttons are hidden, and the system itself refuses any change a Viewer tries to make. Give a Viewer account to a computer where people only need to look things up; give Clerk accounts where records are actually worked on. The admin creates the Viewer account the same way as any other, choosing Viewer as the role.</w:t>
+      </w:r>
+    </w:p>
     <w:p>
       <w:r>
         <w:br w:type="page"/>
@@ -4386,6 +4692,35 @@
           <w:color w:val="1F3A5F"/>
           <w:sz w:val="26"/>
         </w:rPr>
+        <w:t>The MTOP certificate preview while editing</w:t>
+      </w:r>
+    </w:p>
+    <w:p>
+      <w:pPr>
+        <w:spacing w:after="120" w:before="0"/>
+      </w:pPr>
+      <w:r>
+        <w:rPr>
+          <w:rFonts w:ascii="Arial" w:hAnsi="Arial" w:cs="Arial" w:eastAsia="Arial"/>
+          <w:b w:val="0"/>
+          <w:i w:val="0"/>
+          <w:color w:val="000000"/>
+          <w:sz w:val="21"/>
+        </w:rPr>
+        <w:t>When you open a record from Search and click Edit, the edit form carries its own MTOP Certificate Preview button. Click it to see the exact certificate that will print, without closing the form or hunting for the eye icon on the row. Print or download it right from the preview. This is the same preview the record view shows — it just follows you into the edit form so you can double-check the certificate while you fix the details.</w:t>
+      </w:r>
+    </w:p>
+    <w:p>
+      <w:pPr>
+        <w:spacing w:after="80" w:before="200"/>
+      </w:pPr>
+      <w:r>
+        <w:rPr>
+          <w:rFonts w:ascii="Arial" w:hAnsi="Arial" w:cs="Arial" w:eastAsia="Arial"/>
+          <w:b/>
+          <w:color w:val="1F3A5F"/>
+          <w:sz w:val="26"/>
+        </w:rPr>
         <w:t>Activity History</w:t>
       </w:r>
     </w:p>
@@ -4762,7 +5097,7 @@
           <w:color w:val="000000"/>
           <w:sz w:val="21"/>
         </w:rPr>
-        <w:t>Drop or choose the Excel or CSV file. A .db database backup is also accepted.</w:t>
+        <w:t>Drop or choose the Excel or CSV file. A .db database backup is also accepted, and so is the nightly backup ZIP (a .zip file with the .db inside — it imports by merging new records only).</w:t>
       </w:r>
     </w:p>
     <w:p>
@@ -4831,9 +5166,72 @@
           <w:color w:val="000000"/>
           <w:sz w:val="21"/>
         </w:rPr>
+        <w:t>For a database file, choose Merge (adds records that are new) or Full Restore (replaces matching records; admins only).</w:t>
+      </w:r>
+    </w:p>
+    <w:p>
+      <w:pPr>
+        <w:spacing w:after="80"/>
+        <w:ind w:left="340"/>
+      </w:pPr>
+      <w:r>
+        <w:rPr>
+          <w:rFonts w:ascii="Arial" w:hAnsi="Arial" w:cs="Arial" w:eastAsia="Arial"/>
+          <w:b/>
+          <w:color w:val="1F3A5F"/>
+          <w:sz w:val="21"/>
+        </w:rPr>
+        <w:t xml:space="preserve">6.  </w:t>
+      </w:r>
+      <w:r>
+        <w:rPr>
+          <w:rFonts w:ascii="Arial" w:hAnsi="Arial" w:cs="Arial" w:eastAsia="Arial"/>
+          <w:color w:val="000000"/>
+          <w:sz w:val="21"/>
+        </w:rPr>
         <w:t>Click Import. A summary reports rows added, updated, or skipped, and any row-level errors.</w:t>
       </w:r>
     </w:p>
+    <w:tbl>
+      <w:tblPr>
+        <w:tblW w:type="auto" w:w="0"/>
+        <w:jc w:val="center"/>
+        <w:tblLook w:firstColumn="1" w:firstRow="1" w:lastColumn="0" w:lastRow="0" w:noHBand="0" w:noVBand="1" w:val="04A0"/>
+      </w:tblPr>
+      <w:tblGrid>
+        <w:gridCol w:w="9355"/>
+      </w:tblGrid>
+      <w:tr>
+        <w:tc>
+          <w:tcPr>
+            <w:tcW w:type="dxa" w:w="9355"/>
+            <w:shd w:val="clear" w:fill="F5F7FA"/>
+          </w:tcPr>
+          <w:p>
+            <w:pPr>
+              <w:spacing w:before="80" w:after="80"/>
+            </w:pPr>
+            <w:r>
+              <w:rPr>
+                <w:rFonts w:ascii="Arial" w:hAnsi="Arial" w:cs="Arial" w:eastAsia="Arial"/>
+                <w:b/>
+                <w:color w:val="1F3A5F"/>
+                <w:sz w:val="20"/>
+              </w:rPr>
+              <w:t xml:space="preserve">GOOD TO KNOW:  </w:t>
+            </w:r>
+            <w:r>
+              <w:rPr>
+                <w:rFonts w:ascii="Arial" w:hAnsi="Arial" w:cs="Arial" w:eastAsia="Arial"/>
+                <w:color w:val="000000"/>
+                <w:sz w:val="20"/>
+              </w:rPr>
+              <w:t>The nightly backup ZIP works even when the old Franchise folder is long gone. If the office's spreadsheet files cannot be found, the ZIP from the backup drive is enough to bring every record over. Merge mode never overwrites: it only adds records the current registry does not have yet.</w:t>
+            </w:r>
+          </w:p>
+        </w:tc>
+      </w:tr>
+    </w:tbl>
     <w:p>
       <w:pPr>
         <w:spacing w:after="80" w:before="200"/>
@@ -9266,6 +9664,156 @@
           <w:color w:val="1F3A5F"/>
           <w:sz w:val="26"/>
         </w:rPr>
+        <w:t>16. My buttons for edit and delete are missing</w:t>
+      </w:r>
+    </w:p>
+    <w:p>
+      <w:pPr>
+        <w:spacing w:after="120" w:before="0"/>
+      </w:pPr>
+      <w:r>
+        <w:rPr>
+          <w:rFonts w:ascii="Arial" w:hAnsi="Arial" w:cs="Arial" w:eastAsia="Arial"/>
+          <w:b w:val="0"/>
+          <w:i w:val="0"/>
+          <w:color w:val="000000"/>
+          <w:sz w:val="21"/>
+        </w:rPr>
+        <w:t>That is the Viewer role working correctly. A Viewer account can look at everything but change nothing — it is meant for a second computer where people only read records. If you need to make changes on that computer, ask the admin to give you a Clerk account instead, and sign in with it.</w:t>
+      </w:r>
+    </w:p>
+    <w:p>
+      <w:pPr>
+        <w:spacing w:after="80" w:before="200"/>
+      </w:pPr>
+      <w:r>
+        <w:rPr>
+          <w:rFonts w:ascii="Arial" w:hAnsi="Arial" w:cs="Arial" w:eastAsia="Arial"/>
+          <w:b/>
+          <w:color w:val="1F3A5F"/>
+          <w:sz w:val="26"/>
+        </w:rPr>
+        <w:t>17. I need to import records but the Franchise folder is gone</w:t>
+      </w:r>
+    </w:p>
+    <w:p>
+      <w:pPr>
+        <w:spacing w:after="80"/>
+        <w:ind w:left="340"/>
+      </w:pPr>
+      <w:r>
+        <w:rPr>
+          <w:rFonts w:ascii="Arial" w:hAnsi="Arial" w:cs="Arial" w:eastAsia="Arial"/>
+          <w:b/>
+          <w:color w:val="1F3A5F"/>
+          <w:sz w:val="21"/>
+        </w:rPr>
+        <w:t xml:space="preserve">1.  </w:t>
+      </w:r>
+      <w:r>
+        <w:rPr>
+          <w:rFonts w:ascii="Arial" w:hAnsi="Arial" w:cs="Arial" w:eastAsia="Arial"/>
+          <w:color w:val="000000"/>
+          <w:sz w:val="21"/>
+        </w:rPr>
+        <w:t>Open Import Records in the sidebar.</w:t>
+      </w:r>
+    </w:p>
+    <w:p>
+      <w:pPr>
+        <w:spacing w:after="80"/>
+        <w:ind w:left="340"/>
+      </w:pPr>
+      <w:r>
+        <w:rPr>
+          <w:rFonts w:ascii="Arial" w:hAnsi="Arial" w:cs="Arial" w:eastAsia="Arial"/>
+          <w:b/>
+          <w:color w:val="1F3A5F"/>
+          <w:sz w:val="21"/>
+        </w:rPr>
+        <w:t xml:space="preserve">2.  </w:t>
+      </w:r>
+      <w:r>
+        <w:rPr>
+          <w:rFonts w:ascii="Arial" w:hAnsi="Arial" w:cs="Arial" w:eastAsia="Arial"/>
+          <w:color w:val="000000"/>
+          <w:sz w:val="21"/>
+        </w:rPr>
+        <w:t>Choose the nightly backup ZIP file (PASADA_Backup_YYYY-MM-DD.zip). PASADA finds the .db inside automatically.</w:t>
+      </w:r>
+    </w:p>
+    <w:p>
+      <w:pPr>
+        <w:spacing w:after="80"/>
+        <w:ind w:left="340"/>
+      </w:pPr>
+      <w:r>
+        <w:rPr>
+          <w:rFonts w:ascii="Arial" w:hAnsi="Arial" w:cs="Arial" w:eastAsia="Arial"/>
+          <w:b/>
+          <w:color w:val="1F3A5F"/>
+          <w:sz w:val="21"/>
+        </w:rPr>
+        <w:t xml:space="preserve">3.  </w:t>
+      </w:r>
+      <w:r>
+        <w:rPr>
+          <w:rFonts w:ascii="Arial" w:hAnsi="Arial" w:cs="Arial" w:eastAsia="Arial"/>
+          <w:color w:val="000000"/>
+          <w:sz w:val="21"/>
+        </w:rPr>
+        <w:t>Leave Merge selected and click Import. Every record the current registry is missing is added; nothing already there is touched.</w:t>
+      </w:r>
+    </w:p>
+    <w:p>
+      <w:pPr>
+        <w:spacing w:after="80"/>
+        <w:ind w:left="340"/>
+      </w:pPr>
+      <w:r>
+        <w:rPr>
+          <w:rFonts w:ascii="Arial" w:hAnsi="Arial" w:cs="Arial" w:eastAsia="Arial"/>
+          <w:b/>
+          <w:color w:val="1F3A5F"/>
+          <w:sz w:val="21"/>
+        </w:rPr>
+        <w:t xml:space="preserve">4.  </w:t>
+      </w:r>
+      <w:r>
+        <w:rPr>
+          <w:rFonts w:ascii="Arial" w:hAnsi="Arial" w:cs="Arial" w:eastAsia="Arial"/>
+          <w:color w:val="000000"/>
+          <w:sz w:val="21"/>
+        </w:rPr>
+        <w:t>Check the totals on the Dashboard against what the office expects, and against a print of the old Excel masterlist if there is one.</w:t>
+      </w:r>
+    </w:p>
+    <w:p>
+      <w:pPr>
+        <w:spacing w:after="120" w:before="0"/>
+      </w:pPr>
+      <w:r>
+        <w:rPr>
+          <w:rFonts w:ascii="Arial" w:hAnsi="Arial" w:cs="Arial" w:eastAsia="Arial"/>
+          <w:b w:val="0"/>
+          <w:i w:val="0"/>
+          <w:color w:val="000000"/>
+          <w:sz w:val="21"/>
+        </w:rPr>
+        <w:t>A plain .db file works the same way. Both are admin-only imports; a clerk attempting one sees an access message instead.</w:t>
+      </w:r>
+    </w:p>
+    <w:p>
+      <w:pPr>
+        <w:spacing w:after="80" w:before="200"/>
+      </w:pPr>
+      <w:r>
+        <w:rPr>
+          <w:rFonts w:ascii="Arial" w:hAnsi="Arial" w:cs="Arial" w:eastAsia="Arial"/>
+          <w:b/>
+          <w:color w:val="1F3A5F"/>
+          <w:sz w:val="26"/>
+        </w:rPr>
         <w:t>Still stuck?</w:t>
       </w:r>
     </w:p>
@@ -9792,6 +10340,70 @@
                 <w:color w:val="000000"/>
                 <w:sz w:val="20"/>
               </w:rPr>
+              <w:t>Import from backup</w:t>
+            </w:r>
+          </w:p>
+        </w:tc>
+        <w:tc>
+          <w:tcPr>
+            <w:tcW w:type="dxa" w:w="4677"/>
+          </w:tcPr>
+          <w:p>
+            <w:r>
+              <w:rPr>
+                <w:rFonts w:ascii="Arial" w:hAnsi="Arial" w:cs="Arial" w:eastAsia="Arial"/>
+                <w:color w:val="000000"/>
+                <w:sz w:val="20"/>
+              </w:rPr>
+              <w:t>Import Records; drop the nightly .zip or the .db</w:t>
+            </w:r>
+          </w:p>
+        </w:tc>
+      </w:tr>
+      <w:tr>
+        <w:tc>
+          <w:tcPr>
+            <w:tcW w:type="dxa" w:w="4677"/>
+          </w:tcPr>
+          <w:p>
+            <w:r>
+              <w:rPr>
+                <w:rFonts w:ascii="Arial" w:hAnsi="Arial" w:cs="Arial" w:eastAsia="Arial"/>
+                <w:color w:val="000000"/>
+                <w:sz w:val="20"/>
+              </w:rPr>
+              <w:t>Preview a certificate while editing</w:t>
+            </w:r>
+          </w:p>
+        </w:tc>
+        <w:tc>
+          <w:tcPr>
+            <w:tcW w:type="dxa" w:w="4677"/>
+          </w:tcPr>
+          <w:p>
+            <w:r>
+              <w:rPr>
+                <w:rFonts w:ascii="Arial" w:hAnsi="Arial" w:cs="Arial" w:eastAsia="Arial"/>
+                <w:color w:val="000000"/>
+                <w:sz w:val="20"/>
+              </w:rPr>
+              <w:t>MTOP Certificate Preview button inside the edit form</w:t>
+            </w:r>
+          </w:p>
+        </w:tc>
+      </w:tr>
+      <w:tr>
+        <w:tc>
+          <w:tcPr>
+            <w:tcW w:type="dxa" w:w="4677"/>
+          </w:tcPr>
+          <w:p>
+            <w:r>
+              <w:rPr>
+                <w:rFonts w:ascii="Arial" w:hAnsi="Arial" w:cs="Arial" w:eastAsia="Arial"/>
+                <w:color w:val="000000"/>
+                <w:sz w:val="20"/>
+              </w:rPr>
               <w:t>Backup everything</w:t>
             </w:r>
           </w:p>
@@ -9925,7 +10537,7 @@
           <w:color w:val="1F3A5F"/>
           <w:sz w:val="40"/>
         </w:rPr>
-        <w:t>Glossary</w:t>
+        <w:t>Chapter 14 — Setting Up the Second Office Computer</w:t>
       </w:r>
     </w:p>
     <w:p>
@@ -9938,6 +10550,729 @@
     </w:p>
     <w:p>
       <w:pPr>
+        <w:spacing w:after="120" w:before="0"/>
+      </w:pPr>
+      <w:r>
+        <w:rPr>
+          <w:rFonts w:ascii="Arial" w:hAnsi="Arial" w:cs="Arial" w:eastAsia="Arial"/>
+          <w:b w:val="0"/>
+          <w:i w:val="0"/>
+          <w:color w:val="000000"/>
+          <w:sz w:val="21"/>
+        </w:rPr>
+        <w:t>This chapter walks the whole path from an empty PC to a second office computer that shares the same records: install, sign in as a viewer, connect, and prove the two machines are talking. Follow it in order; each step assumes the ones before it.</w:t>
+      </w:r>
+    </w:p>
+    <w:p>
+      <w:pPr>
+        <w:spacing w:after="80" w:before="200"/>
+      </w:pPr>
+      <w:r>
+        <w:rPr>
+          <w:rFonts w:ascii="Arial" w:hAnsi="Arial" w:cs="Arial" w:eastAsia="Arial"/>
+          <w:b/>
+          <w:color w:val="1F3A5F"/>
+          <w:sz w:val="26"/>
+        </w:rPr>
+        <w:t>Step 1: Install PASADA on PC 2</w:t>
+      </w:r>
+    </w:p>
+    <w:p>
+      <w:pPr>
+        <w:spacing w:after="80"/>
+        <w:ind w:left="340"/>
+      </w:pPr>
+      <w:r>
+        <w:rPr>
+          <w:rFonts w:ascii="Arial" w:hAnsi="Arial" w:cs="Arial" w:eastAsia="Arial"/>
+          <w:b/>
+          <w:color w:val="1F3A5F"/>
+          <w:sz w:val="21"/>
+        </w:rPr>
+        <w:t xml:space="preserve">1.  </w:t>
+      </w:r>
+      <w:r>
+        <w:rPr>
+          <w:rFonts w:ascii="Arial" w:hAnsi="Arial" w:cs="Arial" w:eastAsia="Arial"/>
+          <w:color w:val="000000"/>
+          <w:sz w:val="21"/>
+        </w:rPr>
+        <w:t>Download the newest installer from the PASADA release page. Use the ...-setup.exe file (or the .msi).</w:t>
+      </w:r>
+    </w:p>
+    <w:p>
+      <w:pPr>
+        <w:spacing w:after="80"/>
+        <w:ind w:left="340"/>
+      </w:pPr>
+      <w:r>
+        <w:rPr>
+          <w:rFonts w:ascii="Arial" w:hAnsi="Arial" w:cs="Arial" w:eastAsia="Arial"/>
+          <w:b/>
+          <w:color w:val="1F3A5F"/>
+          <w:sz w:val="21"/>
+        </w:rPr>
+        <w:t xml:space="preserve">2.  </w:t>
+      </w:r>
+      <w:r>
+        <w:rPr>
+          <w:rFonts w:ascii="Arial" w:hAnsi="Arial" w:cs="Arial" w:eastAsia="Arial"/>
+          <w:color w:val="000000"/>
+          <w:sz w:val="21"/>
+        </w:rPr>
+        <w:t>Copy it on a USB stick if PC 2 has no internet. The installer carries everything: the interface and the registry engine.</w:t>
+      </w:r>
+    </w:p>
+    <w:p>
+      <w:pPr>
+        <w:spacing w:after="80"/>
+        <w:ind w:left="340"/>
+      </w:pPr>
+      <w:r>
+        <w:rPr>
+          <w:rFonts w:ascii="Arial" w:hAnsi="Arial" w:cs="Arial" w:eastAsia="Arial"/>
+          <w:b/>
+          <w:color w:val="1F3A5F"/>
+          <w:sz w:val="21"/>
+        </w:rPr>
+        <w:t xml:space="preserve">3.  </w:t>
+      </w:r>
+      <w:r>
+        <w:rPr>
+          <w:rFonts w:ascii="Arial" w:hAnsi="Arial" w:cs="Arial" w:eastAsia="Arial"/>
+          <w:color w:val="000000"/>
+          <w:sz w:val="21"/>
+        </w:rPr>
+        <w:t>Run the installer and accept the default options. A PASADA shortcut appears on the desktop.</w:t>
+      </w:r>
+    </w:p>
+    <w:p>
+      <w:pPr>
+        <w:spacing w:after="80"/>
+        <w:ind w:left="340"/>
+      </w:pPr>
+      <w:r>
+        <w:rPr>
+          <w:rFonts w:ascii="Arial" w:hAnsi="Arial" w:cs="Arial" w:eastAsia="Arial"/>
+          <w:b/>
+          <w:color w:val="1F3A5F"/>
+          <w:sz w:val="21"/>
+        </w:rPr>
+        <w:t xml:space="preserve">4.  </w:t>
+      </w:r>
+      <w:r>
+        <w:rPr>
+          <w:rFonts w:ascii="Arial" w:hAnsi="Arial" w:cs="Arial" w:eastAsia="Arial"/>
+          <w:color w:val="000000"/>
+          <w:sz w:val="21"/>
+        </w:rPr>
+        <w:t>Open PASADA once, and let it sit on the log-in screen. Do not register a new account here.</w:t>
+      </w:r>
+    </w:p>
+    <w:tbl>
+      <w:tblPr>
+        <w:tblW w:type="auto" w:w="0"/>
+        <w:jc w:val="center"/>
+        <w:tblLook w:firstColumn="1" w:firstRow="1" w:lastColumn="0" w:lastRow="0" w:noHBand="0" w:noVBand="1" w:val="04A0"/>
+      </w:tblPr>
+      <w:tblGrid>
+        <w:gridCol w:w="9355"/>
+      </w:tblGrid>
+      <w:tr>
+        <w:tc>
+          <w:tcPr>
+            <w:tcW w:type="dxa" w:w="9355"/>
+            <w:shd w:val="clear" w:fill="FDF3E7"/>
+          </w:tcPr>
+          <w:p>
+            <w:pPr>
+              <w:spacing w:before="80" w:after="80"/>
+            </w:pPr>
+            <w:r>
+              <w:rPr>
+                <w:rFonts w:ascii="Arial" w:hAnsi="Arial" w:cs="Arial" w:eastAsia="Arial"/>
+                <w:b/>
+                <w:color w:val="B05A00"/>
+                <w:sz w:val="20"/>
+              </w:rPr>
+              <w:t xml:space="preserve">WARNING:  </w:t>
+            </w:r>
+            <w:r>
+              <w:rPr>
+                <w:rFonts w:ascii="Arial" w:hAnsi="Arial" w:cs="Arial" w:eastAsia="Arial"/>
+                <w:color w:val="000000"/>
+                <w:sz w:val="20"/>
+              </w:rPr>
+              <w:t>Never click Register Account on PC 2. Registration closes after the first account; the office's real accounts live on PC 1 and sync over. Registering on PC 2 would create a second, separate registry.</w:t>
+            </w:r>
+          </w:p>
+        </w:tc>
+      </w:tr>
+    </w:tbl>
+    <w:p>
+      <w:pPr>
+        <w:spacing w:after="80" w:before="200"/>
+      </w:pPr>
+      <w:r>
+        <w:rPr>
+          <w:rFonts w:ascii="Arial" w:hAnsi="Arial" w:cs="Arial" w:eastAsia="Arial"/>
+          <w:b/>
+          <w:color w:val="1F3A5F"/>
+          <w:sz w:val="26"/>
+        </w:rPr>
+        <w:t>Step 2: Sign in as a Viewer</w:t>
+      </w:r>
+    </w:p>
+    <w:p>
+      <w:pPr>
+        <w:spacing w:after="120" w:before="0"/>
+      </w:pPr>
+      <w:r>
+        <w:rPr>
+          <w:rFonts w:ascii="Arial" w:hAnsi="Arial" w:cs="Arial" w:eastAsia="Arial"/>
+          <w:b w:val="0"/>
+          <w:i w:val="0"/>
+          <w:color w:val="000000"/>
+          <w:sz w:val="21"/>
+        </w:rPr>
+        <w:t>On PC 1, the admin first creates the account PC 2 will use:</w:t>
+      </w:r>
+    </w:p>
+    <w:p>
+      <w:pPr>
+        <w:spacing w:after="80"/>
+        <w:ind w:left="340"/>
+      </w:pPr>
+      <w:r>
+        <w:rPr>
+          <w:rFonts w:ascii="Arial" w:hAnsi="Arial" w:cs="Arial" w:eastAsia="Arial"/>
+          <w:b/>
+          <w:color w:val="1F3A5F"/>
+          <w:sz w:val="21"/>
+        </w:rPr>
+        <w:t xml:space="preserve">1.  </w:t>
+      </w:r>
+      <w:r>
+        <w:rPr>
+          <w:rFonts w:ascii="Arial" w:hAnsi="Arial" w:cs="Arial" w:eastAsia="Arial"/>
+          <w:color w:val="000000"/>
+          <w:sz w:val="21"/>
+        </w:rPr>
+        <w:t>Admin, on PC 1: open the Admin Console &gt; Administrative tab and create an account.</w:t>
+      </w:r>
+    </w:p>
+    <w:p>
+      <w:pPr>
+        <w:spacing w:after="80"/>
+        <w:ind w:left="340"/>
+      </w:pPr>
+      <w:r>
+        <w:rPr>
+          <w:rFonts w:ascii="Arial" w:hAnsi="Arial" w:cs="Arial" w:eastAsia="Arial"/>
+          <w:b/>
+          <w:color w:val="1F3A5F"/>
+          <w:sz w:val="21"/>
+        </w:rPr>
+        <w:t xml:space="preserve">2.  </w:t>
+      </w:r>
+      <w:r>
+        <w:rPr>
+          <w:rFonts w:ascii="Arial" w:hAnsi="Arial" w:cs="Arial" w:eastAsia="Arial"/>
+          <w:color w:val="000000"/>
+          <w:sz w:val="21"/>
+        </w:rPr>
+        <w:t>Choose the Viewer role. A Viewer can look at everything, search, and print — but cannot change records.</w:t>
+      </w:r>
+    </w:p>
+    <w:p>
+      <w:pPr>
+        <w:spacing w:after="80"/>
+        <w:ind w:left="340"/>
+      </w:pPr>
+      <w:r>
+        <w:rPr>
+          <w:rFonts w:ascii="Arial" w:hAnsi="Arial" w:cs="Arial" w:eastAsia="Arial"/>
+          <w:b/>
+          <w:color w:val="1F3A5F"/>
+          <w:sz w:val="21"/>
+        </w:rPr>
+        <w:t xml:space="preserve">3.  </w:t>
+      </w:r>
+      <w:r>
+        <w:rPr>
+          <w:rFonts w:ascii="Arial" w:hAnsi="Arial" w:cs="Arial" w:eastAsia="Arial"/>
+          <w:color w:val="000000"/>
+          <w:sz w:val="21"/>
+        </w:rPr>
+        <w:t>Give the new username and password to PC 2's user.</w:t>
+      </w:r>
+    </w:p>
+    <w:p>
+      <w:pPr>
+        <w:spacing w:after="80"/>
+        <w:ind w:left="340"/>
+      </w:pPr>
+      <w:r>
+        <w:rPr>
+          <w:rFonts w:ascii="Arial" w:hAnsi="Arial" w:cs="Arial" w:eastAsia="Arial"/>
+          <w:b/>
+          <w:color w:val="1F3A5F"/>
+          <w:sz w:val="21"/>
+        </w:rPr>
+        <w:t xml:space="preserve">1.  </w:t>
+      </w:r>
+      <w:r>
+        <w:rPr>
+          <w:rFonts w:ascii="Arial" w:hAnsi="Arial" w:cs="Arial" w:eastAsia="Arial"/>
+          <w:color w:val="000000"/>
+          <w:sz w:val="21"/>
+        </w:rPr>
+        <w:t>On PC 2, type that username and password on the log-in screen and click Log In.</w:t>
+      </w:r>
+    </w:p>
+    <w:p>
+      <w:pPr>
+        <w:spacing w:after="80"/>
+        <w:ind w:left="340"/>
+      </w:pPr>
+      <w:r>
+        <w:rPr>
+          <w:rFonts w:ascii="Arial" w:hAnsi="Arial" w:cs="Arial" w:eastAsia="Arial"/>
+          <w:b/>
+          <w:color w:val="1F3A5F"/>
+          <w:sz w:val="21"/>
+        </w:rPr>
+        <w:t xml:space="preserve">2.  </w:t>
+      </w:r>
+      <w:r>
+        <w:rPr>
+          <w:rFonts w:ascii="Arial" w:hAnsi="Arial" w:cs="Arial" w:eastAsia="Arial"/>
+          <w:color w:val="000000"/>
+          <w:sz w:val="21"/>
+        </w:rPr>
+        <w:t>The dashboard opens. The sidebar shows your name with the role Viewer.</w:t>
+      </w:r>
+    </w:p>
+    <w:p>
+      <w:pPr>
+        <w:spacing w:after="120" w:before="0"/>
+      </w:pPr>
+      <w:r>
+        <w:rPr>
+          <w:rFonts w:ascii="Arial" w:hAnsi="Arial" w:cs="Arial" w:eastAsia="Arial"/>
+          <w:b w:val="0"/>
+          <w:i w:val="0"/>
+          <w:color w:val="000000"/>
+          <w:sz w:val="21"/>
+        </w:rPr>
+        <w:t>Why Viewer: the second computer is usually for looking things up at the front desk. With a Viewer account, nobody can edit records from PC 2 by accident — the edit and delete buttons are not even shown, and the system itself refuses any change.</w:t>
+      </w:r>
+    </w:p>
+    <w:tbl>
+      <w:tblPr>
+        <w:tblW w:type="auto" w:w="0"/>
+        <w:jc w:val="center"/>
+        <w:tblLook w:firstColumn="1" w:firstRow="1" w:lastColumn="0" w:lastRow="0" w:noHBand="0" w:noVBand="1" w:val="04A0"/>
+      </w:tblPr>
+      <w:tblGrid>
+        <w:gridCol w:w="9355"/>
+      </w:tblGrid>
+      <w:tr>
+        <w:tc>
+          <w:tcPr>
+            <w:tcW w:type="dxa" w:w="9355"/>
+            <w:shd w:val="clear" w:fill="F5F7FA"/>
+          </w:tcPr>
+          <w:p>
+            <w:pPr>
+              <w:spacing w:before="80" w:after="80"/>
+            </w:pPr>
+            <w:r>
+              <w:rPr>
+                <w:rFonts w:ascii="Arial" w:hAnsi="Arial" w:cs="Arial" w:eastAsia="Arial"/>
+                <w:b/>
+                <w:color w:val="1F3A5F"/>
+                <w:sz w:val="20"/>
+              </w:rPr>
+              <w:t xml:space="preserve">TIP:  </w:t>
+            </w:r>
+            <w:r>
+              <w:rPr>
+                <w:rFonts w:ascii="Arial" w:hAnsi="Arial" w:cs="Arial" w:eastAsia="Arial"/>
+                <w:color w:val="000000"/>
+                <w:sz w:val="20"/>
+              </w:rPr>
+              <w:t>If PC 2's people really do need to enter records, give that computer a Clerk account instead. Everything in the rest of this chapter is identical.</w:t>
+            </w:r>
+          </w:p>
+        </w:tc>
+      </w:tr>
+    </w:tbl>
+    <w:p>
+      <w:pPr>
+        <w:spacing w:after="80" w:before="200"/>
+      </w:pPr>
+      <w:r>
+        <w:rPr>
+          <w:rFonts w:ascii="Arial" w:hAnsi="Arial" w:cs="Arial" w:eastAsia="Arial"/>
+          <w:b/>
+          <w:color w:val="1F3A5F"/>
+          <w:sz w:val="26"/>
+        </w:rPr>
+        <w:t>Step 3: Connect the two computers</w:t>
+      </w:r>
+    </w:p>
+    <w:p>
+      <w:pPr>
+        <w:spacing w:after="80"/>
+        <w:ind w:left="340"/>
+      </w:pPr>
+      <w:r>
+        <w:rPr>
+          <w:rFonts w:ascii="Arial" w:hAnsi="Arial" w:cs="Arial" w:eastAsia="Arial"/>
+          <w:b/>
+          <w:color w:val="1F3A5F"/>
+          <w:sz w:val="21"/>
+        </w:rPr>
+        <w:t xml:space="preserve">1.  </w:t>
+      </w:r>
+      <w:r>
+        <w:rPr>
+          <w:rFonts w:ascii="Arial" w:hAnsi="Arial" w:cs="Arial" w:eastAsia="Arial"/>
+          <w:color w:val="000000"/>
+          <w:sz w:val="21"/>
+        </w:rPr>
+        <w:t>Make sure both computers are on the same office network — same Wi-Fi, or wired to the same switch/router.</w:t>
+      </w:r>
+    </w:p>
+    <w:p>
+      <w:pPr>
+        <w:spacing w:after="80"/>
+        <w:ind w:left="340"/>
+      </w:pPr>
+      <w:r>
+        <w:rPr>
+          <w:rFonts w:ascii="Arial" w:hAnsi="Arial" w:cs="Arial" w:eastAsia="Arial"/>
+          <w:b/>
+          <w:color w:val="1F3A5F"/>
+          <w:sz w:val="21"/>
+        </w:rPr>
+        <w:t xml:space="preserve">2.  </w:t>
+      </w:r>
+      <w:r>
+        <w:rPr>
+          <w:rFonts w:ascii="Arial" w:hAnsi="Arial" w:cs="Arial" w:eastAsia="Arial"/>
+          <w:color w:val="000000"/>
+          <w:sz w:val="21"/>
+        </w:rPr>
+        <w:t>Admin, on PC 1: open the Admin Console &gt; Technical tab. Look at the connected computers list.</w:t>
+      </w:r>
+    </w:p>
+    <w:p>
+      <w:pPr>
+        <w:spacing w:after="80"/>
+        <w:ind w:left="340"/>
+      </w:pPr>
+      <w:r>
+        <w:rPr>
+          <w:rFonts w:ascii="Arial" w:hAnsi="Arial" w:cs="Arial" w:eastAsia="Arial"/>
+          <w:b/>
+          <w:color w:val="1F3A5F"/>
+          <w:sz w:val="21"/>
+        </w:rPr>
+        <w:t xml:space="preserve">3.  </w:t>
+      </w:r>
+      <w:r>
+        <w:rPr>
+          <w:rFonts w:ascii="Arial" w:hAnsi="Arial" w:cs="Arial" w:eastAsia="Arial"/>
+          <w:color w:val="000000"/>
+          <w:sz w:val="21"/>
+        </w:rPr>
+        <w:t>On PC 2, click the connection status at the bottom of the sidebar and connect to PC 1's name, or wait a few seconds for automatic discovery.</w:t>
+      </w:r>
+    </w:p>
+    <w:p>
+      <w:pPr>
+        <w:spacing w:after="80"/>
+        <w:ind w:left="340"/>
+      </w:pPr>
+      <w:r>
+        <w:rPr>
+          <w:rFonts w:ascii="Arial" w:hAnsi="Arial" w:cs="Arial" w:eastAsia="Arial"/>
+          <w:b/>
+          <w:color w:val="1F3A5F"/>
+          <w:sz w:val="21"/>
+        </w:rPr>
+        <w:t xml:space="preserve">4.  </w:t>
+      </w:r>
+      <w:r>
+        <w:rPr>
+          <w:rFonts w:ascii="Arial" w:hAnsi="Arial" w:cs="Arial" w:eastAsia="Arial"/>
+          <w:color w:val="000000"/>
+          <w:sz w:val="21"/>
+        </w:rPr>
+        <w:t>When the status under the sidebar says Online on BOTH computers, they are connected.</w:t>
+      </w:r>
+    </w:p>
+    <w:p>
+      <w:pPr>
+        <w:spacing w:after="80"/>
+        <w:ind w:left="340"/>
+      </w:pPr>
+      <w:r>
+        <w:rPr>
+          <w:rFonts w:ascii="Arial" w:hAnsi="Arial" w:cs="Arial" w:eastAsia="Arial"/>
+          <w:b/>
+          <w:color w:val="1F3A5F"/>
+          <w:sz w:val="21"/>
+        </w:rPr>
+        <w:t xml:space="preserve">5.  </w:t>
+      </w:r>
+      <w:r>
+        <w:rPr>
+          <w:rFonts w:ascii="Arial" w:hAnsi="Arial" w:cs="Arial" w:eastAsia="Arial"/>
+          <w:color w:val="000000"/>
+          <w:sz w:val="21"/>
+        </w:rPr>
+        <w:t>PC 2 then pulls the whole registry from PC 1 automatically the first time. Give it a moment on a large registry.</w:t>
+      </w:r>
+    </w:p>
+    <w:p>
+      <w:pPr>
+        <w:spacing w:after="120" w:before="0"/>
+      </w:pPr>
+      <w:r>
+        <w:rPr>
+          <w:rFonts w:ascii="Arial" w:hAnsi="Arial" w:cs="Arial" w:eastAsia="Arial"/>
+          <w:b w:val="0"/>
+          <w:i w:val="0"/>
+          <w:color w:val="000000"/>
+          <w:sz w:val="21"/>
+        </w:rPr>
+        <w:t>The connection is safe without you doing anything: computers recognize each other with a shared secret, and every transfer between them is signed. A computer that was off for days catches up automatically the next time both are on.</w:t>
+      </w:r>
+    </w:p>
+    <w:p>
+      <w:pPr>
+        <w:spacing w:after="80" w:before="200"/>
+      </w:pPr>
+      <w:r>
+        <w:rPr>
+          <w:rFonts w:ascii="Arial" w:hAnsi="Arial" w:cs="Arial" w:eastAsia="Arial"/>
+          <w:b/>
+          <w:color w:val="1F3A5F"/>
+          <w:sz w:val="26"/>
+        </w:rPr>
+        <w:t>Step 4: Verify sync end to end</w:t>
+      </w:r>
+    </w:p>
+    <w:p>
+      <w:pPr>
+        <w:spacing w:after="120" w:before="0"/>
+      </w:pPr>
+      <w:r>
+        <w:rPr>
+          <w:rFonts w:ascii="Arial" w:hAnsi="Arial" w:cs="Arial" w:eastAsia="Arial"/>
+          <w:b w:val="0"/>
+          <w:i w:val="0"/>
+          <w:color w:val="000000"/>
+          <w:sz w:val="21"/>
+        </w:rPr>
+        <w:t>Do this the first day, and any time something feels out of date later:</w:t>
+      </w:r>
+    </w:p>
+    <w:p>
+      <w:pPr>
+        <w:spacing w:after="80"/>
+        <w:ind w:left="340"/>
+      </w:pPr>
+      <w:r>
+        <w:rPr>
+          <w:rFonts w:ascii="Arial" w:hAnsi="Arial" w:cs="Arial" w:eastAsia="Arial"/>
+          <w:b/>
+          <w:color w:val="1F3A5F"/>
+          <w:sz w:val="21"/>
+        </w:rPr>
+        <w:t xml:space="preserve">1.  </w:t>
+      </w:r>
+      <w:r>
+        <w:rPr>
+          <w:rFonts w:ascii="Arial" w:hAnsi="Arial" w:cs="Arial" w:eastAsia="Arial"/>
+          <w:color w:val="000000"/>
+          <w:sz w:val="21"/>
+        </w:rPr>
+        <w:t>On PC 1, add a test record: open any TODA line, click Add Operator, fill the name and address, and save.</w:t>
+      </w:r>
+    </w:p>
+    <w:p>
+      <w:pPr>
+        <w:spacing w:after="80"/>
+        <w:ind w:left="340"/>
+      </w:pPr>
+      <w:r>
+        <w:rPr>
+          <w:rFonts w:ascii="Arial" w:hAnsi="Arial" w:cs="Arial" w:eastAsia="Arial"/>
+          <w:b/>
+          <w:color w:val="1F3A5F"/>
+          <w:sz w:val="21"/>
+        </w:rPr>
+        <w:t xml:space="preserve">2.  </w:t>
+      </w:r>
+      <w:r>
+        <w:rPr>
+          <w:rFonts w:ascii="Arial" w:hAnsi="Arial" w:cs="Arial" w:eastAsia="Arial"/>
+          <w:color w:val="000000"/>
+          <w:sz w:val="21"/>
+        </w:rPr>
+        <w:t>On PC 2, wait a few seconds, then open the same TODA line. The record is there.</w:t>
+      </w:r>
+    </w:p>
+    <w:p>
+      <w:pPr>
+        <w:spacing w:after="80"/>
+        <w:ind w:left="340"/>
+      </w:pPr>
+      <w:r>
+        <w:rPr>
+          <w:rFonts w:ascii="Arial" w:hAnsi="Arial" w:cs="Arial" w:eastAsia="Arial"/>
+          <w:b/>
+          <w:color w:val="1F3A5F"/>
+          <w:sz w:val="21"/>
+        </w:rPr>
+        <w:t xml:space="preserve">3.  </w:t>
+      </w:r>
+      <w:r>
+        <w:rPr>
+          <w:rFonts w:ascii="Arial" w:hAnsi="Arial" w:cs="Arial" w:eastAsia="Arial"/>
+          <w:color w:val="000000"/>
+          <w:sz w:val="21"/>
+        </w:rPr>
+        <w:t>On PC 2, search the test operator's name from the Search page. Found — the whole registry reached PC 2.</w:t>
+      </w:r>
+    </w:p>
+    <w:p>
+      <w:pPr>
+        <w:spacing w:after="80"/>
+        <w:ind w:left="340"/>
+      </w:pPr>
+      <w:r>
+        <w:rPr>
+          <w:rFonts w:ascii="Arial" w:hAnsi="Arial" w:cs="Arial" w:eastAsia="Arial"/>
+          <w:b/>
+          <w:color w:val="1F3A5F"/>
+          <w:sz w:val="21"/>
+        </w:rPr>
+        <w:t xml:space="preserve">4.  </w:t>
+      </w:r>
+      <w:r>
+        <w:rPr>
+          <w:rFonts w:ascii="Arial" w:hAnsi="Arial" w:cs="Arial" w:eastAsia="Arial"/>
+          <w:color w:val="000000"/>
+          <w:sz w:val="21"/>
+        </w:rPr>
+        <w:t>On PC 1, edit the record (change the address slightly) and save.</w:t>
+      </w:r>
+    </w:p>
+    <w:p>
+      <w:pPr>
+        <w:spacing w:after="80"/>
+        <w:ind w:left="340"/>
+      </w:pPr>
+      <w:r>
+        <w:rPr>
+          <w:rFonts w:ascii="Arial" w:hAnsi="Arial" w:cs="Arial" w:eastAsia="Arial"/>
+          <w:b/>
+          <w:color w:val="1F3A5F"/>
+          <w:sz w:val="21"/>
+        </w:rPr>
+        <w:t xml:space="preserve">5.  </w:t>
+      </w:r>
+      <w:r>
+        <w:rPr>
+          <w:rFonts w:ascii="Arial" w:hAnsi="Arial" w:cs="Arial" w:eastAsia="Arial"/>
+          <w:color w:val="000000"/>
+          <w:sz w:val="21"/>
+        </w:rPr>
+        <w:t>On PC 2, refresh or reopen the record. The new address shows.</w:t>
+      </w:r>
+    </w:p>
+    <w:p>
+      <w:pPr>
+        <w:spacing w:after="80"/>
+        <w:ind w:left="340"/>
+      </w:pPr>
+      <w:r>
+        <w:rPr>
+          <w:rFonts w:ascii="Arial" w:hAnsi="Arial" w:cs="Arial" w:eastAsia="Arial"/>
+          <w:b/>
+          <w:color w:val="1F3A5F"/>
+          <w:sz w:val="21"/>
+        </w:rPr>
+        <w:t xml:space="preserve">6.  </w:t>
+      </w:r>
+      <w:r>
+        <w:rPr>
+          <w:rFonts w:ascii="Arial" w:hAnsi="Arial" w:cs="Arial" w:eastAsia="Arial"/>
+          <w:color w:val="000000"/>
+          <w:sz w:val="21"/>
+        </w:rPr>
+        <w:t>On PC 1, delete the test record. PC 2 catches up and the record leaves the list there too.</w:t>
+      </w:r>
+    </w:p>
+    <w:p>
+      <w:pPr>
+        <w:spacing w:after="80"/>
+        <w:ind w:left="340"/>
+      </w:pPr>
+      <w:r>
+        <w:rPr>
+          <w:rFonts w:ascii="Arial" w:hAnsi="Arial" w:cs="Arial" w:eastAsia="Arial"/>
+          <w:b/>
+          <w:color w:val="1F3A5F"/>
+          <w:sz w:val="21"/>
+        </w:rPr>
+        <w:t xml:space="preserve">7.  </w:t>
+      </w:r>
+      <w:r>
+        <w:rPr>
+          <w:rFonts w:ascii="Arial" w:hAnsi="Arial" w:cs="Arial" w:eastAsia="Arial"/>
+          <w:color w:val="000000"/>
+          <w:sz w:val="21"/>
+        </w:rPr>
+        <w:t>Check the Activity History on either computer: the add, the edit, and the delete all appear with the names of who did them.</w:t>
+      </w:r>
+    </w:p>
+    <w:p>
+      <w:pPr>
+        <w:spacing w:after="120" w:before="0"/>
+      </w:pPr>
+      <w:r>
+        <w:rPr>
+          <w:rFonts w:ascii="Arial" w:hAnsi="Arial" w:cs="Arial" w:eastAsia="Arial"/>
+          <w:b w:val="0"/>
+          <w:i w:val="0"/>
+          <w:color w:val="000000"/>
+          <w:sz w:val="21"/>
+        </w:rPr>
+        <w:t>That full loop — add, edit, delete, all visible on both sides — is the proof the office now runs one registry across two computers. Delete nothing else; the test record you removed was the only one entered for this.</w:t>
+      </w:r>
+    </w:p>
+    <w:p>
+      <w:pPr>
+        <w:spacing w:after="80" w:before="200"/>
+      </w:pPr>
+      <w:r>
+        <w:rPr>
+          <w:rFonts w:ascii="Arial" w:hAnsi="Arial" w:cs="Arial" w:eastAsia="Arial"/>
+          <w:b/>
+          <w:color w:val="1F3A5F"/>
+          <w:sz w:val="26"/>
+        </w:rPr>
+        <w:t>If something does not work</w:t>
+      </w:r>
+    </w:p>
+    <w:p>
+      <w:pPr>
         <w:spacing w:before="160" w:after="60"/>
       </w:pPr>
       <w:r>
@@ -9948,6 +11283,264 @@
           <w:sz w:val="19"/>
         </w:rPr>
         <w:t xml:space="preserve">Table 14. </w:t>
+      </w:r>
+      <w:r>
+        <w:rPr>
+          <w:rFonts w:ascii="Arial" w:hAnsi="Arial" w:cs="Arial" w:eastAsia="Arial"/>
+          <w:i/>
+          <w:color w:val="000000"/>
+          <w:sz w:val="19"/>
+        </w:rPr>
+        <w:t>Second-computer setup problems.</w:t>
+      </w:r>
+    </w:p>
+    <w:tbl>
+      <w:tblPr>
+        <w:tblStyle w:val="TableGrid"/>
+        <w:tblW w:type="auto" w:w="0"/>
+        <w:jc w:val="center"/>
+        <w:tblLook w:firstColumn="1" w:firstRow="1" w:lastColumn="0" w:lastRow="0" w:noHBand="0" w:noVBand="1" w:val="04A0"/>
+      </w:tblPr>
+      <w:tblGrid>
+        <w:gridCol w:w="4677"/>
+        <w:gridCol w:w="4677"/>
+      </w:tblGrid>
+      <w:tr>
+        <w:tc>
+          <w:tcPr>
+            <w:tcW w:type="dxa" w:w="4677"/>
+            <w:shd w:val="clear" w:fill="1F3A5F"/>
+          </w:tcPr>
+          <w:p>
+            <w:r>
+              <w:rPr>
+                <w:rFonts w:ascii="Arial" w:hAnsi="Arial" w:cs="Arial" w:eastAsia="Arial"/>
+                <w:b/>
+                <w:color w:val="FFFFFF"/>
+                <w:sz w:val="20"/>
+              </w:rPr>
+              <w:t>Symptom</w:t>
+            </w:r>
+          </w:p>
+        </w:tc>
+        <w:tc>
+          <w:tcPr>
+            <w:tcW w:type="dxa" w:w="4677"/>
+            <w:shd w:val="clear" w:fill="1F3A5F"/>
+          </w:tcPr>
+          <w:p>
+            <w:r>
+              <w:rPr>
+                <w:rFonts w:ascii="Arial" w:hAnsi="Arial" w:cs="Arial" w:eastAsia="Arial"/>
+                <w:b/>
+                <w:color w:val="FFFFFF"/>
+                <w:sz w:val="20"/>
+              </w:rPr>
+              <w:t>What to do</w:t>
+            </w:r>
+          </w:p>
+        </w:tc>
+      </w:tr>
+      <w:tr>
+        <w:tc>
+          <w:tcPr>
+            <w:tcW w:type="dxa" w:w="4677"/>
+          </w:tcPr>
+          <w:p>
+            <w:r>
+              <w:rPr>
+                <w:rFonts w:ascii="Arial" w:hAnsi="Arial" w:cs="Arial" w:eastAsia="Arial"/>
+                <w:color w:val="000000"/>
+                <w:sz w:val="20"/>
+              </w:rPr>
+              <w:t>PC 2 never shows Online</w:t>
+            </w:r>
+          </w:p>
+        </w:tc>
+        <w:tc>
+          <w:tcPr>
+            <w:tcW w:type="dxa" w:w="4677"/>
+          </w:tcPr>
+          <w:p>
+            <w:r>
+              <w:rPr>
+                <w:rFonts w:ascii="Arial" w:hAnsi="Arial" w:cs="Arial" w:eastAsia="Arial"/>
+                <w:color w:val="000000"/>
+                <w:sz w:val="20"/>
+              </w:rPr>
+              <w:t>Both computers must be on the same network. Check the network first, then restart PASADA on PC 2. See Troubleshooting problems 4 and 5.</w:t>
+            </w:r>
+          </w:p>
+        </w:tc>
+      </w:tr>
+      <w:tr>
+        <w:tc>
+          <w:tcPr>
+            <w:tcW w:type="dxa" w:w="4677"/>
+          </w:tcPr>
+          <w:p>
+            <w:r>
+              <w:rPr>
+                <w:rFonts w:ascii="Arial" w:hAnsi="Arial" w:cs="Arial" w:eastAsia="Arial"/>
+                <w:color w:val="000000"/>
+                <w:sz w:val="20"/>
+              </w:rPr>
+              <w:t>Records missing on PC 2</w:t>
+            </w:r>
+          </w:p>
+        </w:tc>
+        <w:tc>
+          <w:tcPr>
+            <w:tcW w:type="dxa" w:w="4677"/>
+          </w:tcPr>
+          <w:p>
+            <w:r>
+              <w:rPr>
+                <w:rFonts w:ascii="Arial" w:hAnsi="Arial" w:cs="Arial" w:eastAsia="Arial"/>
+                <w:color w:val="000000"/>
+                <w:sz w:val="20"/>
+              </w:rPr>
+              <w:t>Confirm PC 1 shows Online. PC 2 pulls from PC 1; if PC 1 is off, PC 2 counts on its last data or shows Offline Mode.</w:t>
+            </w:r>
+          </w:p>
+        </w:tc>
+      </w:tr>
+      <w:tr>
+        <w:tc>
+          <w:tcPr>
+            <w:tcW w:type="dxa" w:w="4677"/>
+          </w:tcPr>
+          <w:p>
+            <w:r>
+              <w:rPr>
+                <w:rFonts w:ascii="Arial" w:hAnsi="Arial" w:cs="Arial" w:eastAsia="Arial"/>
+                <w:color w:val="000000"/>
+                <w:sz w:val="20"/>
+              </w:rPr>
+              <w:t>Login fails on PC 2</w:t>
+            </w:r>
+          </w:p>
+        </w:tc>
+        <w:tc>
+          <w:tcPr>
+            <w:tcW w:type="dxa" w:w="4677"/>
+          </w:tcPr>
+          <w:p>
+            <w:r>
+              <w:rPr>
+                <w:rFonts w:ascii="Arial" w:hAnsi="Arial" w:cs="Arial" w:eastAsia="Arial"/>
+                <w:color w:val="000000"/>
+                <w:sz w:val="20"/>
+              </w:rPr>
+              <w:t>The account was created on PC 1 but the registry has not reached PC 2 yet. Wait for the first pull to finish, then try again.</w:t>
+            </w:r>
+          </w:p>
+        </w:tc>
+      </w:tr>
+      <w:tr>
+        <w:tc>
+          <w:tcPr>
+            <w:tcW w:type="dxa" w:w="4677"/>
+          </w:tcPr>
+          <w:p>
+            <w:r>
+              <w:rPr>
+                <w:rFonts w:ascii="Arial" w:hAnsi="Arial" w:cs="Arial" w:eastAsia="Arial"/>
+                <w:color w:val="000000"/>
+                <w:sz w:val="20"/>
+              </w:rPr>
+              <w:t>Edit buttons missing on PC 2</w:t>
+            </w:r>
+          </w:p>
+        </w:tc>
+        <w:tc>
+          <w:tcPr>
+            <w:tcW w:type="dxa" w:w="4677"/>
+          </w:tcPr>
+          <w:p>
+            <w:r>
+              <w:rPr>
+                <w:rFonts w:ascii="Arial" w:hAnsi="Arial" w:cs="Arial" w:eastAsia="Arial"/>
+                <w:color w:val="000000"/>
+                <w:sz w:val="20"/>
+              </w:rPr>
+              <w:t>That is the Viewer role. Ask the admin for a Clerk account if that computer needs to enter records.</w:t>
+            </w:r>
+          </w:p>
+        </w:tc>
+      </w:tr>
+      <w:tr>
+        <w:tc>
+          <w:tcPr>
+            <w:tcW w:type="dxa" w:w="4677"/>
+          </w:tcPr>
+          <w:p>
+            <w:r>
+              <w:rPr>
+                <w:rFonts w:ascii="Arial" w:hAnsi="Arial" w:cs="Arial" w:eastAsia="Arial"/>
+                <w:color w:val="000000"/>
+                <w:sz w:val="20"/>
+              </w:rPr>
+              <w:t>Numbers differ between PCs</w:t>
+            </w:r>
+          </w:p>
+        </w:tc>
+        <w:tc>
+          <w:tcPr>
+            <w:tcW w:type="dxa" w:w="4677"/>
+          </w:tcPr>
+          <w:p>
+            <w:r>
+              <w:rPr>
+                <w:rFonts w:ascii="Arial" w:hAnsi="Arial" w:cs="Arial" w:eastAsia="Arial"/>
+                <w:color w:val="000000"/>
+                <w:sz w:val="20"/>
+              </w:rPr>
+              <w:t>Short differences clear in seconds. If not, restart both and check the connected computers list; treat it as Troubleshooting problem 9.</w:t>
+            </w:r>
+          </w:p>
+        </w:tc>
+      </w:tr>
+    </w:tbl>
+    <w:p>
+      <w:r>
+        <w:br w:type="page"/>
+      </w:r>
+    </w:p>
+    <w:p>
+      <w:pPr>
+        <w:spacing w:after="80" w:before="0"/>
+      </w:pPr>
+      <w:r>
+        <w:rPr>
+          <w:rFonts w:ascii="Arial" w:hAnsi="Arial" w:cs="Arial" w:eastAsia="Arial"/>
+          <w:b/>
+          <w:color w:val="1F3A5F"/>
+          <w:sz w:val="40"/>
+        </w:rPr>
+        <w:t>Glossary</w:t>
+      </w:r>
+    </w:p>
+    <w:p>
+      <w:pPr>
+        <w:spacing w:after="240"/>
+        <w:pBdr>
+          <w:bottom w:val="single" w:sz="12" w:space="1" w:color="1F3A5F"/>
+        </w:pBdr>
+      </w:pPr>
+    </w:p>
+    <w:p>
+      <w:pPr>
+        <w:spacing w:before="160" w:after="60"/>
+      </w:pPr>
+      <w:r>
+        <w:rPr>
+          <w:rFonts w:ascii="Arial" w:hAnsi="Arial" w:cs="Arial" w:eastAsia="Arial"/>
+          <w:b/>
+          <w:color w:val="1F3A5F"/>
+          <w:sz w:val="19"/>
+        </w:rPr>
+        <w:t xml:space="preserve">Table 15. </w:t>
       </w:r>
       <w:r>
         <w:rPr>
@@ -10546,6 +12139,70 @@
                 <w:sz w:val="20"/>
               </w:rPr>
               <w:t>The panel that makes the first admin when an office has none. It closes forever once an admin exists.</w:t>
+            </w:r>
+          </w:p>
+        </w:tc>
+      </w:tr>
+      <w:tr>
+        <w:tc>
+          <w:tcPr>
+            <w:tcW w:type="dxa" w:w="4677"/>
+          </w:tcPr>
+          <w:p>
+            <w:r>
+              <w:rPr>
+                <w:rFonts w:ascii="Arial" w:hAnsi="Arial" w:cs="Arial" w:eastAsia="Arial"/>
+                <w:color w:val="000000"/>
+                <w:sz w:val="20"/>
+              </w:rPr>
+              <w:t>Viewer account</w:t>
+            </w:r>
+          </w:p>
+        </w:tc>
+        <w:tc>
+          <w:tcPr>
+            <w:tcW w:type="dxa" w:w="4677"/>
+          </w:tcPr>
+          <w:p>
+            <w:r>
+              <w:rPr>
+                <w:rFonts w:ascii="Arial" w:hAnsi="Arial" w:cs="Arial" w:eastAsia="Arial"/>
+                <w:color w:val="000000"/>
+                <w:sz w:val="20"/>
+              </w:rPr>
+              <w:t>A read-only account. It can open, search, and print everything but cannot change records, meant for a second office computer that only looks things up.</w:t>
+            </w:r>
+          </w:p>
+        </w:tc>
+      </w:tr>
+      <w:tr>
+        <w:tc>
+          <w:tcPr>
+            <w:tcW w:type="dxa" w:w="4677"/>
+          </w:tcPr>
+          <w:p>
+            <w:r>
+              <w:rPr>
+                <w:rFonts w:ascii="Arial" w:hAnsi="Arial" w:cs="Arial" w:eastAsia="Arial"/>
+                <w:color w:val="000000"/>
+                <w:sz w:val="20"/>
+              </w:rPr>
+              <w:t>Nightly backup ZIP</w:t>
+            </w:r>
+          </w:p>
+        </w:tc>
+        <w:tc>
+          <w:tcPr>
+            <w:tcW w:type="dxa" w:w="4677"/>
+          </w:tcPr>
+          <w:p>
+            <w:r>
+              <w:rPr>
+                <w:rFonts w:ascii="Arial" w:hAnsi="Arial" w:cs="Arial" w:eastAsia="Arial"/>
+                <w:color w:val="000000"/>
+                <w:sz w:val="20"/>
+              </w:rPr>
+              <w:t>The automatic backup PASADA makes each night: a .zip file with the whole registry (.db) inside. It can be imported on another computer to rebuild the records.</w:t>
             </w:r>
           </w:p>
         </w:tc>

--- a/manual_assets/PASADA_Software_Manual_Guide.docx
+++ b/manual_assets/PASADA_Software_Manual_Guide.docx
@@ -11063,6 +11063,192 @@
           <w:color w:val="1F3A5F"/>
           <w:sz w:val="26"/>
         </w:rPr>
+        <w:t>Connect by PIN when automatic pairing fails</w:t>
+      </w:r>
+    </w:p>
+    <w:p>
+      <w:pPr>
+        <w:spacing w:after="120" w:before="0"/>
+      </w:pPr>
+      <w:r>
+        <w:rPr>
+          <w:rFonts w:ascii="Arial" w:hAnsi="Arial" w:cs="Arial" w:eastAsia="Arial"/>
+          <w:b w:val="0"/>
+          <w:i w:val="0"/>
+          <w:color w:val="000000"/>
+          <w:sz w:val="21"/>
+        </w:rPr>
+        <w:t>If the two computers will not connect on their own — a stubborn firewall, an access point that blocks computer-to-computer traffic, a machine whose security library failed to load — the Admin can join them by hand with a six-digit PIN. The secret still crosses the network encrypted, and the PIN itself never travels.</w:t>
+      </w:r>
+    </w:p>
+    <w:p>
+      <w:pPr>
+        <w:spacing w:after="80"/>
+        <w:ind w:left="340"/>
+      </w:pPr>
+      <w:r>
+        <w:rPr>
+          <w:rFonts w:ascii="Arial" w:hAnsi="Arial" w:cs="Arial" w:eastAsia="Arial"/>
+          <w:b/>
+          <w:color w:val="1F3A5F"/>
+          <w:sz w:val="21"/>
+        </w:rPr>
+        <w:t xml:space="preserve">1.  </w:t>
+      </w:r>
+      <w:r>
+        <w:rPr>
+          <w:rFonts w:ascii="Arial" w:hAnsi="Arial" w:cs="Arial" w:eastAsia="Arial"/>
+          <w:color w:val="000000"/>
+          <w:sz w:val="21"/>
+        </w:rPr>
+        <w:t>Admin, on PC 1 (the computer holding the registry): open Settings &gt; Computer Settings &gt; the Sharing between computers card.</w:t>
+      </w:r>
+    </w:p>
+    <w:p>
+      <w:pPr>
+        <w:spacing w:after="80"/>
+        <w:ind w:left="340"/>
+      </w:pPr>
+      <w:r>
+        <w:rPr>
+          <w:rFonts w:ascii="Arial" w:hAnsi="Arial" w:cs="Arial" w:eastAsia="Arial"/>
+          <w:b/>
+          <w:color w:val="1F3A5F"/>
+          <w:sz w:val="21"/>
+        </w:rPr>
+        <w:t xml:space="preserve">2.  </w:t>
+      </w:r>
+      <w:r>
+        <w:rPr>
+          <w:rFonts w:ascii="Arial" w:hAnsi="Arial" w:cs="Arial" w:eastAsia="Arial"/>
+          <w:color w:val="000000"/>
+          <w:sz w:val="21"/>
+        </w:rPr>
+        <w:t>Under Pair a computer, press Generate PIN. A six-digit number and a 10-minute countdown appear.</w:t>
+      </w:r>
+    </w:p>
+    <w:p>
+      <w:pPr>
+        <w:spacing w:after="80"/>
+        <w:ind w:left="340"/>
+      </w:pPr>
+      <w:r>
+        <w:rPr>
+          <w:rFonts w:ascii="Arial" w:hAnsi="Arial" w:cs="Arial" w:eastAsia="Arial"/>
+          <w:b/>
+          <w:color w:val="1F3A5F"/>
+          <w:sz w:val="21"/>
+        </w:rPr>
+        <w:t xml:space="preserve">3.  </w:t>
+      </w:r>
+      <w:r>
+        <w:rPr>
+          <w:rFonts w:ascii="Arial" w:hAnsi="Arial" w:cs="Arial" w:eastAsia="Arial"/>
+          <w:color w:val="000000"/>
+          <w:sz w:val="21"/>
+        </w:rPr>
+        <w:t>On PC 2, on the same card, type that PIN in the Join by PIN box and press Join.</w:t>
+      </w:r>
+    </w:p>
+    <w:p>
+      <w:pPr>
+        <w:spacing w:after="80"/>
+        <w:ind w:left="340"/>
+      </w:pPr>
+      <w:r>
+        <w:rPr>
+          <w:rFonts w:ascii="Arial" w:hAnsi="Arial" w:cs="Arial" w:eastAsia="Arial"/>
+          <w:b/>
+          <w:color w:val="1F3A5F"/>
+          <w:sz w:val="21"/>
+        </w:rPr>
+        <w:t xml:space="preserve">4.  </w:t>
+      </w:r>
+      <w:r>
+        <w:rPr>
+          <w:rFonts w:ascii="Arial" w:hAnsi="Arial" w:cs="Arial" w:eastAsia="Arial"/>
+          <w:color w:val="000000"/>
+          <w:sz w:val="21"/>
+        </w:rPr>
+        <w:t>When the join succeeds, both cards show the same short key fingerprint. Compare them: identical fingerprints mean both computers now share the registry.</w:t>
+      </w:r>
+    </w:p>
+    <w:p>
+      <w:pPr>
+        <w:spacing w:after="80"/>
+        <w:ind w:left="340"/>
+      </w:pPr>
+      <w:r>
+        <w:rPr>
+          <w:rFonts w:ascii="Arial" w:hAnsi="Arial" w:cs="Arial" w:eastAsia="Arial"/>
+          <w:b/>
+          <w:color w:val="1F3A5F"/>
+          <w:sz w:val="21"/>
+        </w:rPr>
+        <w:t xml:space="preserve">5.  </w:t>
+      </w:r>
+      <w:r>
+        <w:rPr>
+          <w:rFonts w:ascii="Arial" w:hAnsi="Arial" w:cs="Arial" w:eastAsia="Arial"/>
+          <w:color w:val="000000"/>
+          <w:sz w:val="21"/>
+        </w:rPr>
+        <w:t>PC 2 then pulls the records from PC 1 within seconds.</w:t>
+      </w:r>
+    </w:p>
+    <w:p>
+      <w:pPr>
+        <w:pStyle w:val="ListBullet"/>
+        <w:spacing w:after="60"/>
+      </w:pPr>
+      <w:r>
+        <w:rPr>
+          <w:rFonts w:ascii="Arial" w:hAnsi="Arial" w:cs="Arial" w:eastAsia="Arial"/>
+          <w:color w:val="000000"/>
+          <w:sz w:val="21"/>
+        </w:rPr>
+        <w:t>The PIN works for 10 minutes only, and the host computer accepts it only while its own screen shows it armed.</w:t>
+      </w:r>
+    </w:p>
+    <w:p>
+      <w:pPr>
+        <w:pStyle w:val="ListBullet"/>
+        <w:spacing w:after="60"/>
+      </w:pPr>
+      <w:r>
+        <w:rPr>
+          <w:rFonts w:ascii="Arial" w:hAnsi="Arial" w:cs="Arial" w:eastAsia="Arial"/>
+          <w:color w:val="000000"/>
+          <w:sz w:val="21"/>
+        </w:rPr>
+        <w:t>Repeated wrong guesses are refused and recorded, and the joining computer is locked out until the Admin re-arms a fresh PIN.</w:t>
+      </w:r>
+    </w:p>
+    <w:p>
+      <w:pPr>
+        <w:pStyle w:val="ListBullet"/>
+        <w:spacing w:after="60"/>
+      </w:pPr>
+      <w:r>
+        <w:rPr>
+          <w:rFonts w:ascii="Arial" w:hAnsi="Arial" w:cs="Arial" w:eastAsia="Arial"/>
+          <w:color w:val="000000"/>
+          <w:sz w:val="21"/>
+        </w:rPr>
+        <w:t>The automatic connection stays ON: the PIN path is only a manual rescue for the times when the automatic one cannot run.</w:t>
+      </w:r>
+    </w:p>
+    <w:p>
+      <w:pPr>
+        <w:spacing w:after="80" w:before="200"/>
+      </w:pPr>
+      <w:r>
+        <w:rPr>
+          <w:rFonts w:ascii="Arial" w:hAnsi="Arial" w:cs="Arial" w:eastAsia="Arial"/>
+          <w:b/>
+          <w:color w:val="1F3A5F"/>
+          <w:sz w:val="26"/>
+        </w:rPr>
         <w:t>Step 4: Verify sync end to end</w:t>
       </w:r>
     </w:p>
@@ -11337,6 +11523,38 @@
                 <w:sz w:val="20"/>
               </w:rPr>
               <w:t>What to do</w:t>
+            </w:r>
+          </w:p>
+        </w:tc>
+      </w:tr>
+      <w:tr>
+        <w:tc>
+          <w:tcPr>
+            <w:tcW w:type="dxa" w:w="4677"/>
+          </w:tcPr>
+          <w:p>
+            <w:r>
+              <w:rPr>
+                <w:rFonts w:ascii="Arial" w:hAnsi="Arial" w:cs="Arial" w:eastAsia="Arial"/>
+                <w:color w:val="000000"/>
+                <w:sz w:val="20"/>
+              </w:rPr>
+              <w:t>Test computers now says Cannot receive or names a firewall</w:t>
+            </w:r>
+          </w:p>
+        </w:tc>
+        <w:tc>
+          <w:tcPr>
+            <w:tcW w:type="dxa" w:w="4677"/>
+          </w:tcPr>
+          <w:p>
+            <w:r>
+              <w:rPr>
+                <w:rFonts w:ascii="Arial" w:hAnsi="Arial" w:cs="Arial" w:eastAsia="Arial"/>
+                <w:color w:val="000000"/>
+                <w:sz w:val="20"/>
+              </w:rPr>
+              <w:t>The engine used Test computers now to check itself first and the ports are blocked on this machine. Allow them: on Linux, run sudo ufw allow 43888/tcp and sudo ufw allow 54321/udp; on Windows, run the netsh advfirewall command shown in the result. Then press Test computers now again.</w:t>
             </w:r>
           </w:p>
         </w:tc>
@@ -11401,6 +11619,38 @@
                 <w:sz w:val="20"/>
               </w:rPr>
               <w:t>Confirm PC 1 shows Online. PC 2 pulls from PC 1; if PC 1 is off, PC 2 counts on its last data or shows Offline Mode.</w:t>
+            </w:r>
+          </w:p>
+        </w:tc>
+      </w:tr>
+      <w:tr>
+        <w:tc>
+          <w:tcPr>
+            <w:tcW w:type="dxa" w:w="4677"/>
+          </w:tcPr>
+          <w:p>
+            <w:r>
+              <w:rPr>
+                <w:rFonts w:ascii="Arial" w:hAnsi="Arial" w:cs="Arial" w:eastAsia="Arial"/>
+                <w:color w:val="000000"/>
+                <w:sz w:val="20"/>
+              </w:rPr>
+              <w:t>The computers refuse to pair automatically</w:t>
+            </w:r>
+          </w:p>
+        </w:tc>
+        <w:tc>
+          <w:tcPr>
+            <w:tcW w:type="dxa" w:w="4677"/>
+          </w:tcPr>
+          <w:p>
+            <w:r>
+              <w:rPr>
+                <w:rFonts w:ascii="Arial" w:hAnsi="Arial" w:cs="Arial" w:eastAsia="Arial"/>
+                <w:color w:val="000000"/>
+                <w:sz w:val="20"/>
+              </w:rPr>
+              <w:t>Join them by PIN: PC 1 presses Generate PIN, PC 2 types it and presses Join (see Connect by PIN above). Both ways install the same security; check both fingerprints agree afterwards.</w:t>
             </w:r>
           </w:p>
         </w:tc>

--- a/manual_assets/PASADA_Software_Manual_Guide.docx
+++ b/manual_assets/PASADA_Software_Manual_Guide.docx
@@ -55,6 +55,46 @@
         <w:t>The complete guide to the franchise registry system for municipal tricycle operators</w:t>
       </w:r>
     </w:p>
+    <w:p>
+      <w:pPr>
+        <w:jc w:val="center"/>
+      </w:pPr>
+      <w:r>
+        <w:drawing>
+          <wp:inline xmlns:a="http://schemas.openxmlformats.org/drawingml/2006/main" xmlns:pic="http://schemas.openxmlformats.org/drawingml/2006/picture">
+            <wp:extent cx="1224000" cy="1224000"/>
+            <wp:docPr id="1" name="Picture 1"/>
+            <wp:cNvGraphicFramePr>
+              <a:graphicFrameLocks noChangeAspect="1"/>
+            </wp:cNvGraphicFramePr>
+            <a:graphic>
+              <a:graphicData uri="http://schemas.openxmlformats.org/drawingml/2006/picture">
+                <pic:pic>
+                  <pic:nvPicPr>
+                    <pic:cNvPr id="0" name="TFRU.png"/>
+                    <pic:cNvPicPr/>
+                  </pic:nvPicPr>
+                  <pic:blipFill>
+                    <a:blip r:embed="rId9"/>
+                    <a:stretch>
+                      <a:fillRect/>
+                    </a:stretch>
+                  </pic:blipFill>
+                  <pic:spPr>
+                    <a:xfrm>
+                      <a:off x="0" y="0"/>
+                      <a:ext cx="1224000" cy="1224000"/>
+                    </a:xfrm>
+                    <a:prstGeom prst="rect"/>
+                  </pic:spPr>
+                </pic:pic>
+              </a:graphicData>
+            </a:graphic>
+          </wp:inline>
+        </w:drawing>
+      </w:r>
+    </w:p>
+    <w:p/>
     <w:p/>
     <w:p/>
     <w:p/>
@@ -1638,6 +1678,70 @@
     </w:p>
     <w:p>
       <w:pPr>
+        <w:spacing w:before="120" w:after="40"/>
+        <w:jc w:val="center"/>
+      </w:pPr>
+      <w:r>
+        <w:drawing>
+          <wp:inline xmlns:a="http://schemas.openxmlformats.org/drawingml/2006/main" xmlns:pic="http://schemas.openxmlformats.org/drawingml/2006/picture">
+            <wp:extent cx="5580000" cy="3487500"/>
+            <wp:docPr id="2" name="Picture 2"/>
+            <wp:cNvGraphicFramePr>
+              <a:graphicFrameLocks noChangeAspect="1"/>
+            </wp:cNvGraphicFramePr>
+            <a:graphic>
+              <a:graphicData uri="http://schemas.openxmlformats.org/drawingml/2006/picture">
+                <pic:pic>
+                  <pic:nvPicPr>
+                    <pic:cNvPr id="0" name="01_login.png"/>
+                    <pic:cNvPicPr/>
+                  </pic:nvPicPr>
+                  <pic:blipFill>
+                    <a:blip r:embed="rId10"/>
+                    <a:stretch>
+                      <a:fillRect/>
+                    </a:stretch>
+                  </pic:blipFill>
+                  <pic:spPr>
+                    <a:xfrm>
+                      <a:off x="0" y="0"/>
+                      <a:ext cx="5580000" cy="3487500"/>
+                    </a:xfrm>
+                    <a:prstGeom prst="rect"/>
+                  </pic:spPr>
+                </pic:pic>
+              </a:graphicData>
+            </a:graphic>
+          </wp:inline>
+        </w:drawing>
+      </w:r>
+    </w:p>
+    <w:p>
+      <w:pPr>
+        <w:spacing w:after="200"/>
+        <w:jc w:val="center"/>
+      </w:pPr>
+      <w:r>
+        <w:rPr>
+          <w:rFonts w:ascii="Arial" w:hAnsi="Arial" w:cs="Arial" w:eastAsia="Arial"/>
+          <w:b/>
+          <w:color w:val="1F3A5F"/>
+          <w:sz w:val="18"/>
+        </w:rPr>
+        <w:t xml:space="preserve">Figure 1. </w:t>
+      </w:r>
+      <w:r>
+        <w:rPr>
+          <w:rFonts w:ascii="Arial" w:hAnsi="Arial" w:cs="Arial" w:eastAsia="Arial"/>
+          <w:i/>
+          <w:color w:val="000000"/>
+          <w:sz w:val="18"/>
+        </w:rPr>
+        <w:t>The log-in screen. Everything starts here.</w:t>
+      </w:r>
+    </w:p>
+    <w:p>
+      <w:pPr>
         <w:spacing w:after="80" w:before="200"/>
       </w:pPr>
       <w:r>
@@ -1923,6 +2027,70 @@
           <w:sz w:val="21"/>
         </w:rPr>
         <w:t>The very first time PASADA runs, the Register Account button appears on the log-in screen. One person creates the first account. Registration then closes for good. From then on, new accounts are created by the admin, inside the program. This is deliberate: an open registration would let anyone who touches the computer create an account on the office registry.</w:t>
+      </w:r>
+    </w:p>
+    <w:p>
+      <w:pPr>
+        <w:spacing w:before="120" w:after="40"/>
+        <w:jc w:val="center"/>
+      </w:pPr>
+      <w:r>
+        <w:drawing>
+          <wp:inline xmlns:a="http://schemas.openxmlformats.org/drawingml/2006/main" xmlns:pic="http://schemas.openxmlformats.org/drawingml/2006/picture">
+            <wp:extent cx="5580000" cy="3487500"/>
+            <wp:docPr id="3" name="Picture 3"/>
+            <wp:cNvGraphicFramePr>
+              <a:graphicFrameLocks noChangeAspect="1"/>
+            </wp:cNvGraphicFramePr>
+            <a:graphic>
+              <a:graphicData uri="http://schemas.openxmlformats.org/drawingml/2006/picture">
+                <pic:pic>
+                  <pic:nvPicPr>
+                    <pic:cNvPr id="0" name="02_register.png"/>
+                    <pic:cNvPicPr/>
+                  </pic:nvPicPr>
+                  <pic:blipFill>
+                    <a:blip r:embed="rId11"/>
+                    <a:stretch>
+                      <a:fillRect/>
+                    </a:stretch>
+                  </pic:blipFill>
+                  <pic:spPr>
+                    <a:xfrm>
+                      <a:off x="0" y="0"/>
+                      <a:ext cx="5580000" cy="3487500"/>
+                    </a:xfrm>
+                    <a:prstGeom prst="rect"/>
+                  </pic:spPr>
+                </pic:pic>
+              </a:graphicData>
+            </a:graphic>
+          </wp:inline>
+        </w:drawing>
+      </w:r>
+    </w:p>
+    <w:p>
+      <w:pPr>
+        <w:spacing w:after="200"/>
+        <w:jc w:val="center"/>
+      </w:pPr>
+      <w:r>
+        <w:rPr>
+          <w:rFonts w:ascii="Arial" w:hAnsi="Arial" w:cs="Arial" w:eastAsia="Arial"/>
+          <w:b/>
+          <w:color w:val="1F3A5F"/>
+          <w:sz w:val="18"/>
+        </w:rPr>
+        <w:t xml:space="preserve">Figure 2. </w:t>
+      </w:r>
+      <w:r>
+        <w:rPr>
+          <w:rFonts w:ascii="Arial" w:hAnsi="Arial" w:cs="Arial" w:eastAsia="Arial"/>
+          <w:i/>
+          <w:color w:val="000000"/>
+          <w:sz w:val="18"/>
+        </w:rPr>
+        <w:t>First-run registration. This door closes once an account exists.</w:t>
       </w:r>
     </w:p>
     <w:p>
@@ -3215,6 +3383,70 @@
     </w:p>
     <w:p>
       <w:pPr>
+        <w:spacing w:before="120" w:after="40"/>
+        <w:jc w:val="center"/>
+      </w:pPr>
+      <w:r>
+        <w:drawing>
+          <wp:inline xmlns:a="http://schemas.openxmlformats.org/drawingml/2006/main" xmlns:pic="http://schemas.openxmlformats.org/drawingml/2006/picture">
+            <wp:extent cx="5580000" cy="3487500"/>
+            <wp:docPr id="4" name="Picture 4"/>
+            <wp:cNvGraphicFramePr>
+              <a:graphicFrameLocks noChangeAspect="1"/>
+            </wp:cNvGraphicFramePr>
+            <a:graphic>
+              <a:graphicData uri="http://schemas.openxmlformats.org/drawingml/2006/picture">
+                <pic:pic>
+                  <pic:nvPicPr>
+                    <pic:cNvPr id="0" name="03_dashboard.png"/>
+                    <pic:cNvPicPr/>
+                  </pic:nvPicPr>
+                  <pic:blipFill>
+                    <a:blip r:embed="rId12"/>
+                    <a:stretch>
+                      <a:fillRect/>
+                    </a:stretch>
+                  </pic:blipFill>
+                  <pic:spPr>
+                    <a:xfrm>
+                      <a:off x="0" y="0"/>
+                      <a:ext cx="5580000" cy="3487500"/>
+                    </a:xfrm>
+                    <a:prstGeom prst="rect"/>
+                  </pic:spPr>
+                </pic:pic>
+              </a:graphicData>
+            </a:graphic>
+          </wp:inline>
+        </w:drawing>
+      </w:r>
+    </w:p>
+    <w:p>
+      <w:pPr>
+        <w:spacing w:after="200"/>
+        <w:jc w:val="center"/>
+      </w:pPr>
+      <w:r>
+        <w:rPr>
+          <w:rFonts w:ascii="Arial" w:hAnsi="Arial" w:cs="Arial" w:eastAsia="Arial"/>
+          <w:b/>
+          <w:color w:val="1F3A5F"/>
+          <w:sz w:val="18"/>
+        </w:rPr>
+        <w:t xml:space="preserve">Figure 3. </w:t>
+      </w:r>
+      <w:r>
+        <w:rPr>
+          <w:rFonts w:ascii="Arial" w:hAnsi="Arial" w:cs="Arial" w:eastAsia="Arial"/>
+          <w:i/>
+          <w:color w:val="000000"/>
+          <w:sz w:val="18"/>
+        </w:rPr>
+        <w:t>The dashboard: totals, volume charts, compliance ring, and route distribution.</w:t>
+      </w:r>
+    </w:p>
+    <w:p>
+      <w:pPr>
         <w:spacing w:after="80" w:before="200"/>
       </w:pPr>
       <w:r>
@@ -3650,6 +3882,70 @@
           <w:sz w:val="21"/>
         </w:rPr>
         <w:t>Click the pin button beside a line to keep it at the top of your list.</w:t>
+      </w:r>
+    </w:p>
+    <w:p>
+      <w:pPr>
+        <w:spacing w:before="120" w:after="40"/>
+        <w:jc w:val="center"/>
+      </w:pPr>
+      <w:r>
+        <w:drawing>
+          <wp:inline xmlns:a="http://schemas.openxmlformats.org/drawingml/2006/main" xmlns:pic="http://schemas.openxmlformats.org/drawingml/2006/picture">
+            <wp:extent cx="5580000" cy="3487500"/>
+            <wp:docPr id="5" name="Picture 5"/>
+            <wp:cNvGraphicFramePr>
+              <a:graphicFrameLocks noChangeAspect="1"/>
+            </wp:cNvGraphicFramePr>
+            <a:graphic>
+              <a:graphicData uri="http://schemas.openxmlformats.org/drawingml/2006/picture">
+                <pic:pic>
+                  <pic:nvPicPr>
+                    <pic:cNvPr id="0" name="04_route_list.png"/>
+                    <pic:cNvPicPr/>
+                  </pic:nvPicPr>
+                  <pic:blipFill>
+                    <a:blip r:embed="rId13"/>
+                    <a:stretch>
+                      <a:fillRect/>
+                    </a:stretch>
+                  </pic:blipFill>
+                  <pic:spPr>
+                    <a:xfrm>
+                      <a:off x="0" y="0"/>
+                      <a:ext cx="5580000" cy="3487500"/>
+                    </a:xfrm>
+                    <a:prstGeom prst="rect"/>
+                  </pic:spPr>
+                </pic:pic>
+              </a:graphicData>
+            </a:graphic>
+          </wp:inline>
+        </w:drawing>
+      </w:r>
+    </w:p>
+    <w:p>
+      <w:pPr>
+        <w:spacing w:after="200"/>
+        <w:jc w:val="center"/>
+      </w:pPr>
+      <w:r>
+        <w:rPr>
+          <w:rFonts w:ascii="Arial" w:hAnsi="Arial" w:cs="Arial" w:eastAsia="Arial"/>
+          <w:b/>
+          <w:color w:val="1F3A5F"/>
+          <w:sz w:val="18"/>
+        </w:rPr>
+        <w:t xml:space="preserve">Figure 4. </w:t>
+      </w:r>
+      <w:r>
+        <w:rPr>
+          <w:rFonts w:ascii="Arial" w:hAnsi="Arial" w:cs="Arial" w:eastAsia="Arial"/>
+          <w:i/>
+          <w:color w:val="000000"/>
+          <w:sz w:val="18"/>
+        </w:rPr>
+        <w:t>A TODA line: search, sort, export, batch print, and Add Operator.</w:t>
       </w:r>
     </w:p>
     <w:p>
@@ -4468,7 +4764,7 @@
           <w:color w:val="1F3A5F"/>
           <w:sz w:val="26"/>
         </w:rPr>
-        <w:t>Deleting and restoring</w:t>
+        <w:t>Undoing a mistake in an edit</w:t>
       </w:r>
     </w:p>
     <w:p>
@@ -4483,21 +4779,7 @@
           <w:color w:val="000000"/>
           <w:sz w:val="21"/>
         </w:rPr>
-        <w:t>The trash icon deletes one operator; tick checkboxes and use the delete-selected control for many at once. Deleted records are not destroyed. They move to the deleted list, and the Undo button that appears right after a delete brings records back immediately. Older deletions are restored by the admin (Chapter 9).</w:t>
-      </w:r>
-    </w:p>
-    <w:p>
-      <w:pPr>
-        <w:spacing w:after="80" w:before="200"/>
-      </w:pPr>
-      <w:r>
-        <w:rPr>
-          <w:rFonts w:ascii="Arial" w:hAnsi="Arial" w:cs="Arial" w:eastAsia="Arial"/>
-          <w:b/>
-          <w:color w:val="1F3A5F"/>
-          <w:sz w:val="26"/>
-        </w:rPr>
-        <w:t>Printing certificates</w:t>
+        <w:t>Every edit can be undone, not just deletions. Two ways:</w:t>
       </w:r>
     </w:p>
     <w:p>
@@ -4511,7 +4793,7 @@
           <w:color w:val="000000"/>
           <w:sz w:val="21"/>
         </w:rPr>
-        <w:t>Eye icon: open the record, then download the MTOP certificate as Word or PDF.</w:t>
+        <w:t>Right after saving: the green confirmation message shows an Undo Changes button at its right side. Click it before touching anything else, and the record is put back exactly as it was before that save.</w:t>
       </w:r>
     </w:p>
     <w:p>
@@ -4525,35 +4807,7 @@
           <w:color w:val="000000"/>
           <w:sz w:val="21"/>
         </w:rPr>
-        <w:t>Printer icon on a row: download that record's certificate directly.</w:t>
-      </w:r>
-    </w:p>
-    <w:p>
-      <w:pPr>
-        <w:pStyle w:val="ListBullet"/>
-        <w:spacing w:after="60"/>
-      </w:pPr>
-      <w:r>
-        <w:rPr>
-          <w:rFonts w:ascii="Arial" w:hAnsi="Arial" w:cs="Arial" w:eastAsia="Arial"/>
-          <w:color w:val="000000"/>
-          <w:sz w:val="21"/>
-        </w:rPr>
-        <w:t>Batch Print: tick several rows first, then merge many certificates into one PDF for the office printer.</w:t>
-      </w:r>
-    </w:p>
-    <w:p>
-      <w:pPr>
-        <w:spacing w:after="80" w:before="200"/>
-      </w:pPr>
-      <w:r>
-        <w:rPr>
-          <w:rFonts w:ascii="Arial" w:hAnsi="Arial" w:cs="Arial" w:eastAsia="Arial"/>
-          <w:b/>
-          <w:color w:val="1F3A5F"/>
-          <w:sz w:val="26"/>
-        </w:rPr>
-        <w:t>Exporting Excel</w:t>
+        <w:t>Any time later: the record's History dialog (the clock icon) lists every change. Each entry that carries saved earlier values has an amber Undo this edit button beside it. Clicking it puts the record back to the values it had right before that entry, no matter how many edits came after.</w:t>
       </w:r>
     </w:p>
     <w:p>
@@ -4568,6 +4822,224 @@
           <w:color w:val="000000"/>
           <w:sz w:val="21"/>
         </w:rPr>
+        <w:t>While the undo is running the button shows a spinner and cannot be clicked twice. If the undo cannot happen (for example, the old SBN is now used by another record on the same computer), the message says so in plain words and changes nothing — the record stays exactly as it is. Undo actions themselves are written to the Activity History, so the office can always see what came back.</w:t>
+      </w:r>
+    </w:p>
+    <w:tbl>
+      <w:tblPr>
+        <w:tblW w:type="auto" w:w="0"/>
+        <w:jc w:val="center"/>
+        <w:tblLook w:firstColumn="1" w:firstRow="1" w:lastColumn="0" w:lastRow="0" w:noHBand="0" w:noVBand="1" w:val="04A0"/>
+      </w:tblPr>
+      <w:tblGrid>
+        <w:gridCol w:w="9355"/>
+      </w:tblGrid>
+      <w:tr>
+        <w:tc>
+          <w:tcPr>
+            <w:tcW w:type="dxa" w:w="9355"/>
+            <w:shd w:val="clear" w:fill="F5F7FA"/>
+          </w:tcPr>
+          <w:p>
+            <w:pPr>
+              <w:spacing w:before="80" w:after="80"/>
+            </w:pPr>
+            <w:r>
+              <w:rPr>
+                <w:rFonts w:ascii="Arial" w:hAnsi="Arial" w:cs="Arial" w:eastAsia="Arial"/>
+                <w:b/>
+                <w:color w:val="1F3A5F"/>
+                <w:sz w:val="20"/>
+              </w:rPr>
+              <w:t xml:space="preserve">NOTE:  </w:t>
+            </w:r>
+            <w:r>
+              <w:rPr>
+                <w:rFonts w:ascii="Arial" w:hAnsi="Arial" w:cs="Arial" w:eastAsia="Arial"/>
+                <w:color w:val="000000"/>
+                <w:sz w:val="20"/>
+              </w:rPr>
+              <w:t>The Undo Changes button lives inside the confirmation message at the bottom of the screen. If the MTOP preview opened right after the save, close the preview first; the message stays a few seconds and is gone before you can miss it.</w:t>
+            </w:r>
+          </w:p>
+        </w:tc>
+      </w:tr>
+    </w:tbl>
+    <w:p>
+      <w:pPr>
+        <w:spacing w:after="80" w:before="200"/>
+      </w:pPr>
+      <w:r>
+        <w:rPr>
+          <w:rFonts w:ascii="Arial" w:hAnsi="Arial" w:cs="Arial" w:eastAsia="Arial"/>
+          <w:b/>
+          <w:color w:val="1F3A5F"/>
+          <w:sz w:val="26"/>
+        </w:rPr>
+        <w:t>Deleting and restoring</w:t>
+      </w:r>
+    </w:p>
+    <w:p>
+      <w:pPr>
+        <w:spacing w:after="120" w:before="0"/>
+      </w:pPr>
+      <w:r>
+        <w:rPr>
+          <w:rFonts w:ascii="Arial" w:hAnsi="Arial" w:cs="Arial" w:eastAsia="Arial"/>
+          <w:b w:val="0"/>
+          <w:i w:val="0"/>
+          <w:color w:val="000000"/>
+          <w:sz w:val="21"/>
+        </w:rPr>
+        <w:t>The trash icon deletes one operator; tick checkboxes and use the delete-selected control for many at once. Deleted records are not destroyed. They move to the deleted list, and the Undo button that appears right after a delete brings records back immediately. Older deletions are restored by the admin (Chapter 9).</w:t>
+      </w:r>
+    </w:p>
+    <w:p>
+      <w:pPr>
+        <w:spacing w:after="80" w:before="200"/>
+      </w:pPr>
+      <w:r>
+        <w:rPr>
+          <w:rFonts w:ascii="Arial" w:hAnsi="Arial" w:cs="Arial" w:eastAsia="Arial"/>
+          <w:b/>
+          <w:color w:val="1F3A5F"/>
+          <w:sz w:val="26"/>
+        </w:rPr>
+        <w:t>Printing certificates</w:t>
+      </w:r>
+    </w:p>
+    <w:p>
+      <w:pPr>
+        <w:pStyle w:val="ListBullet"/>
+        <w:spacing w:after="60"/>
+      </w:pPr>
+      <w:r>
+        <w:rPr>
+          <w:rFonts w:ascii="Arial" w:hAnsi="Arial" w:cs="Arial" w:eastAsia="Arial"/>
+          <w:color w:val="000000"/>
+          <w:sz w:val="21"/>
+        </w:rPr>
+        <w:t>Eye icon: open the record, then download the MTOP certificate as Word or PDF.</w:t>
+      </w:r>
+    </w:p>
+    <w:p>
+      <w:pPr>
+        <w:pStyle w:val="ListBullet"/>
+        <w:spacing w:after="60"/>
+      </w:pPr>
+      <w:r>
+        <w:rPr>
+          <w:rFonts w:ascii="Arial" w:hAnsi="Arial" w:cs="Arial" w:eastAsia="Arial"/>
+          <w:color w:val="000000"/>
+          <w:sz w:val="21"/>
+        </w:rPr>
+        <w:t>Printer icon on a row: download that record's certificate directly.</w:t>
+      </w:r>
+    </w:p>
+    <w:p>
+      <w:pPr>
+        <w:pStyle w:val="ListBullet"/>
+        <w:spacing w:after="60"/>
+      </w:pPr>
+      <w:r>
+        <w:rPr>
+          <w:rFonts w:ascii="Arial" w:hAnsi="Arial" w:cs="Arial" w:eastAsia="Arial"/>
+          <w:color w:val="000000"/>
+          <w:sz w:val="21"/>
+        </w:rPr>
+        <w:t>Batch Print: tick several rows first, then merge many certificates into one PDF for the office printer.</w:t>
+      </w:r>
+    </w:p>
+    <w:p>
+      <w:pPr>
+        <w:spacing w:before="120" w:after="40"/>
+        <w:jc w:val="center"/>
+      </w:pPr>
+      <w:r>
+        <w:drawing>
+          <wp:inline xmlns:a="http://schemas.openxmlformats.org/drawingml/2006/main" xmlns:pic="http://schemas.openxmlformats.org/drawingml/2006/picture">
+            <wp:extent cx="5580000" cy="3487500"/>
+            <wp:docPr id="6" name="Picture 6"/>
+            <wp:cNvGraphicFramePr>
+              <a:graphicFrameLocks noChangeAspect="1"/>
+            </wp:cNvGraphicFramePr>
+            <a:graphic>
+              <a:graphicData uri="http://schemas.openxmlformats.org/drawingml/2006/picture">
+                <pic:pic>
+                  <pic:nvPicPr>
+                    <pic:cNvPr id="0" name="05_search.png"/>
+                    <pic:cNvPicPr/>
+                  </pic:nvPicPr>
+                  <pic:blipFill>
+                    <a:blip r:embed="rId14"/>
+                    <a:stretch>
+                      <a:fillRect/>
+                    </a:stretch>
+                  </pic:blipFill>
+                  <pic:spPr>
+                    <a:xfrm>
+                      <a:off x="0" y="0"/>
+                      <a:ext cx="5580000" cy="3487500"/>
+                    </a:xfrm>
+                    <a:prstGeom prst="rect"/>
+                  </pic:spPr>
+                </pic:pic>
+              </a:graphicData>
+            </a:graphic>
+          </wp:inline>
+        </w:drawing>
+      </w:r>
+    </w:p>
+    <w:p>
+      <w:pPr>
+        <w:spacing w:after="200"/>
+        <w:jc w:val="center"/>
+      </w:pPr>
+      <w:r>
+        <w:rPr>
+          <w:rFonts w:ascii="Arial" w:hAnsi="Arial" w:cs="Arial" w:eastAsia="Arial"/>
+          <w:b/>
+          <w:color w:val="1F3A5F"/>
+          <w:sz w:val="18"/>
+        </w:rPr>
+        <w:t xml:space="preserve">Figure 5. </w:t>
+      </w:r>
+      <w:r>
+        <w:rPr>
+          <w:rFonts w:ascii="Arial" w:hAnsi="Arial" w:cs="Arial" w:eastAsia="Arial"/>
+          <w:i/>
+          <w:color w:val="000000"/>
+          <w:sz w:val="18"/>
+        </w:rPr>
+        <w:t>Search across every line at once. Press / on any page to jump here.</w:t>
+      </w:r>
+    </w:p>
+    <w:p>
+      <w:pPr>
+        <w:spacing w:after="80" w:before="200"/>
+      </w:pPr>
+      <w:r>
+        <w:rPr>
+          <w:rFonts w:ascii="Arial" w:hAnsi="Arial" w:cs="Arial" w:eastAsia="Arial"/>
+          <w:b/>
+          <w:color w:val="1F3A5F"/>
+          <w:sz w:val="26"/>
+        </w:rPr>
+        <w:t>Exporting Excel</w:t>
+      </w:r>
+    </w:p>
+    <w:p>
+      <w:pPr>
+        <w:spacing w:after="120" w:before="0"/>
+      </w:pPr>
+      <w:r>
+        <w:rPr>
+          <w:rFonts w:ascii="Arial" w:hAnsi="Arial" w:cs="Arial" w:eastAsia="Arial"/>
+          <w:b w:val="0"/>
+          <w:i w:val="0"/>
+          <w:color w:val="000000"/>
+          <w:sz w:val="21"/>
+        </w:rPr>
         <w:t>Export Excel on a line's page downloads that line. The Activity History page exports its own filtered logs as Excel. The dashboard prints the TODA Renewal Summary. Every export lands in the Activity History.</w:t>
       </w:r>
     </w:p>
@@ -4737,6 +5209,70 @@
           <w:sz w:val="21"/>
         </w:rPr>
         <w:t>The Activity History page lists every change made in PASADA: log-ins, edits, renewals, deletions, restorations, exports, prints, account changes, ticket approvals. Each line shows when it happened, who did it, the action, the record it touched, and the details including old and new values.</w:t>
+      </w:r>
+    </w:p>
+    <w:p>
+      <w:pPr>
+        <w:spacing w:before="120" w:after="40"/>
+        <w:jc w:val="center"/>
+      </w:pPr>
+      <w:r>
+        <w:drawing>
+          <wp:inline xmlns:a="http://schemas.openxmlformats.org/drawingml/2006/main" xmlns:pic="http://schemas.openxmlformats.org/drawingml/2006/picture">
+            <wp:extent cx="5580000" cy="3487500"/>
+            <wp:docPr id="7" name="Picture 7"/>
+            <wp:cNvGraphicFramePr>
+              <a:graphicFrameLocks noChangeAspect="1"/>
+            </wp:cNvGraphicFramePr>
+            <a:graphic>
+              <a:graphicData uri="http://schemas.openxmlformats.org/drawingml/2006/picture">
+                <pic:pic>
+                  <pic:nvPicPr>
+                    <pic:cNvPr id="0" name="06_activity.png"/>
+                    <pic:cNvPicPr/>
+                  </pic:nvPicPr>
+                  <pic:blipFill>
+                    <a:blip r:embed="rId15"/>
+                    <a:stretch>
+                      <a:fillRect/>
+                    </a:stretch>
+                  </pic:blipFill>
+                  <pic:spPr>
+                    <a:xfrm>
+                      <a:off x="0" y="0"/>
+                      <a:ext cx="5580000" cy="3487500"/>
+                    </a:xfrm>
+                    <a:prstGeom prst="rect"/>
+                  </pic:spPr>
+                </pic:pic>
+              </a:graphicData>
+            </a:graphic>
+          </wp:inline>
+        </w:drawing>
+      </w:r>
+    </w:p>
+    <w:p>
+      <w:pPr>
+        <w:spacing w:after="200"/>
+        <w:jc w:val="center"/>
+      </w:pPr>
+      <w:r>
+        <w:rPr>
+          <w:rFonts w:ascii="Arial" w:hAnsi="Arial" w:cs="Arial" w:eastAsia="Arial"/>
+          <w:b/>
+          <w:color w:val="1F3A5F"/>
+          <w:sz w:val="18"/>
+        </w:rPr>
+        <w:t xml:space="preserve">Figure 6. </w:t>
+      </w:r>
+      <w:r>
+        <w:rPr>
+          <w:rFonts w:ascii="Arial" w:hAnsi="Arial" w:cs="Arial" w:eastAsia="Arial"/>
+          <w:i/>
+          <w:color w:val="000000"/>
+          <w:sz w:val="18"/>
+        </w:rPr>
+        <w:t>Activity History: the office's complete record of changes.</w:t>
       </w:r>
     </w:p>
     <w:p>
@@ -5042,6 +5578,70 @@
     </w:p>
     <w:p>
       <w:pPr>
+        <w:spacing w:before="120" w:after="40"/>
+        <w:jc w:val="center"/>
+      </w:pPr>
+      <w:r>
+        <w:drawing>
+          <wp:inline xmlns:a="http://schemas.openxmlformats.org/drawingml/2006/main" xmlns:pic="http://schemas.openxmlformats.org/drawingml/2006/picture">
+            <wp:extent cx="5580000" cy="3487500"/>
+            <wp:docPr id="8" name="Picture 8"/>
+            <wp:cNvGraphicFramePr>
+              <a:graphicFrameLocks noChangeAspect="1"/>
+            </wp:cNvGraphicFramePr>
+            <a:graphic>
+              <a:graphicData uri="http://schemas.openxmlformats.org/drawingml/2006/picture">
+                <pic:pic>
+                  <pic:nvPicPr>
+                    <pic:cNvPr id="0" name="07_inactive.png"/>
+                    <pic:cNvPicPr/>
+                  </pic:nvPicPr>
+                  <pic:blipFill>
+                    <a:blip r:embed="rId16"/>
+                    <a:stretch>
+                      <a:fillRect/>
+                    </a:stretch>
+                  </pic:blipFill>
+                  <pic:spPr>
+                    <a:xfrm>
+                      <a:off x="0" y="0"/>
+                      <a:ext cx="5580000" cy="3487500"/>
+                    </a:xfrm>
+                    <a:prstGeom prst="rect"/>
+                  </pic:spPr>
+                </pic:pic>
+              </a:graphicData>
+            </a:graphic>
+          </wp:inline>
+        </w:drawing>
+      </w:r>
+    </w:p>
+    <w:p>
+      <w:pPr>
+        <w:spacing w:after="200"/>
+        <w:jc w:val="center"/>
+      </w:pPr>
+      <w:r>
+        <w:rPr>
+          <w:rFonts w:ascii="Arial" w:hAnsi="Arial" w:cs="Arial" w:eastAsia="Arial"/>
+          <w:b/>
+          <w:color w:val="1F3A5F"/>
+          <w:sz w:val="18"/>
+        </w:rPr>
+        <w:t xml:space="preserve">Figure 7. </w:t>
+      </w:r>
+      <w:r>
+        <w:rPr>
+          <w:rFonts w:ascii="Arial" w:hAnsi="Arial" w:cs="Arial" w:eastAsia="Arial"/>
+          <w:i/>
+          <w:color w:val="000000"/>
+          <w:sz w:val="18"/>
+        </w:rPr>
+        <w:t>Inactive operators: candidates for reassignment.</w:t>
+      </w:r>
+    </w:p>
+    <w:p>
+      <w:pPr>
         <w:spacing w:after="80" w:before="200"/>
       </w:pPr>
       <w:r>
@@ -5190,6 +5790,70 @@
           <w:sz w:val="21"/>
         </w:rPr>
         <w:t>Click Import. A summary reports rows added, updated, or skipped, and any row-level errors.</w:t>
+      </w:r>
+    </w:p>
+    <w:p>
+      <w:pPr>
+        <w:spacing w:before="120" w:after="40"/>
+        <w:jc w:val="center"/>
+      </w:pPr>
+      <w:r>
+        <w:drawing>
+          <wp:inline xmlns:a="http://schemas.openxmlformats.org/drawingml/2006/main" xmlns:pic="http://schemas.openxmlformats.org/drawingml/2006/picture">
+            <wp:extent cx="5580000" cy="3487500"/>
+            <wp:docPr id="9" name="Picture 9"/>
+            <wp:cNvGraphicFramePr>
+              <a:graphicFrameLocks noChangeAspect="1"/>
+            </wp:cNvGraphicFramePr>
+            <a:graphic>
+              <a:graphicData uri="http://schemas.openxmlformats.org/drawingml/2006/picture">
+                <pic:pic>
+                  <pic:nvPicPr>
+                    <pic:cNvPr id="0" name="08_import.png"/>
+                    <pic:cNvPicPr/>
+                  </pic:nvPicPr>
+                  <pic:blipFill>
+                    <a:blip r:embed="rId17"/>
+                    <a:stretch>
+                      <a:fillRect/>
+                    </a:stretch>
+                  </pic:blipFill>
+                  <pic:spPr>
+                    <a:xfrm>
+                      <a:off x="0" y="0"/>
+                      <a:ext cx="5580000" cy="3487500"/>
+                    </a:xfrm>
+                    <a:prstGeom prst="rect"/>
+                  </pic:spPr>
+                </pic:pic>
+              </a:graphicData>
+            </a:graphic>
+          </wp:inline>
+        </w:drawing>
+      </w:r>
+    </w:p>
+    <w:p>
+      <w:pPr>
+        <w:spacing w:after="200"/>
+        <w:jc w:val="center"/>
+      </w:pPr>
+      <w:r>
+        <w:rPr>
+          <w:rFonts w:ascii="Arial" w:hAnsi="Arial" w:cs="Arial" w:eastAsia="Arial"/>
+          <w:b/>
+          <w:color w:val="1F3A5F"/>
+          <w:sz w:val="18"/>
+        </w:rPr>
+        <w:t xml:space="preserve">Figure 8. </w:t>
+      </w:r>
+      <w:r>
+        <w:rPr>
+          <w:rFonts w:ascii="Arial" w:hAnsi="Arial" w:cs="Arial" w:eastAsia="Arial"/>
+          <w:i/>
+          <w:color w:val="000000"/>
+          <w:sz w:val="18"/>
+        </w:rPr>
+        <w:t>Import Records: pick the file, check the preview, confirm.</w:t>
       </w:r>
     </w:p>
     <w:tbl>
@@ -5356,6 +6020,70 @@
           <w:bottom w:val="single" w:sz="12" w:space="1" w:color="1F3A5F"/>
         </w:pBdr>
       </w:pPr>
+    </w:p>
+    <w:p>
+      <w:pPr>
+        <w:spacing w:before="120" w:after="40"/>
+        <w:jc w:val="center"/>
+      </w:pPr>
+      <w:r>
+        <w:drawing>
+          <wp:inline xmlns:a="http://schemas.openxmlformats.org/drawingml/2006/main" xmlns:pic="http://schemas.openxmlformats.org/drawingml/2006/picture">
+            <wp:extent cx="5580000" cy="3487500"/>
+            <wp:docPr id="10" name="Picture 10"/>
+            <wp:cNvGraphicFramePr>
+              <a:graphicFrameLocks noChangeAspect="1"/>
+            </wp:cNvGraphicFramePr>
+            <a:graphic>
+              <a:graphicData uri="http://schemas.openxmlformats.org/drawingml/2006/picture">
+                <pic:pic>
+                  <pic:nvPicPr>
+                    <pic:cNvPr id="0" name="09_settings.png"/>
+                    <pic:cNvPicPr/>
+                  </pic:nvPicPr>
+                  <pic:blipFill>
+                    <a:blip r:embed="rId18"/>
+                    <a:stretch>
+                      <a:fillRect/>
+                    </a:stretch>
+                  </pic:blipFill>
+                  <pic:spPr>
+                    <a:xfrm>
+                      <a:off x="0" y="0"/>
+                      <a:ext cx="5580000" cy="3487500"/>
+                    </a:xfrm>
+                    <a:prstGeom prst="rect"/>
+                  </pic:spPr>
+                </pic:pic>
+              </a:graphicData>
+            </a:graphic>
+          </wp:inline>
+        </w:drawing>
+      </w:r>
+    </w:p>
+    <w:p>
+      <w:pPr>
+        <w:spacing w:after="200"/>
+        <w:jc w:val="center"/>
+      </w:pPr>
+      <w:r>
+        <w:rPr>
+          <w:rFonts w:ascii="Arial" w:hAnsi="Arial" w:cs="Arial" w:eastAsia="Arial"/>
+          <w:b/>
+          <w:color w:val="1F3A5F"/>
+          <w:sz w:val="18"/>
+        </w:rPr>
+        <w:t xml:space="preserve">Figure 9. </w:t>
+      </w:r>
+      <w:r>
+        <w:rPr>
+          <w:rFonts w:ascii="Arial" w:hAnsi="Arial" w:cs="Arial" w:eastAsia="Arial"/>
+          <w:i/>
+          <w:color w:val="000000"/>
+          <w:sz w:val="18"/>
+        </w:rPr>
+        <w:t>Settings: office details, preferences, security, backups, updates.</w:t>
+      </w:r>
     </w:p>
     <w:p>
       <w:pPr>
@@ -5915,6 +6643,70 @@
     </w:p>
     <w:p>
       <w:pPr>
+        <w:spacing w:before="120" w:after="40"/>
+        <w:jc w:val="center"/>
+      </w:pPr>
+      <w:r>
+        <w:drawing>
+          <wp:inline xmlns:a="http://schemas.openxmlformats.org/drawingml/2006/main" xmlns:pic="http://schemas.openxmlformats.org/drawingml/2006/picture">
+            <wp:extent cx="5580000" cy="3487500"/>
+            <wp:docPr id="11" name="Picture 11"/>
+            <wp:cNvGraphicFramePr>
+              <a:graphicFrameLocks noChangeAspect="1"/>
+            </wp:cNvGraphicFramePr>
+            <a:graphic>
+              <a:graphicData uri="http://schemas.openxmlformats.org/drawingml/2006/picture">
+                <pic:pic>
+                  <pic:nvPicPr>
+                    <pic:cNvPr id="0" name="10_admin_gate.png"/>
+                    <pic:cNvPicPr/>
+                  </pic:nvPicPr>
+                  <pic:blipFill>
+                    <a:blip r:embed="rId19"/>
+                    <a:stretch>
+                      <a:fillRect/>
+                    </a:stretch>
+                  </pic:blipFill>
+                  <pic:spPr>
+                    <a:xfrm>
+                      <a:off x="0" y="0"/>
+                      <a:ext cx="5580000" cy="3487500"/>
+                    </a:xfrm>
+                    <a:prstGeom prst="rect"/>
+                  </pic:spPr>
+                </pic:pic>
+              </a:graphicData>
+            </a:graphic>
+          </wp:inline>
+        </w:drawing>
+      </w:r>
+    </w:p>
+    <w:p>
+      <w:pPr>
+        <w:spacing w:after="200"/>
+        <w:jc w:val="center"/>
+      </w:pPr>
+      <w:r>
+        <w:rPr>
+          <w:rFonts w:ascii="Arial" w:hAnsi="Arial" w:cs="Arial" w:eastAsia="Arial"/>
+          <w:b/>
+          <w:color w:val="1F3A5F"/>
+          <w:sz w:val="18"/>
+        </w:rPr>
+        <w:t xml:space="preserve">Figure 10. </w:t>
+      </w:r>
+      <w:r>
+        <w:rPr>
+          <w:rFonts w:ascii="Arial" w:hAnsi="Arial" w:cs="Arial" w:eastAsia="Arial"/>
+          <w:i/>
+          <w:color w:val="000000"/>
+          <w:sz w:val="18"/>
+        </w:rPr>
+        <w:t>Non-admins see this refusal screen instead of the console.</w:t>
+      </w:r>
+    </w:p>
+    <w:p>
+      <w:pPr>
         <w:spacing w:after="80" w:before="200"/>
       </w:pPr>
       <w:r>
@@ -5944,6 +6736,70 @@
     </w:p>
     <w:p>
       <w:pPr>
+        <w:spacing w:before="120" w:after="40"/>
+        <w:jc w:val="center"/>
+      </w:pPr>
+      <w:r>
+        <w:drawing>
+          <wp:inline xmlns:a="http://schemas.openxmlformats.org/drawingml/2006/main" xmlns:pic="http://schemas.openxmlformats.org/drawingml/2006/picture">
+            <wp:extent cx="5580000" cy="3487500"/>
+            <wp:docPr id="12" name="Picture 12"/>
+            <wp:cNvGraphicFramePr>
+              <a:graphicFrameLocks noChangeAspect="1"/>
+            </wp:cNvGraphicFramePr>
+            <a:graphic>
+              <a:graphicData uri="http://schemas.openxmlformats.org/drawingml/2006/picture">
+                <pic:pic>
+                  <pic:nvPicPr>
+                    <pic:cNvPr id="0" name="11_admin_console.png"/>
+                    <pic:cNvPicPr/>
+                  </pic:nvPicPr>
+                  <pic:blipFill>
+                    <a:blip r:embed="rId20"/>
+                    <a:stretch>
+                      <a:fillRect/>
+                    </a:stretch>
+                  </pic:blipFill>
+                  <pic:spPr>
+                    <a:xfrm>
+                      <a:off x="0" y="0"/>
+                      <a:ext cx="5580000" cy="3487500"/>
+                    </a:xfrm>
+                    <a:prstGeom prst="rect"/>
+                  </pic:spPr>
+                </pic:pic>
+              </a:graphicData>
+            </a:graphic>
+          </wp:inline>
+        </w:drawing>
+      </w:r>
+    </w:p>
+    <w:p>
+      <w:pPr>
+        <w:spacing w:after="200"/>
+        <w:jc w:val="center"/>
+      </w:pPr>
+      <w:r>
+        <w:rPr>
+          <w:rFonts w:ascii="Arial" w:hAnsi="Arial" w:cs="Arial" w:eastAsia="Arial"/>
+          <w:b/>
+          <w:color w:val="1F3A5F"/>
+          <w:sz w:val="18"/>
+        </w:rPr>
+        <w:t xml:space="preserve">Figure 11. </w:t>
+      </w:r>
+      <w:r>
+        <w:rPr>
+          <w:rFonts w:ascii="Arial" w:hAnsi="Arial" w:cs="Arial" w:eastAsia="Arial"/>
+          <w:i/>
+          <w:color w:val="000000"/>
+          <w:sz w:val="18"/>
+        </w:rPr>
+        <w:t>The Admin Console: four tabs, one place for everything admin.</w:t>
+      </w:r>
+    </w:p>
+    <w:p>
+      <w:pPr>
         <w:spacing w:after="80" w:before="200"/>
       </w:pPr>
       <w:r>
@@ -6013,6 +6869,70 @@
           <w:sz w:val="21"/>
         </w:rPr>
         <w:t>The two-key rule covers the Admin too. Deleting a route, renaming a route, restoring deleted records, and deactivating an account always become tickets, even when an Admin clicks them. Nobody can approve their own request. The one exception: an office with a single active Admin executes right away, but must type a reason, and the audit log records it. Every office always keeps at least one working Admin.</w:t>
+      </w:r>
+    </w:p>
+    <w:p>
+      <w:pPr>
+        <w:spacing w:before="120" w:after="40"/>
+        <w:jc w:val="center"/>
+      </w:pPr>
+      <w:r>
+        <w:drawing>
+          <wp:inline xmlns:a="http://schemas.openxmlformats.org/drawingml/2006/main" xmlns:pic="http://schemas.openxmlformats.org/drawingml/2006/picture">
+            <wp:extent cx="5580000" cy="3487500"/>
+            <wp:docPr id="13" name="Picture 13"/>
+            <wp:cNvGraphicFramePr>
+              <a:graphicFrameLocks noChangeAspect="1"/>
+            </wp:cNvGraphicFramePr>
+            <a:graphic>
+              <a:graphicData uri="http://schemas.openxmlformats.org/drawingml/2006/picture">
+                <pic:pic>
+                  <pic:nvPicPr>
+                    <pic:cNvPr id="0" name="11_admin_console.png"/>
+                    <pic:cNvPicPr/>
+                  </pic:nvPicPr>
+                  <pic:blipFill>
+                    <a:blip r:embed="rId20"/>
+                    <a:stretch>
+                      <a:fillRect/>
+                    </a:stretch>
+                  </pic:blipFill>
+                  <pic:spPr>
+                    <a:xfrm>
+                      <a:off x="0" y="0"/>
+                      <a:ext cx="5580000" cy="3487500"/>
+                    </a:xfrm>
+                    <a:prstGeom prst="rect"/>
+                  </pic:spPr>
+                </pic:pic>
+              </a:graphicData>
+            </a:graphic>
+          </wp:inline>
+        </w:drawing>
+      </w:r>
+    </w:p>
+    <w:p>
+      <w:pPr>
+        <w:spacing w:after="200"/>
+        <w:jc w:val="center"/>
+      </w:pPr>
+      <w:r>
+        <w:rPr>
+          <w:rFonts w:ascii="Arial" w:hAnsi="Arial" w:cs="Arial" w:eastAsia="Arial"/>
+          <w:b/>
+          <w:color w:val="1F3A5F"/>
+          <w:sz w:val="18"/>
+        </w:rPr>
+        <w:t xml:space="preserve">Figure 12. </w:t>
+      </w:r>
+      <w:r>
+        <w:rPr>
+          <w:rFonts w:ascii="Arial" w:hAnsi="Arial" w:cs="Arial" w:eastAsia="Arial"/>
+          <w:i/>
+          <w:color w:val="000000"/>
+          <w:sz w:val="18"/>
+        </w:rPr>
+        <w:t>The Approvals tab: nothing big happens without a yes here.</w:t>
       </w:r>
     </w:p>
     <w:p>
@@ -6173,6 +7093,70 @@
           <w:sz w:val="26"/>
         </w:rPr>
         <w:t>Technical tab: system health in plain words</w:t>
+      </w:r>
+    </w:p>
+    <w:p>
+      <w:pPr>
+        <w:spacing w:before="120" w:after="40"/>
+        <w:jc w:val="center"/>
+      </w:pPr>
+      <w:r>
+        <w:drawing>
+          <wp:inline xmlns:a="http://schemas.openxmlformats.org/drawingml/2006/main" xmlns:pic="http://schemas.openxmlformats.org/drawingml/2006/picture">
+            <wp:extent cx="5580000" cy="3487500"/>
+            <wp:docPr id="14" name="Picture 14"/>
+            <wp:cNvGraphicFramePr>
+              <a:graphicFrameLocks noChangeAspect="1"/>
+            </wp:cNvGraphicFramePr>
+            <a:graphic>
+              <a:graphicData uri="http://schemas.openxmlformats.org/drawingml/2006/picture">
+                <pic:pic>
+                  <pic:nvPicPr>
+                    <pic:cNvPr id="0" name="11_admin_console.png"/>
+                    <pic:cNvPicPr/>
+                  </pic:nvPicPr>
+                  <pic:blipFill>
+                    <a:blip r:embed="rId20"/>
+                    <a:stretch>
+                      <a:fillRect/>
+                    </a:stretch>
+                  </pic:blipFill>
+                  <pic:spPr>
+                    <a:xfrm>
+                      <a:off x="0" y="0"/>
+                      <a:ext cx="5580000" cy="3487500"/>
+                    </a:xfrm>
+                    <a:prstGeom prst="rect"/>
+                  </pic:spPr>
+                </pic:pic>
+              </a:graphicData>
+            </a:graphic>
+          </wp:inline>
+        </w:drawing>
+      </w:r>
+    </w:p>
+    <w:p>
+      <w:pPr>
+        <w:spacing w:after="200"/>
+        <w:jc w:val="center"/>
+      </w:pPr>
+      <w:r>
+        <w:rPr>
+          <w:rFonts w:ascii="Arial" w:hAnsi="Arial" w:cs="Arial" w:eastAsia="Arial"/>
+          <w:b/>
+          <w:color w:val="1F3A5F"/>
+          <w:sz w:val="18"/>
+        </w:rPr>
+        <w:t xml:space="preserve">Figure 13. </w:t>
+      </w:r>
+      <w:r>
+        <w:rPr>
+          <w:rFonts w:ascii="Arial" w:hAnsi="Arial" w:cs="Arial" w:eastAsia="Arial"/>
+          <w:i/>
+          <w:color w:val="000000"/>
+          <w:sz w:val="18"/>
+        </w:rPr>
+        <w:t>The Technical tab: computer, records, sharing, backup, error notes.</w:t>
       </w:r>
     </w:p>
     <w:p>
@@ -6448,6 +7432,21 @@
           <w:sz w:val="21"/>
         </w:rPr>
         <w:t>Office accounts: create an account by typing a first name, last name, password, and role. Reset a password by choosing the account and typing the new one. Both reach every computer in the office within seconds.</w:t>
+      </w:r>
+    </w:p>
+    <w:p>
+      <w:pPr>
+        <w:spacing w:after="120" w:before="0"/>
+      </w:pPr>
+      <w:r>
+        <w:rPr>
+          <w:rFonts w:ascii="Arial" w:hAnsi="Arial" w:cs="Arial" w:eastAsia="Arial"/>
+          <w:b w:val="0"/>
+          <w:i w:val="0"/>
+          <w:color w:val="000000"/>
+          <w:sz w:val="21"/>
+        </w:rPr>
+        <w:t>Changing a role: in the account table every row's Role column is a dropdown. Pick Clerk, Viewer, or Admin right there, confirm, and the change applies at once and syncs to every office computer within seconds. Two protections are built in: you cannot change the role of the account you are signed in with, and the office always keeps at least one active Admin, so a demotion that would remove the last admin is refused with a plain explanation. The Activity History records who changed whose role, from what to what (Chapter 9 explains what each role may do).</w:t>
       </w:r>
     </w:p>
     <w:p>
@@ -7339,7 +8338,7 @@
           <w:color w:val="000000"/>
           <w:sz w:val="21"/>
         </w:rPr>
-        <w:t>The admin approves (the action runs at once) or rejects with a reason.</w:t>
+        <w:t>Optional but encouraged: while filing, you can type a few words describing the problem or the reason. It appears on the ticket, so the admin can decide without chasing you down. Leaving it empty is allowed.</w:t>
       </w:r>
     </w:p>
     <w:p>
@@ -7355,6 +8354,29 @@
           <w:sz w:val="21"/>
         </w:rPr>
         <w:t xml:space="preserve">5.  </w:t>
+      </w:r>
+      <w:r>
+        <w:rPr>
+          <w:rFonts w:ascii="Arial" w:hAnsi="Arial" w:cs="Arial" w:eastAsia="Arial"/>
+          <w:color w:val="000000"/>
+          <w:sz w:val="21"/>
+        </w:rPr>
+        <w:t>The admin approves (the action runs at once) or rejects with a reason.</w:t>
+      </w:r>
+    </w:p>
+    <w:p>
+      <w:pPr>
+        <w:spacing w:after="80"/>
+        <w:ind w:left="340"/>
+      </w:pPr>
+      <w:r>
+        <w:rPr>
+          <w:rFonts w:ascii="Arial" w:hAnsi="Arial" w:cs="Arial" w:eastAsia="Arial"/>
+          <w:b/>
+          <w:color w:val="1F3A5F"/>
+          <w:sz w:val="21"/>
+        </w:rPr>
+        <w:t xml:space="preserve">6.  </w:t>
       </w:r>
       <w:r>
         <w:rPr>
@@ -9329,63 +10351,7 @@
           <w:color w:val="1F3A5F"/>
           <w:sz w:val="26"/>
         </w:rPr>
-        <w:t>12. Updates will not install</w:t>
-      </w:r>
-    </w:p>
-    <w:p>
-      <w:pPr>
-        <w:pStyle w:val="ListBullet"/>
-        <w:spacing w:after="60"/>
-      </w:pPr>
-      <w:r>
-        <w:rPr>
-          <w:rFonts w:ascii="Arial" w:hAnsi="Arial" w:cs="Arial" w:eastAsia="Arial"/>
-          <w:color w:val="000000"/>
-          <w:sz w:val="21"/>
-        </w:rPr>
-        <w:t>Updates need internet once. Connect, open Settings, and click Install when the prompt appears.</w:t>
-      </w:r>
-    </w:p>
-    <w:p>
-      <w:pPr>
-        <w:pStyle w:val="ListBullet"/>
-        <w:spacing w:after="60"/>
-      </w:pPr>
-      <w:r>
-        <w:rPr>
-          <w:rFonts w:ascii="Arial" w:hAnsi="Arial" w:cs="Arial" w:eastAsia="Arial"/>
-          <w:color w:val="000000"/>
-          <w:sz w:val="21"/>
-        </w:rPr>
-        <w:t>If an install is interrupted, run the app again; it finishes the update before opening.</w:t>
-      </w:r>
-    </w:p>
-    <w:p>
-      <w:pPr>
-        <w:pStyle w:val="ListBullet"/>
-        <w:spacing w:after="60"/>
-      </w:pPr>
-      <w:r>
-        <w:rPr>
-          <w:rFonts w:ascii="Arial" w:hAnsi="Arial" w:cs="Arial" w:eastAsia="Arial"/>
-          <w:color w:val="000000"/>
-          <w:sz w:val="21"/>
-        </w:rPr>
-        <w:t>Compare the version number in Settings with the office's newest computer to know if you are behind.</w:t>
-      </w:r>
-    </w:p>
-    <w:p>
-      <w:pPr>
-        <w:spacing w:after="80" w:before="200"/>
-      </w:pPr>
-      <w:r>
-        <w:rPr>
-          <w:rFonts w:ascii="Arial" w:hAnsi="Arial" w:cs="Arial" w:eastAsia="Arial"/>
-          <w:b/>
-          <w:color w:val="1F3A5F"/>
-          <w:sz w:val="26"/>
-        </w:rPr>
-        <w:t>13. An operator is under the wrong TODA line</w:t>
+        <w:t>12. I saved a wrong edit (or undid one and want the fix back)</w:t>
       </w:r>
     </w:p>
     <w:p>
@@ -9408,7 +10374,7 @@
           <w:color w:val="000000"/>
           <w:sz w:val="21"/>
         </w:rPr>
-        <w:t>Open the record with the pencil icon and check the route field.</w:t>
+        <w:t>Click the clock (History) icon on the record's row.</w:t>
       </w:r>
     </w:p>
     <w:p>
@@ -9431,7 +10397,7 @@
           <w:color w:val="000000"/>
           <w:sz w:val="21"/>
         </w:rPr>
-        <w:t>One operator in the wrong line: edit the record's route directly.</w:t>
+        <w:t>Find the entry that carries the values you want back: every entry with an amber Undo this edit button can put the record back to how it was just before that entry.</w:t>
       </w:r>
     </w:p>
     <w:p>
@@ -9454,104 +10420,7 @@
           <w:color w:val="000000"/>
           <w:sz w:val="21"/>
         </w:rPr>
-        <w:t>A whole line needs re-arranging: that is a rename or route move, which follows the two-key rule.</w:t>
-      </w:r>
-    </w:p>
-    <w:p>
-      <w:pPr>
-        <w:spacing w:after="80" w:before="200"/>
-      </w:pPr>
-      <w:r>
-        <w:rPr>
-          <w:rFonts w:ascii="Arial" w:hAnsi="Arial" w:cs="Arial" w:eastAsia="Arial"/>
-          <w:b/>
-          <w:color w:val="1F3A5F"/>
-          <w:sz w:val="26"/>
-        </w:rPr>
-        <w:t>14. A database was restored and something looks wrong</w:t>
-      </w:r>
-    </w:p>
-    <w:p>
-      <w:pPr>
-        <w:spacing w:after="80"/>
-        <w:ind w:left="340"/>
-      </w:pPr>
-      <w:r>
-        <w:rPr>
-          <w:rFonts w:ascii="Arial" w:hAnsi="Arial" w:cs="Arial" w:eastAsia="Arial"/>
-          <w:b/>
-          <w:color w:val="1F3A5F"/>
-          <w:sz w:val="21"/>
-        </w:rPr>
-        <w:t xml:space="preserve">1.  </w:t>
-      </w:r>
-      <w:r>
-        <w:rPr>
-          <w:rFonts w:ascii="Arial" w:hAnsi="Arial" w:cs="Arial" w:eastAsia="Arial"/>
-          <w:color w:val="000000"/>
-          <w:sz w:val="21"/>
-        </w:rPr>
-        <w:t>Do not panic: the previous database copy is always kept before a restore.</w:t>
-      </w:r>
-    </w:p>
-    <w:p>
-      <w:pPr>
-        <w:spacing w:after="80"/>
-        <w:ind w:left="340"/>
-      </w:pPr>
-      <w:r>
-        <w:rPr>
-          <w:rFonts w:ascii="Arial" w:hAnsi="Arial" w:cs="Arial" w:eastAsia="Arial"/>
-          <w:b/>
-          <w:color w:val="1F3A5F"/>
-          <w:sz w:val="21"/>
-        </w:rPr>
-        <w:t xml:space="preserve">2.  </w:t>
-      </w:r>
-      <w:r>
-        <w:rPr>
-          <w:rFonts w:ascii="Arial" w:hAnsi="Arial" w:cs="Arial" w:eastAsia="Arial"/>
-          <w:color w:val="000000"/>
-          <w:sz w:val="21"/>
-        </w:rPr>
-        <w:t>Compare dashboard totals with the Activity History exports you expect.</w:t>
-      </w:r>
-    </w:p>
-    <w:p>
-      <w:pPr>
-        <w:spacing w:after="80"/>
-        <w:ind w:left="340"/>
-      </w:pPr>
-      <w:r>
-        <w:rPr>
-          <w:rFonts w:ascii="Arial" w:hAnsi="Arial" w:cs="Arial" w:eastAsia="Arial"/>
-          <w:b/>
-          <w:color w:val="1F3A5F"/>
-          <w:sz w:val="21"/>
-        </w:rPr>
-        <w:t xml:space="preserve">3.  </w:t>
-      </w:r>
-      <w:r>
-        <w:rPr>
-          <w:rFonts w:ascii="Arial" w:hAnsi="Arial" w:cs="Arial" w:eastAsia="Arial"/>
-          <w:color w:val="000000"/>
-          <w:sz w:val="21"/>
-        </w:rPr>
-        <w:t>Admin: restore an earlier backup file if numbers are wrong; each restore keeps a rollback copy.</w:t>
-      </w:r>
-    </w:p>
-    <w:p>
-      <w:pPr>
-        <w:spacing w:after="80" w:before="200"/>
-      </w:pPr>
-      <w:r>
-        <w:rPr>
-          <w:rFonts w:ascii="Arial" w:hAnsi="Arial" w:cs="Arial" w:eastAsia="Arial"/>
-          <w:b/>
-          <w:color w:val="1F3A5F"/>
-          <w:sz w:val="26"/>
-        </w:rPr>
-        <w:t>15. My account says it has been deactivated</w:t>
+        <w:t>Click Undo this edit. The record returns to those values immediately, even if many edits came after.</w:t>
       </w:r>
     </w:p>
     <w:p>
@@ -9566,7 +10435,77 @@
           <w:color w:val="000000"/>
           <w:sz w:val="21"/>
         </w:rPr>
-        <w:t>The admin switched the account off. Only an admin can switch it back on:</w:t>
+        <w:t>If the message says the old SBN is now used by another record, nothing was changed. Ask the admin to find the other record (search the old SBN) and move or free it first, then undo again.</w:t>
+      </w:r>
+    </w:p>
+    <w:p>
+      <w:pPr>
+        <w:spacing w:after="80" w:before="200"/>
+      </w:pPr>
+      <w:r>
+        <w:rPr>
+          <w:rFonts w:ascii="Arial" w:hAnsi="Arial" w:cs="Arial" w:eastAsia="Arial"/>
+          <w:b/>
+          <w:color w:val="1F3A5F"/>
+          <w:sz w:val="26"/>
+        </w:rPr>
+        <w:t>13. Updates will not install</w:t>
+      </w:r>
+    </w:p>
+    <w:p>
+      <w:pPr>
+        <w:pStyle w:val="ListBullet"/>
+        <w:spacing w:after="60"/>
+      </w:pPr>
+      <w:r>
+        <w:rPr>
+          <w:rFonts w:ascii="Arial" w:hAnsi="Arial" w:cs="Arial" w:eastAsia="Arial"/>
+          <w:color w:val="000000"/>
+          <w:sz w:val="21"/>
+        </w:rPr>
+        <w:t>Updates need internet once. Connect, open Settings, and click Install when the prompt appears.</w:t>
+      </w:r>
+    </w:p>
+    <w:p>
+      <w:pPr>
+        <w:pStyle w:val="ListBullet"/>
+        <w:spacing w:after="60"/>
+      </w:pPr>
+      <w:r>
+        <w:rPr>
+          <w:rFonts w:ascii="Arial" w:hAnsi="Arial" w:cs="Arial" w:eastAsia="Arial"/>
+          <w:color w:val="000000"/>
+          <w:sz w:val="21"/>
+        </w:rPr>
+        <w:t>If an install is interrupted, run the app again; it finishes the update before opening.</w:t>
+      </w:r>
+    </w:p>
+    <w:p>
+      <w:pPr>
+        <w:pStyle w:val="ListBullet"/>
+        <w:spacing w:after="60"/>
+      </w:pPr>
+      <w:r>
+        <w:rPr>
+          <w:rFonts w:ascii="Arial" w:hAnsi="Arial" w:cs="Arial" w:eastAsia="Arial"/>
+          <w:color w:val="000000"/>
+          <w:sz w:val="21"/>
+        </w:rPr>
+        <w:t>Compare the version number in Settings with the office's newest computer to know if you are behind.</w:t>
+      </w:r>
+    </w:p>
+    <w:p>
+      <w:pPr>
+        <w:spacing w:after="80" w:before="200"/>
+      </w:pPr>
+      <w:r>
+        <w:rPr>
+          <w:rFonts w:ascii="Arial" w:hAnsi="Arial" w:cs="Arial" w:eastAsia="Arial"/>
+          <w:b/>
+          <w:color w:val="1F3A5F"/>
+          <w:sz w:val="26"/>
+        </w:rPr>
+        <w:t>13. An operator is under the wrong TODA line</w:t>
       </w:r>
     </w:p>
     <w:p>
@@ -9589,7 +10528,7 @@
           <w:color w:val="000000"/>
           <w:sz w:val="21"/>
         </w:rPr>
-        <w:t>Ask the admin to sign in on any office computer.</w:t>
+        <w:t>Open the record with the pencil icon and check the route field.</w:t>
       </w:r>
     </w:p>
     <w:p>
@@ -9612,7 +10551,7 @@
           <w:color w:val="000000"/>
           <w:sz w:val="21"/>
         </w:rPr>
-        <w:t>Admin: open Settings &gt; Security, find the account in the table, and click Reactivate. The Admin Console's account table has the same button.</w:t>
+        <w:t>One operator in the wrong line: edit the record's route directly.</w:t>
       </w:r>
     </w:p>
     <w:p>
@@ -9635,7 +10574,104 @@
           <w:color w:val="000000"/>
           <w:sz w:val="21"/>
         </w:rPr>
-        <w:t>Sign in again with the same password as before. Nothing was deleted.</w:t>
+        <w:t>A whole line needs re-arranging: that is a rename or route move, which follows the two-key rule.</w:t>
+      </w:r>
+    </w:p>
+    <w:p>
+      <w:pPr>
+        <w:spacing w:after="80" w:before="200"/>
+      </w:pPr>
+      <w:r>
+        <w:rPr>
+          <w:rFonts w:ascii="Arial" w:hAnsi="Arial" w:cs="Arial" w:eastAsia="Arial"/>
+          <w:b/>
+          <w:color w:val="1F3A5F"/>
+          <w:sz w:val="26"/>
+        </w:rPr>
+        <w:t>14. A database was restored and something looks wrong</w:t>
+      </w:r>
+    </w:p>
+    <w:p>
+      <w:pPr>
+        <w:spacing w:after="80"/>
+        <w:ind w:left="340"/>
+      </w:pPr>
+      <w:r>
+        <w:rPr>
+          <w:rFonts w:ascii="Arial" w:hAnsi="Arial" w:cs="Arial" w:eastAsia="Arial"/>
+          <w:b/>
+          <w:color w:val="1F3A5F"/>
+          <w:sz w:val="21"/>
+        </w:rPr>
+        <w:t xml:space="preserve">1.  </w:t>
+      </w:r>
+      <w:r>
+        <w:rPr>
+          <w:rFonts w:ascii="Arial" w:hAnsi="Arial" w:cs="Arial" w:eastAsia="Arial"/>
+          <w:color w:val="000000"/>
+          <w:sz w:val="21"/>
+        </w:rPr>
+        <w:t>Do not panic: the previous database copy is always kept before a restore.</w:t>
+      </w:r>
+    </w:p>
+    <w:p>
+      <w:pPr>
+        <w:spacing w:after="80"/>
+        <w:ind w:left="340"/>
+      </w:pPr>
+      <w:r>
+        <w:rPr>
+          <w:rFonts w:ascii="Arial" w:hAnsi="Arial" w:cs="Arial" w:eastAsia="Arial"/>
+          <w:b/>
+          <w:color w:val="1F3A5F"/>
+          <w:sz w:val="21"/>
+        </w:rPr>
+        <w:t xml:space="preserve">2.  </w:t>
+      </w:r>
+      <w:r>
+        <w:rPr>
+          <w:rFonts w:ascii="Arial" w:hAnsi="Arial" w:cs="Arial" w:eastAsia="Arial"/>
+          <w:color w:val="000000"/>
+          <w:sz w:val="21"/>
+        </w:rPr>
+        <w:t>Compare dashboard totals with the Activity History exports you expect.</w:t>
+      </w:r>
+    </w:p>
+    <w:p>
+      <w:pPr>
+        <w:spacing w:after="80"/>
+        <w:ind w:left="340"/>
+      </w:pPr>
+      <w:r>
+        <w:rPr>
+          <w:rFonts w:ascii="Arial" w:hAnsi="Arial" w:cs="Arial" w:eastAsia="Arial"/>
+          <w:b/>
+          <w:color w:val="1F3A5F"/>
+          <w:sz w:val="21"/>
+        </w:rPr>
+        <w:t xml:space="preserve">3.  </w:t>
+      </w:r>
+      <w:r>
+        <w:rPr>
+          <w:rFonts w:ascii="Arial" w:hAnsi="Arial" w:cs="Arial" w:eastAsia="Arial"/>
+          <w:color w:val="000000"/>
+          <w:sz w:val="21"/>
+        </w:rPr>
+        <w:t>Admin: restore an earlier backup file if numbers are wrong; each restore keeps a rollback copy.</w:t>
+      </w:r>
+    </w:p>
+    <w:p>
+      <w:pPr>
+        <w:spacing w:after="80" w:before="200"/>
+      </w:pPr>
+      <w:r>
+        <w:rPr>
+          <w:rFonts w:ascii="Arial" w:hAnsi="Arial" w:cs="Arial" w:eastAsia="Arial"/>
+          <w:b/>
+          <w:color w:val="1F3A5F"/>
+          <w:sz w:val="26"/>
+        </w:rPr>
+        <w:t>15. My account says it has been deactivated</w:t>
       </w:r>
     </w:p>
     <w:p>
@@ -9650,21 +10686,76 @@
           <w:color w:val="000000"/>
           <w:sz w:val="21"/>
         </w:rPr>
-        <w:t>A deactivated account keeps every record, certificate, and Activity History entry under its name. Deactivation spreads to every office computer automatically, so the account is blocked everywhere, not just on one machine.</w:t>
-      </w:r>
-    </w:p>
-    <w:p>
-      <w:pPr>
-        <w:spacing w:after="80" w:before="200"/>
+        <w:t>The admin switched the account off. Only an admin can switch it back on:</w:t>
+      </w:r>
+    </w:p>
+    <w:p>
+      <w:pPr>
+        <w:spacing w:after="80"/>
+        <w:ind w:left="340"/>
       </w:pPr>
       <w:r>
         <w:rPr>
           <w:rFonts w:ascii="Arial" w:hAnsi="Arial" w:cs="Arial" w:eastAsia="Arial"/>
           <w:b/>
           <w:color w:val="1F3A5F"/>
-          <w:sz w:val="26"/>
-        </w:rPr>
-        <w:t>16. My buttons for edit and delete are missing</w:t>
+          <w:sz w:val="21"/>
+        </w:rPr>
+        <w:t xml:space="preserve">1.  </w:t>
+      </w:r>
+      <w:r>
+        <w:rPr>
+          <w:rFonts w:ascii="Arial" w:hAnsi="Arial" w:cs="Arial" w:eastAsia="Arial"/>
+          <w:color w:val="000000"/>
+          <w:sz w:val="21"/>
+        </w:rPr>
+        <w:t>Ask the admin to sign in on any office computer.</w:t>
+      </w:r>
+    </w:p>
+    <w:p>
+      <w:pPr>
+        <w:spacing w:after="80"/>
+        <w:ind w:left="340"/>
+      </w:pPr>
+      <w:r>
+        <w:rPr>
+          <w:rFonts w:ascii="Arial" w:hAnsi="Arial" w:cs="Arial" w:eastAsia="Arial"/>
+          <w:b/>
+          <w:color w:val="1F3A5F"/>
+          <w:sz w:val="21"/>
+        </w:rPr>
+        <w:t xml:space="preserve">2.  </w:t>
+      </w:r>
+      <w:r>
+        <w:rPr>
+          <w:rFonts w:ascii="Arial" w:hAnsi="Arial" w:cs="Arial" w:eastAsia="Arial"/>
+          <w:color w:val="000000"/>
+          <w:sz w:val="21"/>
+        </w:rPr>
+        <w:t>Admin: open Settings &gt; Security, find the account in the table, and click Reactivate. The Admin Console's account table has the same button.</w:t>
+      </w:r>
+    </w:p>
+    <w:p>
+      <w:pPr>
+        <w:spacing w:after="80"/>
+        <w:ind w:left="340"/>
+      </w:pPr>
+      <w:r>
+        <w:rPr>
+          <w:rFonts w:ascii="Arial" w:hAnsi="Arial" w:cs="Arial" w:eastAsia="Arial"/>
+          <w:b/>
+          <w:color w:val="1F3A5F"/>
+          <w:sz w:val="21"/>
+        </w:rPr>
+        <w:t xml:space="preserve">3.  </w:t>
+      </w:r>
+      <w:r>
+        <w:rPr>
+          <w:rFonts w:ascii="Arial" w:hAnsi="Arial" w:cs="Arial" w:eastAsia="Arial"/>
+          <w:color w:val="000000"/>
+          <w:sz w:val="21"/>
+        </w:rPr>
+        <w:t>Sign in again with the same password as before. Nothing was deleted.</w:t>
       </w:r>
     </w:p>
     <w:p>
@@ -9679,7 +10770,7 @@
           <w:color w:val="000000"/>
           <w:sz w:val="21"/>
         </w:rPr>
-        <w:t>That is the Viewer role working correctly. A Viewer account can look at everything but change nothing — it is meant for a second computer where people only read records. If you need to make changes on that computer, ask the admin to give you a Clerk account instead, and sign in with it.</w:t>
+        <w:t>A deactivated account keeps every record, certificate, and Activity History entry under its name. Deactivation spreads to every office computer automatically, so the account is blocked everywhere, not just on one machine.</w:t>
       </w:r>
     </w:p>
     <w:p>
@@ -9693,99 +10784,7 @@
           <w:color w:val="1F3A5F"/>
           <w:sz w:val="26"/>
         </w:rPr>
-        <w:t>17. I need to import records but the Franchise folder is gone</w:t>
-      </w:r>
-    </w:p>
-    <w:p>
-      <w:pPr>
-        <w:spacing w:after="80"/>
-        <w:ind w:left="340"/>
-      </w:pPr>
-      <w:r>
-        <w:rPr>
-          <w:rFonts w:ascii="Arial" w:hAnsi="Arial" w:cs="Arial" w:eastAsia="Arial"/>
-          <w:b/>
-          <w:color w:val="1F3A5F"/>
-          <w:sz w:val="21"/>
-        </w:rPr>
-        <w:t xml:space="preserve">1.  </w:t>
-      </w:r>
-      <w:r>
-        <w:rPr>
-          <w:rFonts w:ascii="Arial" w:hAnsi="Arial" w:cs="Arial" w:eastAsia="Arial"/>
-          <w:color w:val="000000"/>
-          <w:sz w:val="21"/>
-        </w:rPr>
-        <w:t>Open Import Records in the sidebar.</w:t>
-      </w:r>
-    </w:p>
-    <w:p>
-      <w:pPr>
-        <w:spacing w:after="80"/>
-        <w:ind w:left="340"/>
-      </w:pPr>
-      <w:r>
-        <w:rPr>
-          <w:rFonts w:ascii="Arial" w:hAnsi="Arial" w:cs="Arial" w:eastAsia="Arial"/>
-          <w:b/>
-          <w:color w:val="1F3A5F"/>
-          <w:sz w:val="21"/>
-        </w:rPr>
-        <w:t xml:space="preserve">2.  </w:t>
-      </w:r>
-      <w:r>
-        <w:rPr>
-          <w:rFonts w:ascii="Arial" w:hAnsi="Arial" w:cs="Arial" w:eastAsia="Arial"/>
-          <w:color w:val="000000"/>
-          <w:sz w:val="21"/>
-        </w:rPr>
-        <w:t>Choose the nightly backup ZIP file (PASADA_Backup_YYYY-MM-DD.zip). PASADA finds the .db inside automatically.</w:t>
-      </w:r>
-    </w:p>
-    <w:p>
-      <w:pPr>
-        <w:spacing w:after="80"/>
-        <w:ind w:left="340"/>
-      </w:pPr>
-      <w:r>
-        <w:rPr>
-          <w:rFonts w:ascii="Arial" w:hAnsi="Arial" w:cs="Arial" w:eastAsia="Arial"/>
-          <w:b/>
-          <w:color w:val="1F3A5F"/>
-          <w:sz w:val="21"/>
-        </w:rPr>
-        <w:t xml:space="preserve">3.  </w:t>
-      </w:r>
-      <w:r>
-        <w:rPr>
-          <w:rFonts w:ascii="Arial" w:hAnsi="Arial" w:cs="Arial" w:eastAsia="Arial"/>
-          <w:color w:val="000000"/>
-          <w:sz w:val="21"/>
-        </w:rPr>
-        <w:t>Leave Merge selected and click Import. Every record the current registry is missing is added; nothing already there is touched.</w:t>
-      </w:r>
-    </w:p>
-    <w:p>
-      <w:pPr>
-        <w:spacing w:after="80"/>
-        <w:ind w:left="340"/>
-      </w:pPr>
-      <w:r>
-        <w:rPr>
-          <w:rFonts w:ascii="Arial" w:hAnsi="Arial" w:cs="Arial" w:eastAsia="Arial"/>
-          <w:b/>
-          <w:color w:val="1F3A5F"/>
-          <w:sz w:val="21"/>
-        </w:rPr>
-        <w:t xml:space="preserve">4.  </w:t>
-      </w:r>
-      <w:r>
-        <w:rPr>
-          <w:rFonts w:ascii="Arial" w:hAnsi="Arial" w:cs="Arial" w:eastAsia="Arial"/>
-          <w:color w:val="000000"/>
-          <w:sz w:val="21"/>
-        </w:rPr>
-        <w:t>Check the totals on the Dashboard against what the office expects, and against a print of the old Excel masterlist if there is one.</w:t>
+        <w:t>16. My buttons for edit and delete are missing</w:t>
       </w:r>
     </w:p>
     <w:p>
@@ -9800,7 +10799,184 @@
           <w:color w:val="000000"/>
           <w:sz w:val="21"/>
         </w:rPr>
+        <w:t>That is the Viewer role working correctly. A Viewer account can look at everything but change nothing — it is meant for a second computer where people only read records. If you need to make changes on that computer, ask the admin to give you a Clerk account instead, and sign in with it.</w:t>
+      </w:r>
+    </w:p>
+    <w:p>
+      <w:pPr>
+        <w:spacing w:after="80" w:before="200"/>
+      </w:pPr>
+      <w:r>
+        <w:rPr>
+          <w:rFonts w:ascii="Arial" w:hAnsi="Arial" w:cs="Arial" w:eastAsia="Arial"/>
+          <w:b/>
+          <w:color w:val="1F3A5F"/>
+          <w:sz w:val="26"/>
+        </w:rPr>
+        <w:t>17. I need to import records but the Franchise folder is gone</w:t>
+      </w:r>
+    </w:p>
+    <w:p>
+      <w:pPr>
+        <w:spacing w:after="80"/>
+        <w:ind w:left="340"/>
+      </w:pPr>
+      <w:r>
+        <w:rPr>
+          <w:rFonts w:ascii="Arial" w:hAnsi="Arial" w:cs="Arial" w:eastAsia="Arial"/>
+          <w:b/>
+          <w:color w:val="1F3A5F"/>
+          <w:sz w:val="21"/>
+        </w:rPr>
+        <w:t xml:space="preserve">1.  </w:t>
+      </w:r>
+      <w:r>
+        <w:rPr>
+          <w:rFonts w:ascii="Arial" w:hAnsi="Arial" w:cs="Arial" w:eastAsia="Arial"/>
+          <w:color w:val="000000"/>
+          <w:sz w:val="21"/>
+        </w:rPr>
+        <w:t>Open Import Records in the sidebar.</w:t>
+      </w:r>
+    </w:p>
+    <w:p>
+      <w:pPr>
+        <w:spacing w:after="80"/>
+        <w:ind w:left="340"/>
+      </w:pPr>
+      <w:r>
+        <w:rPr>
+          <w:rFonts w:ascii="Arial" w:hAnsi="Arial" w:cs="Arial" w:eastAsia="Arial"/>
+          <w:b/>
+          <w:color w:val="1F3A5F"/>
+          <w:sz w:val="21"/>
+        </w:rPr>
+        <w:t xml:space="preserve">2.  </w:t>
+      </w:r>
+      <w:r>
+        <w:rPr>
+          <w:rFonts w:ascii="Arial" w:hAnsi="Arial" w:cs="Arial" w:eastAsia="Arial"/>
+          <w:color w:val="000000"/>
+          <w:sz w:val="21"/>
+        </w:rPr>
+        <w:t>Choose the nightly backup ZIP file (PASADA_Backup_YYYY-MM-DD.zip). PASADA finds the .db inside automatically.</w:t>
+      </w:r>
+    </w:p>
+    <w:p>
+      <w:pPr>
+        <w:spacing w:after="80"/>
+        <w:ind w:left="340"/>
+      </w:pPr>
+      <w:r>
+        <w:rPr>
+          <w:rFonts w:ascii="Arial" w:hAnsi="Arial" w:cs="Arial" w:eastAsia="Arial"/>
+          <w:b/>
+          <w:color w:val="1F3A5F"/>
+          <w:sz w:val="21"/>
+        </w:rPr>
+        <w:t xml:space="preserve">3.  </w:t>
+      </w:r>
+      <w:r>
+        <w:rPr>
+          <w:rFonts w:ascii="Arial" w:hAnsi="Arial" w:cs="Arial" w:eastAsia="Arial"/>
+          <w:color w:val="000000"/>
+          <w:sz w:val="21"/>
+        </w:rPr>
+        <w:t>Leave Merge selected and click Import. Every record the current registry is missing is added; nothing already there is touched.</w:t>
+      </w:r>
+    </w:p>
+    <w:p>
+      <w:pPr>
+        <w:spacing w:after="80"/>
+        <w:ind w:left="340"/>
+      </w:pPr>
+      <w:r>
+        <w:rPr>
+          <w:rFonts w:ascii="Arial" w:hAnsi="Arial" w:cs="Arial" w:eastAsia="Arial"/>
+          <w:b/>
+          <w:color w:val="1F3A5F"/>
+          <w:sz w:val="21"/>
+        </w:rPr>
+        <w:t xml:space="preserve">4.  </w:t>
+      </w:r>
+      <w:r>
+        <w:rPr>
+          <w:rFonts w:ascii="Arial" w:hAnsi="Arial" w:cs="Arial" w:eastAsia="Arial"/>
+          <w:color w:val="000000"/>
+          <w:sz w:val="21"/>
+        </w:rPr>
+        <w:t>Check the totals on the Dashboard against what the office expects, and against a print of the old Excel masterlist if there is one.</w:t>
+      </w:r>
+    </w:p>
+    <w:p>
+      <w:pPr>
+        <w:spacing w:after="120" w:before="0"/>
+      </w:pPr>
+      <w:r>
+        <w:rPr>
+          <w:rFonts w:ascii="Arial" w:hAnsi="Arial" w:cs="Arial" w:eastAsia="Arial"/>
+          <w:b w:val="0"/>
+          <w:i w:val="0"/>
+          <w:color w:val="000000"/>
+          <w:sz w:val="21"/>
+        </w:rPr>
         <w:t>A plain .db file works the same way. Both are admin-only imports; a clerk attempting one sees an access message instead.</w:t>
+      </w:r>
+    </w:p>
+    <w:p>
+      <w:pPr>
+        <w:spacing w:after="80" w:before="200"/>
+      </w:pPr>
+      <w:r>
+        <w:rPr>
+          <w:rFonts w:ascii="Arial" w:hAnsi="Arial" w:cs="Arial" w:eastAsia="Arial"/>
+          <w:b/>
+          <w:color w:val="1F3A5F"/>
+          <w:sz w:val="26"/>
+        </w:rPr>
+        <w:t>19. I changed someone's role and it did not take effect</w:t>
+      </w:r>
+    </w:p>
+    <w:p>
+      <w:pPr>
+        <w:pStyle w:val="ListBullet"/>
+        <w:spacing w:after="60"/>
+      </w:pPr>
+      <w:r>
+        <w:rPr>
+          <w:rFonts w:ascii="Arial" w:hAnsi="Arial" w:cs="Arial" w:eastAsia="Arial"/>
+          <w:color w:val="000000"/>
+          <w:sz w:val="21"/>
+        </w:rPr>
+        <w:t>Refreshing the list fixes a dropdown that jumped back after being rejected (for example, changing the role of your own row, which is disabled on purpose).</w:t>
+      </w:r>
+    </w:p>
+    <w:p>
+      <w:pPr>
+        <w:pStyle w:val="ListBullet"/>
+        <w:spacing w:after="60"/>
+      </w:pPr>
+      <w:r>
+        <w:rPr>
+          <w:rFonts w:ascii="Arial" w:hAnsi="Arial" w:cs="Arial" w:eastAsia="Arial"/>
+          <w:color w:val="000000"/>
+          <w:sz w:val="21"/>
+        </w:rPr>
+        <w:t>A demotion that would remove the office's last active Admin is refused; promote or create another Admin first, then demote.</w:t>
+      </w:r>
+    </w:p>
+    <w:p>
+      <w:pPr>
+        <w:pStyle w:val="ListBullet"/>
+        <w:spacing w:after="60"/>
+      </w:pPr>
+      <w:r>
+        <w:rPr>
+          <w:rFonts w:ascii="Arial" w:hAnsi="Arial" w:cs="Arial" w:eastAsia="Arial"/>
+          <w:color w:val="000000"/>
+          <w:sz w:val="21"/>
+        </w:rPr>
+        <w:t>Role changes reach the other computers within seconds; a computer that is offline applies the change the moment it reconnects.</w:t>
       </w:r>
     </w:p>
     <w:p>
@@ -12357,6 +13533,70 @@
                 <w:sz w:val="20"/>
               </w:rPr>
               <w:t>An account switched off by the admin. It cannot sign in anywhere, but its records and history are kept. Reactivating restores sign-in.</w:t>
+            </w:r>
+          </w:p>
+        </w:tc>
+      </w:tr>
+      <w:tr>
+        <w:tc>
+          <w:tcPr>
+            <w:tcW w:type="dxa" w:w="4677"/>
+          </w:tcPr>
+          <w:p>
+            <w:r>
+              <w:rPr>
+                <w:rFonts w:ascii="Arial" w:hAnsi="Arial" w:cs="Arial" w:eastAsia="Arial"/>
+                <w:color w:val="000000"/>
+                <w:sz w:val="20"/>
+              </w:rPr>
+              <w:t>Role</w:t>
+            </w:r>
+          </w:p>
+        </w:tc>
+        <w:tc>
+          <w:tcPr>
+            <w:tcW w:type="dxa" w:w="4677"/>
+          </w:tcPr>
+          <w:p>
+            <w:r>
+              <w:rPr>
+                <w:rFonts w:ascii="Arial" w:hAnsi="Arial" w:cs="Arial" w:eastAsia="Arial"/>
+                <w:color w:val="000000"/>
+                <w:sz w:val="20"/>
+              </w:rPr>
+              <w:t>What an account may do: Clerk creates and edits records; Admin does everything a clerk can, plus accounts and approvals; Viewer can look and print only.</w:t>
+            </w:r>
+          </w:p>
+        </w:tc>
+      </w:tr>
+      <w:tr>
+        <w:tc>
+          <w:tcPr>
+            <w:tcW w:type="dxa" w:w="4677"/>
+          </w:tcPr>
+          <w:p>
+            <w:r>
+              <w:rPr>
+                <w:rFonts w:ascii="Arial" w:hAnsi="Arial" w:cs="Arial" w:eastAsia="Arial"/>
+                <w:color w:val="000000"/>
+                <w:sz w:val="20"/>
+              </w:rPr>
+              <w:t>Undo an edit</w:t>
+            </w:r>
+          </w:p>
+        </w:tc>
+        <w:tc>
+          <w:tcPr>
+            <w:tcW w:type="dxa" w:w="4677"/>
+          </w:tcPr>
+          <w:p>
+            <w:r>
+              <w:rPr>
+                <w:rFonts w:ascii="Arial" w:hAnsi="Arial" w:cs="Arial" w:eastAsia="Arial"/>
+                <w:color w:val="000000"/>
+                <w:sz w:val="20"/>
+              </w:rPr>
+              <w:t>One click that puts a record back to exactly the values it had before a given edit. Offered right after saving and inside the record's History dialog.</w:t>
             </w:r>
           </w:p>
         </w:tc>
